--- a/report/report_template.docx
+++ b/report/report_template.docx
@@ -479,7 +479,7 @@
           <w:sz w:val="20"/>
           <w:szCs w:val="20"/>
         </w:rPr>
-        <w:t xml:space="preserve">[ State what this assignment sets out to build and evaluate ]</w:t>
+        <w:t xml:space="preserve">[ State what this assignment sets out to build and evaluate: a statistical HMM POS tagger and a PCFG parser trained on the Penn Treebank, tested on 150 Daily Mirror sentences ]</w:t>
       </w:r>
     </w:p>
     <w:p>
@@ -515,7 +515,7 @@
           <w:sz w:val="20"/>
           <w:szCs w:val="20"/>
         </w:rPr>
-        <w:t xml:space="preserve">[ Note what is and is not covered (e.g. tagging accuracy on 150 news sentences) ]</w:t>
+        <w:t xml:space="preserve">[ Note what is and is not covered: tagging accuracy on 150 news sentences is the main evaluation; full parse-tree (PARSEVAL) evaluation is not performed ]</w:t>
       </w:r>
     </w:p>
     <w:p>
@@ -560,7 +560,7 @@
           <w:sz w:val="20"/>
           <w:szCs w:val="20"/>
         </w:rPr>
-        <w:t xml:space="preserve">[ Describe the corpus and state that the NLTK Penn Treebank labeled dataset was used, as instructed ]</w:t>
+        <w:t xml:space="preserve">[ Describe the corpus and state that the NLTK Penn Treebank labeled dataset was used, as instructed in the brief ]</w:t>
       </w:r>
     </w:p>
     <w:p>
@@ -596,7 +596,7 @@
           <w:sz w:val="20"/>
           <w:szCs w:val="20"/>
         </w:rPr>
-        <w:t xml:space="preserve">[ Fill in the statistics your notebook prints in Section 1.3 ]</w:t>
+        <w:t xml:space="preserve">[ These values are taken from the notebook (Section 1.3) ]</w:t>
       </w:r>
     </w:p>
     <w:tbl>
@@ -704,7 +704,7 @@
                 <w:sz w:val="20"/>
                 <w:szCs w:val="20"/>
               </w:rPr>
-              <w:t xml:space="preserve"/>
+              <w:t xml:space="preserve">3,914</w:t>
             </w:r>
           </w:p>
         </w:tc>
@@ -750,7 +750,7 @@
                 <w:sz w:val="20"/>
                 <w:szCs w:val="20"/>
               </w:rPr>
-              <w:t xml:space="preserve"/>
+              <w:t xml:space="preserve">100,676</w:t>
             </w:r>
           </w:p>
         </w:tc>
@@ -796,7 +796,7 @@
                 <w:sz w:val="20"/>
                 <w:szCs w:val="20"/>
               </w:rPr>
-              <w:t xml:space="preserve"/>
+              <w:t xml:space="preserve">11,387</w:t>
             </w:r>
           </w:p>
         </w:tc>
@@ -842,7 +842,7 @@
                 <w:sz w:val="20"/>
                 <w:szCs w:val="20"/>
               </w:rPr>
-              <w:t xml:space="preserve"/>
+              <w:t xml:space="preserve">46</w:t>
             </w:r>
           </w:p>
         </w:tc>
@@ -888,7 +888,7 @@
                 <w:sz w:val="20"/>
                 <w:szCs w:val="20"/>
               </w:rPr>
-              <w:t xml:space="preserve"/>
+              <w:t xml:space="preserve">25.7 words</w:t>
             </w:r>
           </w:p>
         </w:tc>
@@ -936,7 +936,7 @@
           <w:sz w:val="20"/>
           <w:szCs w:val="20"/>
         </w:rPr>
-        <w:t xml:space="preserve">[ Explain the Hidden Markov Model in your own words ]</w:t>
+        <w:t xml:space="preserve">[ Explain the Hidden Markov Model in your own words: hidden tag states, observed words ]</w:t>
       </w:r>
     </w:p>
     <w:p>
@@ -972,7 +972,7 @@
           <w:sz w:val="20"/>
           <w:szCs w:val="20"/>
         </w:rPr>
-        <w:t xml:space="preserve">[ Define both, with the counting/MLE idea ]</w:t>
+        <w:t xml:space="preserve">[ Define both, with the counting / maximum likelihood estimation idea ]</w:t>
       </w:r>
     </w:p>
     <w:p>
@@ -1008,7 +1008,7 @@
           <w:sz w:val="20"/>
           <w:szCs w:val="20"/>
         </w:rPr>
-        <w:t xml:space="preserve">[ Explain how the best tag sequence is found ]</w:t>
+        <w:t xml:space="preserve">[ Explain how the most probable tag sequence is found efficiently in log-space ]</w:t>
       </w:r>
     </w:p>
     <w:p>
@@ -1044,7 +1044,7 @@
           <w:sz w:val="20"/>
           <w:szCs w:val="20"/>
         </w:rPr>
-        <w:t xml:space="preserve">[ Explain probabilistic context-free grammars and how rule probabilities are obtained ]</w:t>
+        <w:t xml:space="preserve">[ Explain probabilistic context-free grammars and how rule probabilities are obtained by counting the treebank trees ]</w:t>
       </w:r>
     </w:p>
     <w:p>
@@ -1080,7 +1080,7 @@
           <w:sz w:val="20"/>
           <w:szCs w:val="20"/>
         </w:rPr>
-        <w:t xml:space="preserve">[ Explain why CNF is needed and how CKY parses ]</w:t>
+        <w:t xml:space="preserve">[ Explain why CNF (binary rules) is needed and how the CKY / Viterbi parser builds trees bottom-up ]</w:t>
       </w:r>
     </w:p>
     <w:p>
@@ -1116,7 +1116,7 @@
           <w:sz w:val="20"/>
           <w:szCs w:val="20"/>
         </w:rPr>
-        <w:t xml:space="preserve">[ Explain the zero-probability problem and your strategy for unseen words ]</w:t>
+        <w:t xml:space="preserve">[ Explain the zero-probability problem (add-one smoothing) and your unknown-word strategy: a suffix-to-tag distribution learned from rare training words, plus orthographic cues (capitalisation to NNP, digits to CD). Mention the on/off switch used for the ablation study ]</w:t>
       </w:r>
     </w:p>
     <w:p>
@@ -1161,7 +1161,7 @@
           <w:sz w:val="20"/>
           <w:szCs w:val="20"/>
         </w:rPr>
-        <w:t xml:space="preserve">[ List Python, NLTK, scikit-learn, matplotlib and versions if relevant ]</w:t>
+        <w:t xml:space="preserve">[ List Python 3, NLTK (corpus + tokenizer), scikit-learn (metrics), and matplotlib (figures) ]</w:t>
       </w:r>
     </w:p>
     <w:p>
@@ -1197,7 +1197,7 @@
           <w:sz w:val="20"/>
           <w:szCs w:val="20"/>
         </w:rPr>
-        <w:t xml:space="preserve">[ Describe how you built the tagger in the notebook ]</w:t>
+        <w:t xml:space="preserve">[ Describe building the transition and emission tables, add-one smoothing, the learned suffix model, and the Viterbi decoder ]</w:t>
       </w:r>
     </w:p>
     <w:p>
@@ -1233,7 +1233,7 @@
           <w:sz w:val="20"/>
           <w:szCs w:val="20"/>
         </w:rPr>
-        <w:t xml:space="preserve">[ Describe rule extraction, CNF conversion and induction ]</w:t>
+        <w:t xml:space="preserve">[ Describe production extraction from trees, function-tag stripping, CNF conversion, and PCFG induction ]</w:t>
       </w:r>
     </w:p>
     <w:p>
@@ -1269,7 +1269,7 @@
           <w:sz w:val="20"/>
           <w:szCs w:val="20"/>
         </w:rPr>
-        <w:t xml:space="preserve">[ Describe how the trained model was applied to the news sentences ]</w:t>
+        <w:t xml:space="preserve">[ Describe how the trained model was applied to the news sentences and aligned with the gold tags ]</w:t>
       </w:r>
     </w:p>
     <w:p>
@@ -1314,7 +1314,7 @@
           <w:sz w:val="20"/>
           <w:szCs w:val="20"/>
         </w:rPr>
-        <w:t xml:space="preserve">[ State where the 150 sentences came from and how they were selected ]</w:t>
+        <w:t xml:space="preserve">[ State that 150 sentences were collected from dailymirror.lk across four sections: business (40), politics (40), sport (40) and local (30) ]</w:t>
       </w:r>
     </w:p>
     <w:p>
@@ -1350,7 +1350,7 @@
           <w:sz w:val="20"/>
           <w:szCs w:val="20"/>
         </w:rPr>
-        <w:t xml:space="preserve">[ Explain the Penn Treebank tokenization applied ]</w:t>
+        <w:t xml:space="preserve">[ Explain the Penn Treebank tokenization applied (splitting punctuation, contractions and possessives) ]</w:t>
       </w:r>
     </w:p>
     <w:p>
@@ -1386,7 +1386,7 @@
           <w:sz w:val="20"/>
           <w:szCs w:val="20"/>
         </w:rPr>
-        <w:t xml:space="preserve">[ Describe how you hand-tagged and any hard cases you resolved ]</w:t>
+        <w:t xml:space="preserve">[ Describe how you hand-tagged using the 36-tag PTB set and any hard cases you resolved (e.g. VBD vs VBN, NN vs NNP) ]</w:t>
       </w:r>
     </w:p>
     <w:p>
@@ -1431,7 +1431,7 @@
           <w:sz w:val="20"/>
           <w:szCs w:val="20"/>
         </w:rPr>
-        <w:t xml:space="preserve">[ Explain how predictions were compared to your gold tags ]</w:t>
+        <w:t xml:space="preserve">[ Explain that predictions were compared to the gold tags token-by-token, reporting per-token accuracy, a stricter sentence-level accuracy, a most-frequent-tag baseline, an ablation study, per-section accuracy, per-tag metrics, a confusion matrix and an OOV analysis ]</w:t>
       </w:r>
     </w:p>
     <w:p>
@@ -1538,7 +1538,7 @@
                 <w:sz w:val="20"/>
                 <w:szCs w:val="20"/>
               </w:rPr>
-              <w:t xml:space="preserve">Baseline accuracy (most-frequent tag)</w:t>
+              <w:t xml:space="preserve">Per-token (word-level) accuracy</w:t>
             </w:r>
           </w:p>
         </w:tc>
@@ -1560,7 +1560,7 @@
                 <w:sz w:val="20"/>
                 <w:szCs w:val="20"/>
               </w:rPr>
-              <w:t xml:space="preserve"/>
+              <w:t xml:space="preserve">83.52%  (2047 / 2451)</w:t>
             </w:r>
           </w:p>
         </w:tc>
@@ -1584,7 +1584,7 @@
                 <w:sz w:val="20"/>
                 <w:szCs w:val="20"/>
               </w:rPr>
-              <w:t xml:space="preserve">Model tagging accuracy</w:t>
+              <w:t xml:space="preserve">Sentence-level accuracy</w:t>
             </w:r>
           </w:p>
         </w:tc>
@@ -1606,7 +1606,7 @@
                 <w:sz w:val="20"/>
                 <w:szCs w:val="20"/>
               </w:rPr>
-              <w:t xml:space="preserve"/>
+              <w:t xml:space="preserve">9.33%  (14 / 150 fully correct)</w:t>
             </w:r>
           </w:p>
         </w:tc>
@@ -1630,7 +1630,7 @@
                 <w:sz w:val="20"/>
                 <w:szCs w:val="20"/>
               </w:rPr>
-              <w:t xml:space="preserve">Total tokens evaluated</w:t>
+              <w:t xml:space="preserve">Baseline accuracy (most-frequent tag)</w:t>
             </w:r>
           </w:p>
         </w:tc>
@@ -1652,7 +1652,7 @@
                 <w:sz w:val="20"/>
                 <w:szCs w:val="20"/>
               </w:rPr>
-              <w:t xml:space="preserve"/>
+              <w:t xml:space="preserve">79.89%</w:t>
             </w:r>
           </w:p>
         </w:tc>
@@ -1676,6 +1676,52 @@
                 <w:sz w:val="20"/>
                 <w:szCs w:val="20"/>
               </w:rPr>
+              <w:t xml:space="preserve">Total tokens evaluated</w:t>
+            </w:r>
+          </w:p>
+        </w:tc>
+        <w:tc>
+          <w:tcPr>
+            <w:tcW w:type="dxa" w:w="3000"/>
+            <w:tcMar>
+              <w:top w:type="dxa" w:w="60"/>
+              <w:left w:type="dxa" w:w="100"/>
+              <w:bottom w:type="dxa" w:w="60"/>
+              <w:right w:type="dxa" w:w="100"/>
+            </w:tcMar>
+          </w:tcPr>
+          <w:p>
+            <w:r>
+              <w:rPr>
+                <w:b w:val="false"/>
+                <w:bCs w:val="false"/>
+                <w:sz w:val="20"/>
+                <w:szCs w:val="20"/>
+              </w:rPr>
+              <w:t xml:space="preserve">2,451</w:t>
+            </w:r>
+          </w:p>
+        </w:tc>
+      </w:tr>
+      <w:tr>
+        <w:tc>
+          <w:tcPr>
+            <w:tcW w:type="dxa" w:w="5400"/>
+            <w:tcMar>
+              <w:top w:type="dxa" w:w="60"/>
+              <w:left w:type="dxa" w:w="100"/>
+              <w:bottom w:type="dxa" w:w="60"/>
+              <w:right w:type="dxa" w:w="100"/>
+            </w:tcMar>
+          </w:tcPr>
+          <w:p>
+            <w:r>
+              <w:rPr>
+                <w:b w:val="false"/>
+                <w:bCs w:val="false"/>
+                <w:sz w:val="20"/>
+                <w:szCs w:val="20"/>
+              </w:rPr>
               <w:t xml:space="preserve">OOV rate</w:t>
             </w:r>
           </w:p>
@@ -1698,33 +1744,12 @@
                 <w:sz w:val="20"/>
                 <w:szCs w:val="20"/>
               </w:rPr>
-              <w:t xml:space="preserve"/>
+              <w:t xml:space="preserve">13.71%  (336 / 2451)</w:t>
             </w:r>
           </w:p>
         </w:tc>
       </w:tr>
     </w:tbl>
-    <w:p>
-      <w:pPr>
-        <w:spacing w:after="120"/>
-      </w:pPr>
-      <w:r>
-        <w:rPr>
-          <w:sz w:val="22"/>
-          <w:szCs w:val="22"/>
-        </w:rPr>
-        <w:t xml:space="preserve"/>
-      </w:r>
-    </w:p>
-    <w:p>
-      <w:pPr>
-        <w:pStyle w:val="Heading2"/>
-        <w:spacing w:after="100" w:before="200"/>
-      </w:pPr>
-      <w:r>
-        <w:t xml:space="preserve">6.3 Per-Tag Precision, Recall and F1</w:t>
-      </w:r>
-    </w:p>
     <w:p>
       <w:pPr>
         <w:spacing w:after="160"/>
@@ -1737,7 +1762,43 @@
           <w:sz w:val="20"/>
           <w:szCs w:val="20"/>
         </w:rPr>
-        <w:t xml:space="preserve">[ Paste the per-tag scores from your notebook; add rows as needed ]</w:t>
+        <w:t xml:space="preserve">[ Sentence-level accuracy is the proportion of sentences tagged with no errors at all; it is much lower than per-token accuracy because a single wrong word fails the whole sentence. Add a sentence interpreting these numbers ]</w:t>
+      </w:r>
+    </w:p>
+    <w:p>
+      <w:pPr>
+        <w:spacing w:after="120"/>
+      </w:pPr>
+      <w:r>
+        <w:rPr>
+          <w:sz w:val="22"/>
+          <w:szCs w:val="22"/>
+        </w:rPr>
+        <w:t xml:space="preserve"/>
+      </w:r>
+    </w:p>
+    <w:p>
+      <w:pPr>
+        <w:pStyle w:val="Heading2"/>
+        <w:spacing w:after="100" w:before="200"/>
+      </w:pPr>
+      <w:r>
+        <w:t xml:space="preserve">6.3 Model Comparison (Ablation Study)</w:t>
+      </w:r>
+    </w:p>
+    <w:p>
+      <w:pPr>
+        <w:spacing w:after="160"/>
+      </w:pPr>
+      <w:r>
+        <w:rPr>
+          <w:i/>
+          <w:iCs/>
+          <w:color w:val="7F7F7F"/>
+          <w:sz w:val="20"/>
+          <w:szCs w:val="20"/>
+        </w:rPr>
+        <w:t xml:space="preserve">[ This ablation isolates the contribution of context (Viterbi) and of the unknown-word mechanism ]</w:t>
       </w:r>
     </w:p>
     <w:tbl>
@@ -1753,16 +1814,13 @@
         </w:tblBorders>
       </w:tblPr>
       <w:tblGrid>
-        <w:gridCol w:w="1680"/>
-        <w:gridCol w:w="1680"/>
-        <w:gridCol w:w="1680"/>
-        <w:gridCol w:w="1680"/>
-        <w:gridCol w:w="1680"/>
+        <w:gridCol w:w="5400"/>
+        <w:gridCol w:w="3000"/>
       </w:tblGrid>
       <w:tr>
         <w:tc>
           <w:tcPr>
-            <w:tcW w:type="dxa" w:w="1680"/>
+            <w:tcW w:type="dxa" w:w="5400"/>
             <w:shd w:fill="E7EEEC" w:val="clear"/>
             <w:tcMar>
               <w:top w:type="dxa" w:w="60"/>
@@ -1779,13 +1837,13 @@
                 <w:sz w:val="20"/>
                 <w:szCs w:val="20"/>
               </w:rPr>
-              <w:t xml:space="preserve">POS Tag</w:t>
-            </w:r>
-          </w:p>
-        </w:tc>
-        <w:tc>
-          <w:tcPr>
-            <w:tcW w:type="dxa" w:w="1680"/>
+              <w:t xml:space="preserve">Configuration</w:t>
+            </w:r>
+          </w:p>
+        </w:tc>
+        <w:tc>
+          <w:tcPr>
+            <w:tcW w:type="dxa" w:w="3000"/>
             <w:shd w:fill="E7EEEC" w:val="clear"/>
             <w:tcMar>
               <w:top w:type="dxa" w:w="60"/>
@@ -1802,13 +1860,345 @@
                 <w:sz w:val="20"/>
                 <w:szCs w:val="20"/>
               </w:rPr>
-              <w:t xml:space="preserve">Precision</w:t>
-            </w:r>
-          </w:p>
-        </w:tc>
-        <w:tc>
-          <w:tcPr>
-            <w:tcW w:type="dxa" w:w="1680"/>
+              <w:t xml:space="preserve">Accuracy</w:t>
+            </w:r>
+          </w:p>
+        </w:tc>
+      </w:tr>
+      <w:tr>
+        <w:tc>
+          <w:tcPr>
+            <w:tcW w:type="dxa" w:w="5400"/>
+            <w:tcMar>
+              <w:top w:type="dxa" w:w="60"/>
+              <w:left w:type="dxa" w:w="100"/>
+              <w:bottom w:type="dxa" w:w="60"/>
+              <w:right w:type="dxa" w:w="100"/>
+            </w:tcMar>
+          </w:tcPr>
+          <w:p>
+            <w:r>
+              <w:rPr>
+                <w:b w:val="false"/>
+                <w:bCs w:val="false"/>
+                <w:sz w:val="20"/>
+                <w:szCs w:val="20"/>
+              </w:rPr>
+              <w:t xml:space="preserve">1. Baseline (most-frequent tag)</w:t>
+            </w:r>
+          </w:p>
+        </w:tc>
+        <w:tc>
+          <w:tcPr>
+            <w:tcW w:type="dxa" w:w="3000"/>
+            <w:tcMar>
+              <w:top w:type="dxa" w:w="60"/>
+              <w:left w:type="dxa" w:w="100"/>
+              <w:bottom w:type="dxa" w:w="60"/>
+              <w:right w:type="dxa" w:w="100"/>
+            </w:tcMar>
+          </w:tcPr>
+          <w:p>
+            <w:r>
+              <w:rPr>
+                <w:b w:val="false"/>
+                <w:bCs w:val="false"/>
+                <w:sz w:val="20"/>
+                <w:szCs w:val="20"/>
+              </w:rPr>
+              <w:t xml:space="preserve">79.89%</w:t>
+            </w:r>
+          </w:p>
+        </w:tc>
+      </w:tr>
+      <w:tr>
+        <w:tc>
+          <w:tcPr>
+            <w:tcW w:type="dxa" w:w="5400"/>
+            <w:tcMar>
+              <w:top w:type="dxa" w:w="60"/>
+              <w:left w:type="dxa" w:w="100"/>
+              <w:bottom w:type="dxa" w:w="60"/>
+              <w:right w:type="dxa" w:w="100"/>
+            </w:tcMar>
+          </w:tcPr>
+          <w:p>
+            <w:r>
+              <w:rPr>
+                <w:b w:val="false"/>
+                <w:bCs w:val="false"/>
+                <w:sz w:val="20"/>
+                <w:szCs w:val="20"/>
+              </w:rPr>
+              <w:t xml:space="preserve">2. HMM + Viterbi (clues off)</w:t>
+            </w:r>
+          </w:p>
+        </w:tc>
+        <w:tc>
+          <w:tcPr>
+            <w:tcW w:type="dxa" w:w="3000"/>
+            <w:tcMar>
+              <w:top w:type="dxa" w:w="60"/>
+              <w:left w:type="dxa" w:w="100"/>
+              <w:bottom w:type="dxa" w:w="60"/>
+              <w:right w:type="dxa" w:w="100"/>
+            </w:tcMar>
+          </w:tcPr>
+          <w:p>
+            <w:r>
+              <w:rPr>
+                <w:b w:val="false"/>
+                <w:bCs w:val="false"/>
+                <w:sz w:val="20"/>
+                <w:szCs w:val="20"/>
+              </w:rPr>
+              <w:t xml:space="preserve">75.68%</w:t>
+            </w:r>
+          </w:p>
+        </w:tc>
+      </w:tr>
+      <w:tr>
+        <w:tc>
+          <w:tcPr>
+            <w:tcW w:type="dxa" w:w="5400"/>
+            <w:tcMar>
+              <w:top w:type="dxa" w:w="60"/>
+              <w:left w:type="dxa" w:w="100"/>
+              <w:bottom w:type="dxa" w:w="60"/>
+              <w:right w:type="dxa" w:w="100"/>
+            </w:tcMar>
+          </w:tcPr>
+          <w:p>
+            <w:r>
+              <w:rPr>
+                <w:b w:val="false"/>
+                <w:bCs w:val="false"/>
+                <w:sz w:val="20"/>
+                <w:szCs w:val="20"/>
+              </w:rPr>
+              <w:t xml:space="preserve">3. Full model (clues on)</w:t>
+            </w:r>
+          </w:p>
+        </w:tc>
+        <w:tc>
+          <w:tcPr>
+            <w:tcW w:type="dxa" w:w="3000"/>
+            <w:tcMar>
+              <w:top w:type="dxa" w:w="60"/>
+              <w:left w:type="dxa" w:w="100"/>
+              <w:bottom w:type="dxa" w:w="60"/>
+              <w:right w:type="dxa" w:w="100"/>
+            </w:tcMar>
+          </w:tcPr>
+          <w:p>
+            <w:r>
+              <w:rPr>
+                <w:b w:val="false"/>
+                <w:bCs w:val="false"/>
+                <w:sz w:val="20"/>
+                <w:szCs w:val="20"/>
+              </w:rPr>
+              <w:t xml:space="preserve">83.52%</w:t>
+            </w:r>
+          </w:p>
+        </w:tc>
+      </w:tr>
+      <w:tr>
+        <w:tc>
+          <w:tcPr>
+            <w:tcW w:type="dxa" w:w="5400"/>
+            <w:tcMar>
+              <w:top w:type="dxa" w:w="60"/>
+              <w:left w:type="dxa" w:w="100"/>
+              <w:bottom w:type="dxa" w:w="60"/>
+              <w:right w:type="dxa" w:w="100"/>
+            </w:tcMar>
+          </w:tcPr>
+          <w:p>
+            <w:r>
+              <w:rPr>
+                <w:b w:val="false"/>
+                <w:bCs w:val="false"/>
+                <w:sz w:val="20"/>
+                <w:szCs w:val="20"/>
+              </w:rPr>
+              <w:t xml:space="preserve">Context gain (1 → 2)</w:t>
+            </w:r>
+          </w:p>
+        </w:tc>
+        <w:tc>
+          <w:tcPr>
+            <w:tcW w:type="dxa" w:w="3000"/>
+            <w:tcMar>
+              <w:top w:type="dxa" w:w="60"/>
+              <w:left w:type="dxa" w:w="100"/>
+              <w:bottom w:type="dxa" w:w="60"/>
+              <w:right w:type="dxa" w:w="100"/>
+            </w:tcMar>
+          </w:tcPr>
+          <w:p>
+            <w:r>
+              <w:rPr>
+                <w:b w:val="false"/>
+                <w:bCs w:val="false"/>
+                <w:sz w:val="20"/>
+                <w:szCs w:val="20"/>
+              </w:rPr>
+              <w:t xml:space="preserve">−4.20%</w:t>
+            </w:r>
+          </w:p>
+        </w:tc>
+      </w:tr>
+      <w:tr>
+        <w:tc>
+          <w:tcPr>
+            <w:tcW w:type="dxa" w:w="5400"/>
+            <w:tcMar>
+              <w:top w:type="dxa" w:w="60"/>
+              <w:left w:type="dxa" w:w="100"/>
+              <w:bottom w:type="dxa" w:w="60"/>
+              <w:right w:type="dxa" w:w="100"/>
+            </w:tcMar>
+          </w:tcPr>
+          <w:p>
+            <w:r>
+              <w:rPr>
+                <w:b w:val="false"/>
+                <w:bCs w:val="false"/>
+                <w:sz w:val="20"/>
+                <w:szCs w:val="20"/>
+              </w:rPr>
+              <w:t xml:space="preserve">Unknown-word gain (2 → 3)</w:t>
+            </w:r>
+          </w:p>
+        </w:tc>
+        <w:tc>
+          <w:tcPr>
+            <w:tcW w:type="dxa" w:w="3000"/>
+            <w:tcMar>
+              <w:top w:type="dxa" w:w="60"/>
+              <w:left w:type="dxa" w:w="100"/>
+              <w:bottom w:type="dxa" w:w="60"/>
+              <w:right w:type="dxa" w:w="100"/>
+            </w:tcMar>
+          </w:tcPr>
+          <w:p>
+            <w:r>
+              <w:rPr>
+                <w:b w:val="false"/>
+                <w:bCs w:val="false"/>
+                <w:sz w:val="20"/>
+                <w:szCs w:val="20"/>
+              </w:rPr>
+              <w:t xml:space="preserve">+7.83%</w:t>
+            </w:r>
+          </w:p>
+        </w:tc>
+      </w:tr>
+      <w:tr>
+        <w:tc>
+          <w:tcPr>
+            <w:tcW w:type="dxa" w:w="5400"/>
+            <w:tcMar>
+              <w:top w:type="dxa" w:w="60"/>
+              <w:left w:type="dxa" w:w="100"/>
+              <w:bottom w:type="dxa" w:w="60"/>
+              <w:right w:type="dxa" w:w="100"/>
+            </w:tcMar>
+          </w:tcPr>
+          <w:p>
+            <w:r>
+              <w:rPr>
+                <w:b w:val="false"/>
+                <w:bCs w:val="false"/>
+                <w:sz w:val="20"/>
+                <w:szCs w:val="20"/>
+              </w:rPr>
+              <w:t xml:space="preserve">Total gain (1 → 3)</w:t>
+            </w:r>
+          </w:p>
+        </w:tc>
+        <w:tc>
+          <w:tcPr>
+            <w:tcW w:type="dxa" w:w="3000"/>
+            <w:tcMar>
+              <w:top w:type="dxa" w:w="60"/>
+              <w:left w:type="dxa" w:w="100"/>
+              <w:bottom w:type="dxa" w:w="60"/>
+              <w:right w:type="dxa" w:w="100"/>
+            </w:tcMar>
+          </w:tcPr>
+          <w:p>
+            <w:r>
+              <w:rPr>
+                <w:b w:val="false"/>
+                <w:bCs w:val="false"/>
+                <w:sz w:val="20"/>
+                <w:szCs w:val="20"/>
+              </w:rPr>
+              <w:t xml:space="preserve">+3.63%</w:t>
+            </w:r>
+          </w:p>
+        </w:tc>
+      </w:tr>
+    </w:tbl>
+    <w:p>
+      <w:pPr>
+        <w:spacing w:after="160"/>
+      </w:pPr>
+      <w:r>
+        <w:rPr>
+          <w:i/>
+          <w:iCs/>
+          <w:color w:val="7F7F7F"/>
+          <w:sz w:val="20"/>
+          <w:szCs w:val="20"/>
+        </w:rPr>
+        <w:t xml:space="preserve">[ Note the key finding: the HMM without clues fell below the baseline, and the unknown-word mechanism produced the largest single gain. Add your explanation ]</w:t>
+      </w:r>
+    </w:p>
+    <w:p>
+      <w:pPr>
+        <w:spacing w:after="120"/>
+      </w:pPr>
+      <w:r>
+        <w:rPr>
+          <w:sz w:val="22"/>
+          <w:szCs w:val="22"/>
+        </w:rPr>
+        <w:t xml:space="preserve"/>
+      </w:r>
+    </w:p>
+    <w:p>
+      <w:pPr>
+        <w:pStyle w:val="Heading2"/>
+        <w:spacing w:after="100" w:before="200"/>
+      </w:pPr>
+      <w:r>
+        <w:t xml:space="preserve">6.4 Per-Section Accuracy</w:t>
+      </w:r>
+    </w:p>
+    <w:tbl>
+      <w:tblPr>
+        <w:tblW w:type="dxa" w:w="8400"/>
+        <w:tblBorders>
+          <w:top w:val="single" w:color="BFBFBF" w:sz="4"/>
+          <w:left w:val="single" w:color="BFBFBF" w:sz="4"/>
+          <w:bottom w:val="single" w:color="BFBFBF" w:sz="4"/>
+          <w:right w:val="single" w:color="BFBFBF" w:sz="4"/>
+          <w:insideH w:val="single" w:color="BFBFBF" w:sz="4"/>
+          <w:insideV w:val="single" w:color="BFBFBF" w:sz="4"/>
+        </w:tblBorders>
+      </w:tblPr>
+      <w:tblGrid>
+        <w:gridCol w:w="3200"/>
+        <w:gridCol w:w="2600"/>
+        <w:gridCol w:w="2600"/>
+      </w:tblGrid>
+      <w:tr>
+        <w:tc>
+          <w:tcPr>
+            <w:tcW w:type="dxa" w:w="3200"/>
             <w:shd w:fill="E7EEEC" w:val="clear"/>
             <w:tcMar>
               <w:top w:type="dxa" w:w="60"/>
@@ -1825,13 +2215,13 @@
                 <w:sz w:val="20"/>
                 <w:szCs w:val="20"/>
               </w:rPr>
-              <w:t xml:space="preserve">Recall</w:t>
-            </w:r>
-          </w:p>
-        </w:tc>
-        <w:tc>
-          <w:tcPr>
-            <w:tcW w:type="dxa" w:w="1680"/>
+              <w:t xml:space="preserve">Section</w:t>
+            </w:r>
+          </w:p>
+        </w:tc>
+        <w:tc>
+          <w:tcPr>
+            <w:tcW w:type="dxa" w:w="2600"/>
             <w:shd w:fill="E7EEEC" w:val="clear"/>
             <w:tcMar>
               <w:top w:type="dxa" w:w="60"/>
@@ -1841,6 +2231,9 @@
             </w:tcMar>
           </w:tcPr>
           <w:p>
+            <w:pPr>
+              <w:jc w:val="right"/>
+            </w:pPr>
             <w:r>
               <w:rPr>
                 <w:b/>
@@ -1848,13 +2241,13 @@
                 <w:sz w:val="20"/>
                 <w:szCs w:val="20"/>
               </w:rPr>
-              <w:t xml:space="preserve">F1</w:t>
-            </w:r>
-          </w:p>
-        </w:tc>
-        <w:tc>
-          <w:tcPr>
-            <w:tcW w:type="dxa" w:w="1680"/>
+              <w:t xml:space="preserve">Accuracy</w:t>
+            </w:r>
+          </w:p>
+        </w:tc>
+        <w:tc>
+          <w:tcPr>
+            <w:tcW w:type="dxa" w:w="2600"/>
             <w:shd w:fill="E7EEEC" w:val="clear"/>
             <w:tcMar>
               <w:top w:type="dxa" w:w="60"/>
@@ -1864,6 +2257,9 @@
             </w:tcMar>
           </w:tcPr>
           <w:p>
+            <w:pPr>
+              <w:jc w:val="right"/>
+            </w:pPr>
             <w:r>
               <w:rPr>
                 <w:b/>
@@ -1871,7 +2267,7 @@
                 <w:sz w:val="20"/>
                 <w:szCs w:val="20"/>
               </w:rPr>
-              <w:t xml:space="preserve">Support</w:t>
+              <w:t xml:space="preserve">Correct / Total</w:t>
             </w:r>
           </w:p>
         </w:tc>
@@ -1879,111 +2275,73 @@
       <w:tr>
         <w:tc>
           <w:tcPr>
-            <w:tcW w:type="dxa" w:w="1680"/>
-            <w:tcMar>
-              <w:top w:type="dxa" w:w="60"/>
-              <w:left w:type="dxa" w:w="100"/>
-              <w:bottom w:type="dxa" w:w="60"/>
-              <w:right w:type="dxa" w:w="100"/>
-            </w:tcMar>
-          </w:tcPr>
-          <w:p>
-            <w:r>
-              <w:rPr>
-                <w:b w:val="false"/>
-                <w:bCs w:val="false"/>
-                <w:sz w:val="20"/>
-                <w:szCs w:val="20"/>
-              </w:rPr>
-              <w:t xml:space="preserve"/>
-            </w:r>
-          </w:p>
-        </w:tc>
-        <w:tc>
-          <w:tcPr>
-            <w:tcW w:type="dxa" w:w="1680"/>
-            <w:tcMar>
-              <w:top w:type="dxa" w:w="60"/>
-              <w:left w:type="dxa" w:w="100"/>
-              <w:bottom w:type="dxa" w:w="60"/>
-              <w:right w:type="dxa" w:w="100"/>
-            </w:tcMar>
-          </w:tcPr>
-          <w:p>
-            <w:r>
-              <w:rPr>
-                <w:b w:val="false"/>
-                <w:bCs w:val="false"/>
-                <w:sz w:val="20"/>
-                <w:szCs w:val="20"/>
-              </w:rPr>
-              <w:t xml:space="preserve"/>
-            </w:r>
-          </w:p>
-        </w:tc>
-        <w:tc>
-          <w:tcPr>
-            <w:tcW w:type="dxa" w:w="1680"/>
-            <w:tcMar>
-              <w:top w:type="dxa" w:w="60"/>
-              <w:left w:type="dxa" w:w="100"/>
-              <w:bottom w:type="dxa" w:w="60"/>
-              <w:right w:type="dxa" w:w="100"/>
-            </w:tcMar>
-          </w:tcPr>
-          <w:p>
-            <w:r>
-              <w:rPr>
-                <w:b w:val="false"/>
-                <w:bCs w:val="false"/>
-                <w:sz w:val="20"/>
-                <w:szCs w:val="20"/>
-              </w:rPr>
-              <w:t xml:space="preserve"/>
-            </w:r>
-          </w:p>
-        </w:tc>
-        <w:tc>
-          <w:tcPr>
-            <w:tcW w:type="dxa" w:w="1680"/>
-            <w:tcMar>
-              <w:top w:type="dxa" w:w="60"/>
-              <w:left w:type="dxa" w:w="100"/>
-              <w:bottom w:type="dxa" w:w="60"/>
-              <w:right w:type="dxa" w:w="100"/>
-            </w:tcMar>
-          </w:tcPr>
-          <w:p>
-            <w:r>
-              <w:rPr>
-                <w:b w:val="false"/>
-                <w:bCs w:val="false"/>
-                <w:sz w:val="20"/>
-                <w:szCs w:val="20"/>
-              </w:rPr>
-              <w:t xml:space="preserve"/>
-            </w:r>
-          </w:p>
-        </w:tc>
-        <w:tc>
-          <w:tcPr>
-            <w:tcW w:type="dxa" w:w="1680"/>
-            <w:tcMar>
-              <w:top w:type="dxa" w:w="60"/>
-              <w:left w:type="dxa" w:w="100"/>
-              <w:bottom w:type="dxa" w:w="60"/>
-              <w:right w:type="dxa" w:w="100"/>
-            </w:tcMar>
-          </w:tcPr>
-          <w:p>
-            <w:r>
-              <w:rPr>
-                <w:b w:val="false"/>
-                <w:bCs w:val="false"/>
-                <w:sz w:val="20"/>
-                <w:szCs w:val="20"/>
-              </w:rPr>
-              <w:t xml:space="preserve"/>
+            <w:tcW w:type="dxa" w:w="3200"/>
+            <w:tcMar>
+              <w:top w:type="dxa" w:w="60"/>
+              <w:left w:type="dxa" w:w="100"/>
+              <w:bottom w:type="dxa" w:w="60"/>
+              <w:right w:type="dxa" w:w="100"/>
+            </w:tcMar>
+          </w:tcPr>
+          <w:p>
+            <w:r>
+              <w:rPr>
+                <w:b w:val="false"/>
+                <w:bCs w:val="false"/>
+                <w:sz w:val="20"/>
+                <w:szCs w:val="20"/>
+              </w:rPr>
+              <w:t xml:space="preserve">Business</w:t>
+            </w:r>
+          </w:p>
+        </w:tc>
+        <w:tc>
+          <w:tcPr>
+            <w:tcW w:type="dxa" w:w="2600"/>
+            <w:tcMar>
+              <w:top w:type="dxa" w:w="60"/>
+              <w:left w:type="dxa" w:w="100"/>
+              <w:bottom w:type="dxa" w:w="60"/>
+              <w:right w:type="dxa" w:w="100"/>
+            </w:tcMar>
+          </w:tcPr>
+          <w:p>
+            <w:pPr>
+              <w:jc w:val="right"/>
+            </w:pPr>
+            <w:r>
+              <w:rPr>
+                <w:b w:val="false"/>
+                <w:bCs w:val="false"/>
+                <w:sz w:val="20"/>
+                <w:szCs w:val="20"/>
+              </w:rPr>
+              <w:t xml:space="preserve">82.91%</w:t>
+            </w:r>
+          </w:p>
+        </w:tc>
+        <w:tc>
+          <w:tcPr>
+            <w:tcW w:type="dxa" w:w="2600"/>
+            <w:tcMar>
+              <w:top w:type="dxa" w:w="60"/>
+              <w:left w:type="dxa" w:w="100"/>
+              <w:bottom w:type="dxa" w:w="60"/>
+              <w:right w:type="dxa" w:w="100"/>
+            </w:tcMar>
+          </w:tcPr>
+          <w:p>
+            <w:pPr>
+              <w:jc w:val="right"/>
+            </w:pPr>
+            <w:r>
+              <w:rPr>
+                <w:b w:val="false"/>
+                <w:bCs w:val="false"/>
+                <w:sz w:val="20"/>
+                <w:szCs w:val="20"/>
+              </w:rPr>
+              <w:t xml:space="preserve">553 / 667</w:t>
             </w:r>
           </w:p>
         </w:tc>
@@ -1991,111 +2349,73 @@
       <w:tr>
         <w:tc>
           <w:tcPr>
-            <w:tcW w:type="dxa" w:w="1680"/>
-            <w:tcMar>
-              <w:top w:type="dxa" w:w="60"/>
-              <w:left w:type="dxa" w:w="100"/>
-              <w:bottom w:type="dxa" w:w="60"/>
-              <w:right w:type="dxa" w:w="100"/>
-            </w:tcMar>
-          </w:tcPr>
-          <w:p>
-            <w:r>
-              <w:rPr>
-                <w:b w:val="false"/>
-                <w:bCs w:val="false"/>
-                <w:sz w:val="20"/>
-                <w:szCs w:val="20"/>
-              </w:rPr>
-              <w:t xml:space="preserve"/>
-            </w:r>
-          </w:p>
-        </w:tc>
-        <w:tc>
-          <w:tcPr>
-            <w:tcW w:type="dxa" w:w="1680"/>
-            <w:tcMar>
-              <w:top w:type="dxa" w:w="60"/>
-              <w:left w:type="dxa" w:w="100"/>
-              <w:bottom w:type="dxa" w:w="60"/>
-              <w:right w:type="dxa" w:w="100"/>
-            </w:tcMar>
-          </w:tcPr>
-          <w:p>
-            <w:r>
-              <w:rPr>
-                <w:b w:val="false"/>
-                <w:bCs w:val="false"/>
-                <w:sz w:val="20"/>
-                <w:szCs w:val="20"/>
-              </w:rPr>
-              <w:t xml:space="preserve"/>
-            </w:r>
-          </w:p>
-        </w:tc>
-        <w:tc>
-          <w:tcPr>
-            <w:tcW w:type="dxa" w:w="1680"/>
-            <w:tcMar>
-              <w:top w:type="dxa" w:w="60"/>
-              <w:left w:type="dxa" w:w="100"/>
-              <w:bottom w:type="dxa" w:w="60"/>
-              <w:right w:type="dxa" w:w="100"/>
-            </w:tcMar>
-          </w:tcPr>
-          <w:p>
-            <w:r>
-              <w:rPr>
-                <w:b w:val="false"/>
-                <w:bCs w:val="false"/>
-                <w:sz w:val="20"/>
-                <w:szCs w:val="20"/>
-              </w:rPr>
-              <w:t xml:space="preserve"/>
-            </w:r>
-          </w:p>
-        </w:tc>
-        <w:tc>
-          <w:tcPr>
-            <w:tcW w:type="dxa" w:w="1680"/>
-            <w:tcMar>
-              <w:top w:type="dxa" w:w="60"/>
-              <w:left w:type="dxa" w:w="100"/>
-              <w:bottom w:type="dxa" w:w="60"/>
-              <w:right w:type="dxa" w:w="100"/>
-            </w:tcMar>
-          </w:tcPr>
-          <w:p>
-            <w:r>
-              <w:rPr>
-                <w:b w:val="false"/>
-                <w:bCs w:val="false"/>
-                <w:sz w:val="20"/>
-                <w:szCs w:val="20"/>
-              </w:rPr>
-              <w:t xml:space="preserve"/>
-            </w:r>
-          </w:p>
-        </w:tc>
-        <w:tc>
-          <w:tcPr>
-            <w:tcW w:type="dxa" w:w="1680"/>
-            <w:tcMar>
-              <w:top w:type="dxa" w:w="60"/>
-              <w:left w:type="dxa" w:w="100"/>
-              <w:bottom w:type="dxa" w:w="60"/>
-              <w:right w:type="dxa" w:w="100"/>
-            </w:tcMar>
-          </w:tcPr>
-          <w:p>
-            <w:r>
-              <w:rPr>
-                <w:b w:val="false"/>
-                <w:bCs w:val="false"/>
-                <w:sz w:val="20"/>
-                <w:szCs w:val="20"/>
-              </w:rPr>
-              <w:t xml:space="preserve"/>
+            <w:tcW w:type="dxa" w:w="3200"/>
+            <w:tcMar>
+              <w:top w:type="dxa" w:w="60"/>
+              <w:left w:type="dxa" w:w="100"/>
+              <w:bottom w:type="dxa" w:w="60"/>
+              <w:right w:type="dxa" w:w="100"/>
+            </w:tcMar>
+          </w:tcPr>
+          <w:p>
+            <w:r>
+              <w:rPr>
+                <w:b w:val="false"/>
+                <w:bCs w:val="false"/>
+                <w:sz w:val="20"/>
+                <w:szCs w:val="20"/>
+              </w:rPr>
+              <w:t xml:space="preserve">Politics</w:t>
+            </w:r>
+          </w:p>
+        </w:tc>
+        <w:tc>
+          <w:tcPr>
+            <w:tcW w:type="dxa" w:w="2600"/>
+            <w:tcMar>
+              <w:top w:type="dxa" w:w="60"/>
+              <w:left w:type="dxa" w:w="100"/>
+              <w:bottom w:type="dxa" w:w="60"/>
+              <w:right w:type="dxa" w:w="100"/>
+            </w:tcMar>
+          </w:tcPr>
+          <w:p>
+            <w:pPr>
+              <w:jc w:val="right"/>
+            </w:pPr>
+            <w:r>
+              <w:rPr>
+                <w:b w:val="false"/>
+                <w:bCs w:val="false"/>
+                <w:sz w:val="20"/>
+                <w:szCs w:val="20"/>
+              </w:rPr>
+              <w:t xml:space="preserve">84.13%</w:t>
+            </w:r>
+          </w:p>
+        </w:tc>
+        <w:tc>
+          <w:tcPr>
+            <w:tcW w:type="dxa" w:w="2600"/>
+            <w:tcMar>
+              <w:top w:type="dxa" w:w="60"/>
+              <w:left w:type="dxa" w:w="100"/>
+              <w:bottom w:type="dxa" w:w="60"/>
+              <w:right w:type="dxa" w:w="100"/>
+            </w:tcMar>
+          </w:tcPr>
+          <w:p>
+            <w:pPr>
+              <w:jc w:val="right"/>
+            </w:pPr>
+            <w:r>
+              <w:rPr>
+                <w:b w:val="false"/>
+                <w:bCs w:val="false"/>
+                <w:sz w:val="20"/>
+                <w:szCs w:val="20"/>
+              </w:rPr>
+              <w:t xml:space="preserve">578 / 687</w:t>
             </w:r>
           </w:p>
         </w:tc>
@@ -2103,111 +2423,73 @@
       <w:tr>
         <w:tc>
           <w:tcPr>
-            <w:tcW w:type="dxa" w:w="1680"/>
-            <w:tcMar>
-              <w:top w:type="dxa" w:w="60"/>
-              <w:left w:type="dxa" w:w="100"/>
-              <w:bottom w:type="dxa" w:w="60"/>
-              <w:right w:type="dxa" w:w="100"/>
-            </w:tcMar>
-          </w:tcPr>
-          <w:p>
-            <w:r>
-              <w:rPr>
-                <w:b w:val="false"/>
-                <w:bCs w:val="false"/>
-                <w:sz w:val="20"/>
-                <w:szCs w:val="20"/>
-              </w:rPr>
-              <w:t xml:space="preserve"/>
-            </w:r>
-          </w:p>
-        </w:tc>
-        <w:tc>
-          <w:tcPr>
-            <w:tcW w:type="dxa" w:w="1680"/>
-            <w:tcMar>
-              <w:top w:type="dxa" w:w="60"/>
-              <w:left w:type="dxa" w:w="100"/>
-              <w:bottom w:type="dxa" w:w="60"/>
-              <w:right w:type="dxa" w:w="100"/>
-            </w:tcMar>
-          </w:tcPr>
-          <w:p>
-            <w:r>
-              <w:rPr>
-                <w:b w:val="false"/>
-                <w:bCs w:val="false"/>
-                <w:sz w:val="20"/>
-                <w:szCs w:val="20"/>
-              </w:rPr>
-              <w:t xml:space="preserve"/>
-            </w:r>
-          </w:p>
-        </w:tc>
-        <w:tc>
-          <w:tcPr>
-            <w:tcW w:type="dxa" w:w="1680"/>
-            <w:tcMar>
-              <w:top w:type="dxa" w:w="60"/>
-              <w:left w:type="dxa" w:w="100"/>
-              <w:bottom w:type="dxa" w:w="60"/>
-              <w:right w:type="dxa" w:w="100"/>
-            </w:tcMar>
-          </w:tcPr>
-          <w:p>
-            <w:r>
-              <w:rPr>
-                <w:b w:val="false"/>
-                <w:bCs w:val="false"/>
-                <w:sz w:val="20"/>
-                <w:szCs w:val="20"/>
-              </w:rPr>
-              <w:t xml:space="preserve"/>
-            </w:r>
-          </w:p>
-        </w:tc>
-        <w:tc>
-          <w:tcPr>
-            <w:tcW w:type="dxa" w:w="1680"/>
-            <w:tcMar>
-              <w:top w:type="dxa" w:w="60"/>
-              <w:left w:type="dxa" w:w="100"/>
-              <w:bottom w:type="dxa" w:w="60"/>
-              <w:right w:type="dxa" w:w="100"/>
-            </w:tcMar>
-          </w:tcPr>
-          <w:p>
-            <w:r>
-              <w:rPr>
-                <w:b w:val="false"/>
-                <w:bCs w:val="false"/>
-                <w:sz w:val="20"/>
-                <w:szCs w:val="20"/>
-              </w:rPr>
-              <w:t xml:space="preserve"/>
-            </w:r>
-          </w:p>
-        </w:tc>
-        <w:tc>
-          <w:tcPr>
-            <w:tcW w:type="dxa" w:w="1680"/>
-            <w:tcMar>
-              <w:top w:type="dxa" w:w="60"/>
-              <w:left w:type="dxa" w:w="100"/>
-              <w:bottom w:type="dxa" w:w="60"/>
-              <w:right w:type="dxa" w:w="100"/>
-            </w:tcMar>
-          </w:tcPr>
-          <w:p>
-            <w:r>
-              <w:rPr>
-                <w:b w:val="false"/>
-                <w:bCs w:val="false"/>
-                <w:sz w:val="20"/>
-                <w:szCs w:val="20"/>
-              </w:rPr>
-              <w:t xml:space="preserve"/>
+            <w:tcW w:type="dxa" w:w="3200"/>
+            <w:tcMar>
+              <w:top w:type="dxa" w:w="60"/>
+              <w:left w:type="dxa" w:w="100"/>
+              <w:bottom w:type="dxa" w:w="60"/>
+              <w:right w:type="dxa" w:w="100"/>
+            </w:tcMar>
+          </w:tcPr>
+          <w:p>
+            <w:r>
+              <w:rPr>
+                <w:b w:val="false"/>
+                <w:bCs w:val="false"/>
+                <w:sz w:val="20"/>
+                <w:szCs w:val="20"/>
+              </w:rPr>
+              <w:t xml:space="preserve">Sport</w:t>
+            </w:r>
+          </w:p>
+        </w:tc>
+        <w:tc>
+          <w:tcPr>
+            <w:tcW w:type="dxa" w:w="2600"/>
+            <w:tcMar>
+              <w:top w:type="dxa" w:w="60"/>
+              <w:left w:type="dxa" w:w="100"/>
+              <w:bottom w:type="dxa" w:w="60"/>
+              <w:right w:type="dxa" w:w="100"/>
+            </w:tcMar>
+          </w:tcPr>
+          <w:p>
+            <w:pPr>
+              <w:jc w:val="right"/>
+            </w:pPr>
+            <w:r>
+              <w:rPr>
+                <w:b w:val="false"/>
+                <w:bCs w:val="false"/>
+                <w:sz w:val="20"/>
+                <w:szCs w:val="20"/>
+              </w:rPr>
+              <w:t xml:space="preserve">84.78%</w:t>
+            </w:r>
+          </w:p>
+        </w:tc>
+        <w:tc>
+          <w:tcPr>
+            <w:tcW w:type="dxa" w:w="2600"/>
+            <w:tcMar>
+              <w:top w:type="dxa" w:w="60"/>
+              <w:left w:type="dxa" w:w="100"/>
+              <w:bottom w:type="dxa" w:w="60"/>
+              <w:right w:type="dxa" w:w="100"/>
+            </w:tcMar>
+          </w:tcPr>
+          <w:p>
+            <w:pPr>
+              <w:jc w:val="right"/>
+            </w:pPr>
+            <w:r>
+              <w:rPr>
+                <w:b w:val="false"/>
+                <w:bCs w:val="false"/>
+                <w:sz w:val="20"/>
+                <w:szCs w:val="20"/>
+              </w:rPr>
+              <w:t xml:space="preserve">557 / 657</w:t>
             </w:r>
           </w:p>
         </w:tc>
@@ -2215,111 +2497,273 @@
       <w:tr>
         <w:tc>
           <w:tcPr>
-            <w:tcW w:type="dxa" w:w="1680"/>
-            <w:tcMar>
-              <w:top w:type="dxa" w:w="60"/>
-              <w:left w:type="dxa" w:w="100"/>
-              <w:bottom w:type="dxa" w:w="60"/>
-              <w:right w:type="dxa" w:w="100"/>
-            </w:tcMar>
-          </w:tcPr>
-          <w:p>
-            <w:r>
-              <w:rPr>
-                <w:b w:val="false"/>
-                <w:bCs w:val="false"/>
-                <w:sz w:val="20"/>
-                <w:szCs w:val="20"/>
-              </w:rPr>
-              <w:t xml:space="preserve"/>
-            </w:r>
-          </w:p>
-        </w:tc>
-        <w:tc>
-          <w:tcPr>
-            <w:tcW w:type="dxa" w:w="1680"/>
-            <w:tcMar>
-              <w:top w:type="dxa" w:w="60"/>
-              <w:left w:type="dxa" w:w="100"/>
-              <w:bottom w:type="dxa" w:w="60"/>
-              <w:right w:type="dxa" w:w="100"/>
-            </w:tcMar>
-          </w:tcPr>
-          <w:p>
-            <w:r>
-              <w:rPr>
-                <w:b w:val="false"/>
-                <w:bCs w:val="false"/>
-                <w:sz w:val="20"/>
-                <w:szCs w:val="20"/>
-              </w:rPr>
-              <w:t xml:space="preserve"/>
-            </w:r>
-          </w:p>
-        </w:tc>
-        <w:tc>
-          <w:tcPr>
-            <w:tcW w:type="dxa" w:w="1680"/>
-            <w:tcMar>
-              <w:top w:type="dxa" w:w="60"/>
-              <w:left w:type="dxa" w:w="100"/>
-              <w:bottom w:type="dxa" w:w="60"/>
-              <w:right w:type="dxa" w:w="100"/>
-            </w:tcMar>
-          </w:tcPr>
-          <w:p>
-            <w:r>
-              <w:rPr>
-                <w:b w:val="false"/>
-                <w:bCs w:val="false"/>
-                <w:sz w:val="20"/>
-                <w:szCs w:val="20"/>
-              </w:rPr>
-              <w:t xml:space="preserve"/>
-            </w:r>
-          </w:p>
-        </w:tc>
-        <w:tc>
-          <w:tcPr>
-            <w:tcW w:type="dxa" w:w="1680"/>
-            <w:tcMar>
-              <w:top w:type="dxa" w:w="60"/>
-              <w:left w:type="dxa" w:w="100"/>
-              <w:bottom w:type="dxa" w:w="60"/>
-              <w:right w:type="dxa" w:w="100"/>
-            </w:tcMar>
-          </w:tcPr>
-          <w:p>
-            <w:r>
-              <w:rPr>
-                <w:b w:val="false"/>
-                <w:bCs w:val="false"/>
-                <w:sz w:val="20"/>
-                <w:szCs w:val="20"/>
-              </w:rPr>
-              <w:t xml:space="preserve"/>
-            </w:r>
-          </w:p>
-        </w:tc>
-        <w:tc>
-          <w:tcPr>
-            <w:tcW w:type="dxa" w:w="1680"/>
-            <w:tcMar>
-              <w:top w:type="dxa" w:w="60"/>
-              <w:left w:type="dxa" w:w="100"/>
-              <w:bottom w:type="dxa" w:w="60"/>
-              <w:right w:type="dxa" w:w="100"/>
-            </w:tcMar>
-          </w:tcPr>
-          <w:p>
-            <w:r>
-              <w:rPr>
-                <w:b w:val="false"/>
-                <w:bCs w:val="false"/>
-                <w:sz w:val="20"/>
-                <w:szCs w:val="20"/>
-              </w:rPr>
-              <w:t xml:space="preserve"/>
+            <w:tcW w:type="dxa" w:w="3200"/>
+            <w:tcMar>
+              <w:top w:type="dxa" w:w="60"/>
+              <w:left w:type="dxa" w:w="100"/>
+              <w:bottom w:type="dxa" w:w="60"/>
+              <w:right w:type="dxa" w:w="100"/>
+            </w:tcMar>
+          </w:tcPr>
+          <w:p>
+            <w:r>
+              <w:rPr>
+                <w:b w:val="false"/>
+                <w:bCs w:val="false"/>
+                <w:sz w:val="20"/>
+                <w:szCs w:val="20"/>
+              </w:rPr>
+              <w:t xml:space="preserve">Local</w:t>
+            </w:r>
+          </w:p>
+        </w:tc>
+        <w:tc>
+          <w:tcPr>
+            <w:tcW w:type="dxa" w:w="2600"/>
+            <w:tcMar>
+              <w:top w:type="dxa" w:w="60"/>
+              <w:left w:type="dxa" w:w="100"/>
+              <w:bottom w:type="dxa" w:w="60"/>
+              <w:right w:type="dxa" w:w="100"/>
+            </w:tcMar>
+          </w:tcPr>
+          <w:p>
+            <w:pPr>
+              <w:jc w:val="right"/>
+            </w:pPr>
+            <w:r>
+              <w:rPr>
+                <w:b w:val="false"/>
+                <w:bCs w:val="false"/>
+                <w:sz w:val="20"/>
+                <w:szCs w:val="20"/>
+              </w:rPr>
+              <w:t xml:space="preserve">81.59%</w:t>
+            </w:r>
+          </w:p>
+        </w:tc>
+        <w:tc>
+          <w:tcPr>
+            <w:tcW w:type="dxa" w:w="2600"/>
+            <w:tcMar>
+              <w:top w:type="dxa" w:w="60"/>
+              <w:left w:type="dxa" w:w="100"/>
+              <w:bottom w:type="dxa" w:w="60"/>
+              <w:right w:type="dxa" w:w="100"/>
+            </w:tcMar>
+          </w:tcPr>
+          <w:p>
+            <w:pPr>
+              <w:jc w:val="right"/>
+            </w:pPr>
+            <w:r>
+              <w:rPr>
+                <w:b w:val="false"/>
+                <w:bCs w:val="false"/>
+                <w:sz w:val="20"/>
+                <w:szCs w:val="20"/>
+              </w:rPr>
+              <w:t xml:space="preserve">359 / 440</w:t>
+            </w:r>
+          </w:p>
+        </w:tc>
+      </w:tr>
+    </w:tbl>
+    <w:p>
+      <w:pPr>
+        <w:spacing w:after="160"/>
+      </w:pPr>
+      <w:r>
+        <w:rPr>
+          <w:i/>
+          <w:iCs/>
+          <w:color w:val="7F7F7F"/>
+          <w:sz w:val="20"/>
+          <w:szCs w:val="20"/>
+        </w:rPr>
+        <w:t xml:space="preserve">[ Add a sentence noting that local news scored lowest and relating this to out-of-vocabulary local names ]</w:t>
+      </w:r>
+    </w:p>
+    <w:p>
+      <w:pPr>
+        <w:spacing w:after="120"/>
+      </w:pPr>
+      <w:r>
+        <w:rPr>
+          <w:sz w:val="22"/>
+          <w:szCs w:val="22"/>
+        </w:rPr>
+        <w:t xml:space="preserve"/>
+      </w:r>
+    </w:p>
+    <w:p>
+      <w:pPr>
+        <w:pStyle w:val="Heading2"/>
+        <w:spacing w:after="100" w:before="200"/>
+      </w:pPr>
+      <w:r>
+        <w:t xml:space="preserve">6.5 Per-Tag Precision, Recall and F1</w:t>
+      </w:r>
+    </w:p>
+    <w:p>
+      <w:pPr>
+        <w:spacing w:after="160"/>
+      </w:pPr>
+      <w:r>
+        <w:rPr>
+          <w:i/>
+          <w:iCs/>
+          <w:color w:val="7F7F7F"/>
+          <w:sz w:val="20"/>
+          <w:szCs w:val="20"/>
+        </w:rPr>
+        <w:t xml:space="preserve">[ Key tags from the notebook classification report (Section 6.4); the full report is in results/metrics.txt ]</w:t>
+      </w:r>
+    </w:p>
+    <w:tbl>
+      <w:tblPr>
+        <w:tblW w:type="dxa" w:w="8840"/>
+        <w:tblBorders>
+          <w:top w:val="single" w:color="BFBFBF" w:sz="4"/>
+          <w:left w:val="single" w:color="BFBFBF" w:sz="4"/>
+          <w:bottom w:val="single" w:color="BFBFBF" w:sz="4"/>
+          <w:right w:val="single" w:color="BFBFBF" w:sz="4"/>
+          <w:insideH w:val="single" w:color="BFBFBF" w:sz="4"/>
+          <w:insideV w:val="single" w:color="BFBFBF" w:sz="4"/>
+        </w:tblBorders>
+      </w:tblPr>
+      <w:tblGrid>
+        <w:gridCol w:w="2160"/>
+        <w:gridCol w:w="1720"/>
+        <w:gridCol w:w="1720"/>
+        <w:gridCol w:w="1720"/>
+        <w:gridCol w:w="1520"/>
+      </w:tblGrid>
+      <w:tr>
+        <w:tc>
+          <w:tcPr>
+            <w:tcW w:type="dxa" w:w="2160"/>
+            <w:shd w:fill="E7EEEC" w:val="clear"/>
+            <w:tcMar>
+              <w:top w:type="dxa" w:w="60"/>
+              <w:left w:type="dxa" w:w="100"/>
+              <w:bottom w:type="dxa" w:w="60"/>
+              <w:right w:type="dxa" w:w="100"/>
+            </w:tcMar>
+          </w:tcPr>
+          <w:p>
+            <w:r>
+              <w:rPr>
+                <w:b/>
+                <w:bCs/>
+                <w:sz w:val="20"/>
+                <w:szCs w:val="20"/>
+              </w:rPr>
+              <w:t xml:space="preserve">POS Tag</w:t>
+            </w:r>
+          </w:p>
+        </w:tc>
+        <w:tc>
+          <w:tcPr>
+            <w:tcW w:type="dxa" w:w="1720"/>
+            <w:shd w:fill="E7EEEC" w:val="clear"/>
+            <w:tcMar>
+              <w:top w:type="dxa" w:w="60"/>
+              <w:left w:type="dxa" w:w="100"/>
+              <w:bottom w:type="dxa" w:w="60"/>
+              <w:right w:type="dxa" w:w="100"/>
+            </w:tcMar>
+          </w:tcPr>
+          <w:p>
+            <w:pPr>
+              <w:jc w:val="right"/>
+            </w:pPr>
+            <w:r>
+              <w:rPr>
+                <w:b/>
+                <w:bCs/>
+                <w:sz w:val="20"/>
+                <w:szCs w:val="20"/>
+              </w:rPr>
+              <w:t xml:space="preserve">Precision</w:t>
+            </w:r>
+          </w:p>
+        </w:tc>
+        <w:tc>
+          <w:tcPr>
+            <w:tcW w:type="dxa" w:w="1720"/>
+            <w:shd w:fill="E7EEEC" w:val="clear"/>
+            <w:tcMar>
+              <w:top w:type="dxa" w:w="60"/>
+              <w:left w:type="dxa" w:w="100"/>
+              <w:bottom w:type="dxa" w:w="60"/>
+              <w:right w:type="dxa" w:w="100"/>
+            </w:tcMar>
+          </w:tcPr>
+          <w:p>
+            <w:pPr>
+              <w:jc w:val="right"/>
+            </w:pPr>
+            <w:r>
+              <w:rPr>
+                <w:b/>
+                <w:bCs/>
+                <w:sz w:val="20"/>
+                <w:szCs w:val="20"/>
+              </w:rPr>
+              <w:t xml:space="preserve">Recall</w:t>
+            </w:r>
+          </w:p>
+        </w:tc>
+        <w:tc>
+          <w:tcPr>
+            <w:tcW w:type="dxa" w:w="1720"/>
+            <w:shd w:fill="E7EEEC" w:val="clear"/>
+            <w:tcMar>
+              <w:top w:type="dxa" w:w="60"/>
+              <w:left w:type="dxa" w:w="100"/>
+              <w:bottom w:type="dxa" w:w="60"/>
+              <w:right w:type="dxa" w:w="100"/>
+            </w:tcMar>
+          </w:tcPr>
+          <w:p>
+            <w:pPr>
+              <w:jc w:val="right"/>
+            </w:pPr>
+            <w:r>
+              <w:rPr>
+                <w:b/>
+                <w:bCs/>
+                <w:sz w:val="20"/>
+                <w:szCs w:val="20"/>
+              </w:rPr>
+              <w:t xml:space="preserve">F1</w:t>
+            </w:r>
+          </w:p>
+        </w:tc>
+        <w:tc>
+          <w:tcPr>
+            <w:tcW w:type="dxa" w:w="1520"/>
+            <w:shd w:fill="E7EEEC" w:val="clear"/>
+            <w:tcMar>
+              <w:top w:type="dxa" w:w="60"/>
+              <w:left w:type="dxa" w:w="100"/>
+              <w:bottom w:type="dxa" w:w="60"/>
+              <w:right w:type="dxa" w:w="100"/>
+            </w:tcMar>
+          </w:tcPr>
+          <w:p>
+            <w:pPr>
+              <w:jc w:val="right"/>
+            </w:pPr>
+            <w:r>
+              <w:rPr>
+                <w:b/>
+                <w:bCs/>
+                <w:sz w:val="20"/>
+                <w:szCs w:val="20"/>
+              </w:rPr>
+              <w:t xml:space="preserve">Support</w:t>
             </w:r>
           </w:p>
         </w:tc>
@@ -2327,111 +2771,123 @@
       <w:tr>
         <w:tc>
           <w:tcPr>
-            <w:tcW w:type="dxa" w:w="1680"/>
-            <w:tcMar>
-              <w:top w:type="dxa" w:w="60"/>
-              <w:left w:type="dxa" w:w="100"/>
-              <w:bottom w:type="dxa" w:w="60"/>
-              <w:right w:type="dxa" w:w="100"/>
-            </w:tcMar>
-          </w:tcPr>
-          <w:p>
-            <w:r>
-              <w:rPr>
-                <w:b w:val="false"/>
-                <w:bCs w:val="false"/>
-                <w:sz w:val="20"/>
-                <w:szCs w:val="20"/>
-              </w:rPr>
-              <w:t xml:space="preserve"/>
-            </w:r>
-          </w:p>
-        </w:tc>
-        <w:tc>
-          <w:tcPr>
-            <w:tcW w:type="dxa" w:w="1680"/>
-            <w:tcMar>
-              <w:top w:type="dxa" w:w="60"/>
-              <w:left w:type="dxa" w:w="100"/>
-              <w:bottom w:type="dxa" w:w="60"/>
-              <w:right w:type="dxa" w:w="100"/>
-            </w:tcMar>
-          </w:tcPr>
-          <w:p>
-            <w:r>
-              <w:rPr>
-                <w:b w:val="false"/>
-                <w:bCs w:val="false"/>
-                <w:sz w:val="20"/>
-                <w:szCs w:val="20"/>
-              </w:rPr>
-              <w:t xml:space="preserve"/>
-            </w:r>
-          </w:p>
-        </w:tc>
-        <w:tc>
-          <w:tcPr>
-            <w:tcW w:type="dxa" w:w="1680"/>
-            <w:tcMar>
-              <w:top w:type="dxa" w:w="60"/>
-              <w:left w:type="dxa" w:w="100"/>
-              <w:bottom w:type="dxa" w:w="60"/>
-              <w:right w:type="dxa" w:w="100"/>
-            </w:tcMar>
-          </w:tcPr>
-          <w:p>
-            <w:r>
-              <w:rPr>
-                <w:b w:val="false"/>
-                <w:bCs w:val="false"/>
-                <w:sz w:val="20"/>
-                <w:szCs w:val="20"/>
-              </w:rPr>
-              <w:t xml:space="preserve"/>
-            </w:r>
-          </w:p>
-        </w:tc>
-        <w:tc>
-          <w:tcPr>
-            <w:tcW w:type="dxa" w:w="1680"/>
-            <w:tcMar>
-              <w:top w:type="dxa" w:w="60"/>
-              <w:left w:type="dxa" w:w="100"/>
-              <w:bottom w:type="dxa" w:w="60"/>
-              <w:right w:type="dxa" w:w="100"/>
-            </w:tcMar>
-          </w:tcPr>
-          <w:p>
-            <w:r>
-              <w:rPr>
-                <w:b w:val="false"/>
-                <w:bCs w:val="false"/>
-                <w:sz w:val="20"/>
-                <w:szCs w:val="20"/>
-              </w:rPr>
-              <w:t xml:space="preserve"/>
-            </w:r>
-          </w:p>
-        </w:tc>
-        <w:tc>
-          <w:tcPr>
-            <w:tcW w:type="dxa" w:w="1680"/>
-            <w:tcMar>
-              <w:top w:type="dxa" w:w="60"/>
-              <w:left w:type="dxa" w:w="100"/>
-              <w:bottom w:type="dxa" w:w="60"/>
-              <w:right w:type="dxa" w:w="100"/>
-            </w:tcMar>
-          </w:tcPr>
-          <w:p>
-            <w:r>
-              <w:rPr>
-                <w:b w:val="false"/>
-                <w:bCs w:val="false"/>
-                <w:sz w:val="20"/>
-                <w:szCs w:val="20"/>
-              </w:rPr>
-              <w:t xml:space="preserve"/>
+            <w:tcW w:type="dxa" w:w="2160"/>
+            <w:tcMar>
+              <w:top w:type="dxa" w:w="60"/>
+              <w:left w:type="dxa" w:w="100"/>
+              <w:bottom w:type="dxa" w:w="60"/>
+              <w:right w:type="dxa" w:w="100"/>
+            </w:tcMar>
+          </w:tcPr>
+          <w:p>
+            <w:r>
+              <w:rPr>
+                <w:b w:val="false"/>
+                <w:bCs w:val="false"/>
+                <w:sz w:val="20"/>
+                <w:szCs w:val="20"/>
+              </w:rPr>
+              <w:t xml:space="preserve">CC</w:t>
+            </w:r>
+          </w:p>
+        </w:tc>
+        <w:tc>
+          <w:tcPr>
+            <w:tcW w:type="dxa" w:w="1720"/>
+            <w:tcMar>
+              <w:top w:type="dxa" w:w="60"/>
+              <w:left w:type="dxa" w:w="100"/>
+              <w:bottom w:type="dxa" w:w="60"/>
+              <w:right w:type="dxa" w:w="100"/>
+            </w:tcMar>
+          </w:tcPr>
+          <w:p>
+            <w:pPr>
+              <w:jc w:val="right"/>
+            </w:pPr>
+            <w:r>
+              <w:rPr>
+                <w:b w:val="false"/>
+                <w:bCs w:val="false"/>
+                <w:sz w:val="20"/>
+                <w:szCs w:val="20"/>
+              </w:rPr>
+              <w:t xml:space="preserve">1.000</w:t>
+            </w:r>
+          </w:p>
+        </w:tc>
+        <w:tc>
+          <w:tcPr>
+            <w:tcW w:type="dxa" w:w="1720"/>
+            <w:tcMar>
+              <w:top w:type="dxa" w:w="60"/>
+              <w:left w:type="dxa" w:w="100"/>
+              <w:bottom w:type="dxa" w:w="60"/>
+              <w:right w:type="dxa" w:w="100"/>
+            </w:tcMar>
+          </w:tcPr>
+          <w:p>
+            <w:pPr>
+              <w:jc w:val="right"/>
+            </w:pPr>
+            <w:r>
+              <w:rPr>
+                <w:b w:val="false"/>
+                <w:bCs w:val="false"/>
+                <w:sz w:val="20"/>
+                <w:szCs w:val="20"/>
+              </w:rPr>
+              <w:t xml:space="preserve">1.000</w:t>
+            </w:r>
+          </w:p>
+        </w:tc>
+        <w:tc>
+          <w:tcPr>
+            <w:tcW w:type="dxa" w:w="1720"/>
+            <w:tcMar>
+              <w:top w:type="dxa" w:w="60"/>
+              <w:left w:type="dxa" w:w="100"/>
+              <w:bottom w:type="dxa" w:w="60"/>
+              <w:right w:type="dxa" w:w="100"/>
+            </w:tcMar>
+          </w:tcPr>
+          <w:p>
+            <w:pPr>
+              <w:jc w:val="right"/>
+            </w:pPr>
+            <w:r>
+              <w:rPr>
+                <w:b w:val="false"/>
+                <w:bCs w:val="false"/>
+                <w:sz w:val="20"/>
+                <w:szCs w:val="20"/>
+              </w:rPr>
+              <w:t xml:space="preserve">1.000</w:t>
+            </w:r>
+          </w:p>
+        </w:tc>
+        <w:tc>
+          <w:tcPr>
+            <w:tcW w:type="dxa" w:w="1520"/>
+            <w:tcMar>
+              <w:top w:type="dxa" w:w="60"/>
+              <w:left w:type="dxa" w:w="100"/>
+              <w:bottom w:type="dxa" w:w="60"/>
+              <w:right w:type="dxa" w:w="100"/>
+            </w:tcMar>
+          </w:tcPr>
+          <w:p>
+            <w:pPr>
+              <w:jc w:val="right"/>
+            </w:pPr>
+            <w:r>
+              <w:rPr>
+                <w:b w:val="false"/>
+                <w:bCs w:val="false"/>
+                <w:sz w:val="20"/>
+                <w:szCs w:val="20"/>
+              </w:rPr>
+              <w:t xml:space="preserve">54</w:t>
             </w:r>
           </w:p>
         </w:tc>
@@ -2439,111 +2895,123 @@
       <w:tr>
         <w:tc>
           <w:tcPr>
-            <w:tcW w:type="dxa" w:w="1680"/>
-            <w:tcMar>
-              <w:top w:type="dxa" w:w="60"/>
-              <w:left w:type="dxa" w:w="100"/>
-              <w:bottom w:type="dxa" w:w="60"/>
-              <w:right w:type="dxa" w:w="100"/>
-            </w:tcMar>
-          </w:tcPr>
-          <w:p>
-            <w:r>
-              <w:rPr>
-                <w:b w:val="false"/>
-                <w:bCs w:val="false"/>
-                <w:sz w:val="20"/>
-                <w:szCs w:val="20"/>
-              </w:rPr>
-              <w:t xml:space="preserve"/>
-            </w:r>
-          </w:p>
-        </w:tc>
-        <w:tc>
-          <w:tcPr>
-            <w:tcW w:type="dxa" w:w="1680"/>
-            <w:tcMar>
-              <w:top w:type="dxa" w:w="60"/>
-              <w:left w:type="dxa" w:w="100"/>
-              <w:bottom w:type="dxa" w:w="60"/>
-              <w:right w:type="dxa" w:w="100"/>
-            </w:tcMar>
-          </w:tcPr>
-          <w:p>
-            <w:r>
-              <w:rPr>
-                <w:b w:val="false"/>
-                <w:bCs w:val="false"/>
-                <w:sz w:val="20"/>
-                <w:szCs w:val="20"/>
-              </w:rPr>
-              <w:t xml:space="preserve"/>
-            </w:r>
-          </w:p>
-        </w:tc>
-        <w:tc>
-          <w:tcPr>
-            <w:tcW w:type="dxa" w:w="1680"/>
-            <w:tcMar>
-              <w:top w:type="dxa" w:w="60"/>
-              <w:left w:type="dxa" w:w="100"/>
-              <w:bottom w:type="dxa" w:w="60"/>
-              <w:right w:type="dxa" w:w="100"/>
-            </w:tcMar>
-          </w:tcPr>
-          <w:p>
-            <w:r>
-              <w:rPr>
-                <w:b w:val="false"/>
-                <w:bCs w:val="false"/>
-                <w:sz w:val="20"/>
-                <w:szCs w:val="20"/>
-              </w:rPr>
-              <w:t xml:space="preserve"/>
-            </w:r>
-          </w:p>
-        </w:tc>
-        <w:tc>
-          <w:tcPr>
-            <w:tcW w:type="dxa" w:w="1680"/>
-            <w:tcMar>
-              <w:top w:type="dxa" w:w="60"/>
-              <w:left w:type="dxa" w:w="100"/>
-              <w:bottom w:type="dxa" w:w="60"/>
-              <w:right w:type="dxa" w:w="100"/>
-            </w:tcMar>
-          </w:tcPr>
-          <w:p>
-            <w:r>
-              <w:rPr>
-                <w:b w:val="false"/>
-                <w:bCs w:val="false"/>
-                <w:sz w:val="20"/>
-                <w:szCs w:val="20"/>
-              </w:rPr>
-              <w:t xml:space="preserve"/>
-            </w:r>
-          </w:p>
-        </w:tc>
-        <w:tc>
-          <w:tcPr>
-            <w:tcW w:type="dxa" w:w="1680"/>
-            <w:tcMar>
-              <w:top w:type="dxa" w:w="60"/>
-              <w:left w:type="dxa" w:w="100"/>
-              <w:bottom w:type="dxa" w:w="60"/>
-              <w:right w:type="dxa" w:w="100"/>
-            </w:tcMar>
-          </w:tcPr>
-          <w:p>
-            <w:r>
-              <w:rPr>
-                <w:b w:val="false"/>
-                <w:bCs w:val="false"/>
-                <w:sz w:val="20"/>
-                <w:szCs w:val="20"/>
-              </w:rPr>
-              <w:t xml:space="preserve"/>
+            <w:tcW w:type="dxa" w:w="2160"/>
+            <w:tcMar>
+              <w:top w:type="dxa" w:w="60"/>
+              <w:left w:type="dxa" w:w="100"/>
+              <w:bottom w:type="dxa" w:w="60"/>
+              <w:right w:type="dxa" w:w="100"/>
+            </w:tcMar>
+          </w:tcPr>
+          <w:p>
+            <w:r>
+              <w:rPr>
+                <w:b w:val="false"/>
+                <w:bCs w:val="false"/>
+                <w:sz w:val="20"/>
+                <w:szCs w:val="20"/>
+              </w:rPr>
+              <w:t xml:space="preserve">CD</w:t>
+            </w:r>
+          </w:p>
+        </w:tc>
+        <w:tc>
+          <w:tcPr>
+            <w:tcW w:type="dxa" w:w="1720"/>
+            <w:tcMar>
+              <w:top w:type="dxa" w:w="60"/>
+              <w:left w:type="dxa" w:w="100"/>
+              <w:bottom w:type="dxa" w:w="60"/>
+              <w:right w:type="dxa" w:w="100"/>
+            </w:tcMar>
+          </w:tcPr>
+          <w:p>
+            <w:pPr>
+              <w:jc w:val="right"/>
+            </w:pPr>
+            <w:r>
+              <w:rPr>
+                <w:b w:val="false"/>
+                <w:bCs w:val="false"/>
+                <w:sz w:val="20"/>
+                <w:szCs w:val="20"/>
+              </w:rPr>
+              <w:t xml:space="preserve">0.905</w:t>
+            </w:r>
+          </w:p>
+        </w:tc>
+        <w:tc>
+          <w:tcPr>
+            <w:tcW w:type="dxa" w:w="1720"/>
+            <w:tcMar>
+              <w:top w:type="dxa" w:w="60"/>
+              <w:left w:type="dxa" w:w="100"/>
+              <w:bottom w:type="dxa" w:w="60"/>
+              <w:right w:type="dxa" w:w="100"/>
+            </w:tcMar>
+          </w:tcPr>
+          <w:p>
+            <w:pPr>
+              <w:jc w:val="right"/>
+            </w:pPr>
+            <w:r>
+              <w:rPr>
+                <w:b w:val="false"/>
+                <w:bCs w:val="false"/>
+                <w:sz w:val="20"/>
+                <w:szCs w:val="20"/>
+              </w:rPr>
+              <w:t xml:space="preserve">0.927</w:t>
+            </w:r>
+          </w:p>
+        </w:tc>
+        <w:tc>
+          <w:tcPr>
+            <w:tcW w:type="dxa" w:w="1720"/>
+            <w:tcMar>
+              <w:top w:type="dxa" w:w="60"/>
+              <w:left w:type="dxa" w:w="100"/>
+              <w:bottom w:type="dxa" w:w="60"/>
+              <w:right w:type="dxa" w:w="100"/>
+            </w:tcMar>
+          </w:tcPr>
+          <w:p>
+            <w:pPr>
+              <w:jc w:val="right"/>
+            </w:pPr>
+            <w:r>
+              <w:rPr>
+                <w:b w:val="false"/>
+                <w:bCs w:val="false"/>
+                <w:sz w:val="20"/>
+                <w:szCs w:val="20"/>
+              </w:rPr>
+              <w:t xml:space="preserve">0.916</w:t>
+            </w:r>
+          </w:p>
+        </w:tc>
+        <w:tc>
+          <w:tcPr>
+            <w:tcW w:type="dxa" w:w="1520"/>
+            <w:tcMar>
+              <w:top w:type="dxa" w:w="60"/>
+              <w:left w:type="dxa" w:w="100"/>
+              <w:bottom w:type="dxa" w:w="60"/>
+              <w:right w:type="dxa" w:w="100"/>
+            </w:tcMar>
+          </w:tcPr>
+          <w:p>
+            <w:pPr>
+              <w:jc w:val="right"/>
+            </w:pPr>
+            <w:r>
+              <w:rPr>
+                <w:b w:val="false"/>
+                <w:bCs w:val="false"/>
+                <w:sz w:val="20"/>
+                <w:szCs w:val="20"/>
+              </w:rPr>
+              <w:t xml:space="preserve">41</w:t>
             </w:r>
           </w:p>
         </w:tc>
@@ -2551,111 +3019,123 @@
       <w:tr>
         <w:tc>
           <w:tcPr>
-            <w:tcW w:type="dxa" w:w="1680"/>
-            <w:tcMar>
-              <w:top w:type="dxa" w:w="60"/>
-              <w:left w:type="dxa" w:w="100"/>
-              <w:bottom w:type="dxa" w:w="60"/>
-              <w:right w:type="dxa" w:w="100"/>
-            </w:tcMar>
-          </w:tcPr>
-          <w:p>
-            <w:r>
-              <w:rPr>
-                <w:b w:val="false"/>
-                <w:bCs w:val="false"/>
-                <w:sz w:val="20"/>
-                <w:szCs w:val="20"/>
-              </w:rPr>
-              <w:t xml:space="preserve"/>
-            </w:r>
-          </w:p>
-        </w:tc>
-        <w:tc>
-          <w:tcPr>
-            <w:tcW w:type="dxa" w:w="1680"/>
-            <w:tcMar>
-              <w:top w:type="dxa" w:w="60"/>
-              <w:left w:type="dxa" w:w="100"/>
-              <w:bottom w:type="dxa" w:w="60"/>
-              <w:right w:type="dxa" w:w="100"/>
-            </w:tcMar>
-          </w:tcPr>
-          <w:p>
-            <w:r>
-              <w:rPr>
-                <w:b w:val="false"/>
-                <w:bCs w:val="false"/>
-                <w:sz w:val="20"/>
-                <w:szCs w:val="20"/>
-              </w:rPr>
-              <w:t xml:space="preserve"/>
-            </w:r>
-          </w:p>
-        </w:tc>
-        <w:tc>
-          <w:tcPr>
-            <w:tcW w:type="dxa" w:w="1680"/>
-            <w:tcMar>
-              <w:top w:type="dxa" w:w="60"/>
-              <w:left w:type="dxa" w:w="100"/>
-              <w:bottom w:type="dxa" w:w="60"/>
-              <w:right w:type="dxa" w:w="100"/>
-            </w:tcMar>
-          </w:tcPr>
-          <w:p>
-            <w:r>
-              <w:rPr>
-                <w:b w:val="false"/>
-                <w:bCs w:val="false"/>
-                <w:sz w:val="20"/>
-                <w:szCs w:val="20"/>
-              </w:rPr>
-              <w:t xml:space="preserve"/>
-            </w:r>
-          </w:p>
-        </w:tc>
-        <w:tc>
-          <w:tcPr>
-            <w:tcW w:type="dxa" w:w="1680"/>
-            <w:tcMar>
-              <w:top w:type="dxa" w:w="60"/>
-              <w:left w:type="dxa" w:w="100"/>
-              <w:bottom w:type="dxa" w:w="60"/>
-              <w:right w:type="dxa" w:w="100"/>
-            </w:tcMar>
-          </w:tcPr>
-          <w:p>
-            <w:r>
-              <w:rPr>
-                <w:b w:val="false"/>
-                <w:bCs w:val="false"/>
-                <w:sz w:val="20"/>
-                <w:szCs w:val="20"/>
-              </w:rPr>
-              <w:t xml:space="preserve"/>
-            </w:r>
-          </w:p>
-        </w:tc>
-        <w:tc>
-          <w:tcPr>
-            <w:tcW w:type="dxa" w:w="1680"/>
-            <w:tcMar>
-              <w:top w:type="dxa" w:w="60"/>
-              <w:left w:type="dxa" w:w="100"/>
-              <w:bottom w:type="dxa" w:w="60"/>
-              <w:right w:type="dxa" w:w="100"/>
-            </w:tcMar>
-          </w:tcPr>
-          <w:p>
-            <w:r>
-              <w:rPr>
-                <w:b w:val="false"/>
-                <w:bCs w:val="false"/>
-                <w:sz w:val="20"/>
-                <w:szCs w:val="20"/>
-              </w:rPr>
-              <w:t xml:space="preserve"/>
+            <w:tcW w:type="dxa" w:w="2160"/>
+            <w:tcMar>
+              <w:top w:type="dxa" w:w="60"/>
+              <w:left w:type="dxa" w:w="100"/>
+              <w:bottom w:type="dxa" w:w="60"/>
+              <w:right w:type="dxa" w:w="100"/>
+            </w:tcMar>
+          </w:tcPr>
+          <w:p>
+            <w:r>
+              <w:rPr>
+                <w:b w:val="false"/>
+                <w:bCs w:val="false"/>
+                <w:sz w:val="20"/>
+                <w:szCs w:val="20"/>
+              </w:rPr>
+              <w:t xml:space="preserve">DT</w:t>
+            </w:r>
+          </w:p>
+        </w:tc>
+        <w:tc>
+          <w:tcPr>
+            <w:tcW w:type="dxa" w:w="1720"/>
+            <w:tcMar>
+              <w:top w:type="dxa" w:w="60"/>
+              <w:left w:type="dxa" w:w="100"/>
+              <w:bottom w:type="dxa" w:w="60"/>
+              <w:right w:type="dxa" w:w="100"/>
+            </w:tcMar>
+          </w:tcPr>
+          <w:p>
+            <w:pPr>
+              <w:jc w:val="right"/>
+            </w:pPr>
+            <w:r>
+              <w:rPr>
+                <w:b w:val="false"/>
+                <w:bCs w:val="false"/>
+                <w:sz w:val="20"/>
+                <w:szCs w:val="20"/>
+              </w:rPr>
+              <w:t xml:space="preserve">0.900</w:t>
+            </w:r>
+          </w:p>
+        </w:tc>
+        <w:tc>
+          <w:tcPr>
+            <w:tcW w:type="dxa" w:w="1720"/>
+            <w:tcMar>
+              <w:top w:type="dxa" w:w="60"/>
+              <w:left w:type="dxa" w:w="100"/>
+              <w:bottom w:type="dxa" w:w="60"/>
+              <w:right w:type="dxa" w:w="100"/>
+            </w:tcMar>
+          </w:tcPr>
+          <w:p>
+            <w:pPr>
+              <w:jc w:val="right"/>
+            </w:pPr>
+            <w:r>
+              <w:rPr>
+                <w:b w:val="false"/>
+                <w:bCs w:val="false"/>
+                <w:sz w:val="20"/>
+                <w:szCs w:val="20"/>
+              </w:rPr>
+              <w:t xml:space="preserve">0.993</w:t>
+            </w:r>
+          </w:p>
+        </w:tc>
+        <w:tc>
+          <w:tcPr>
+            <w:tcW w:type="dxa" w:w="1720"/>
+            <w:tcMar>
+              <w:top w:type="dxa" w:w="60"/>
+              <w:left w:type="dxa" w:w="100"/>
+              <w:bottom w:type="dxa" w:w="60"/>
+              <w:right w:type="dxa" w:w="100"/>
+            </w:tcMar>
+          </w:tcPr>
+          <w:p>
+            <w:pPr>
+              <w:jc w:val="right"/>
+            </w:pPr>
+            <w:r>
+              <w:rPr>
+                <w:b w:val="false"/>
+                <w:bCs w:val="false"/>
+                <w:sz w:val="20"/>
+                <w:szCs w:val="20"/>
+              </w:rPr>
+              <w:t xml:space="preserve">0.944</w:t>
+            </w:r>
+          </w:p>
+        </w:tc>
+        <w:tc>
+          <w:tcPr>
+            <w:tcW w:type="dxa" w:w="1520"/>
+            <w:tcMar>
+              <w:top w:type="dxa" w:w="60"/>
+              <w:left w:type="dxa" w:w="100"/>
+              <w:bottom w:type="dxa" w:w="60"/>
+              <w:right w:type="dxa" w:w="100"/>
+            </w:tcMar>
+          </w:tcPr>
+          <w:p>
+            <w:pPr>
+              <w:jc w:val="right"/>
+            </w:pPr>
+            <w:r>
+              <w:rPr>
+                <w:b w:val="false"/>
+                <w:bCs w:val="false"/>
+                <w:sz w:val="20"/>
+                <w:szCs w:val="20"/>
+              </w:rPr>
+              <w:t xml:space="preserve">282</w:t>
             </w:r>
           </w:p>
         </w:tc>
@@ -2663,111 +3143,2603 @@
       <w:tr>
         <w:tc>
           <w:tcPr>
-            <w:tcW w:type="dxa" w:w="1680"/>
-            <w:tcMar>
-              <w:top w:type="dxa" w:w="60"/>
-              <w:left w:type="dxa" w:w="100"/>
-              <w:bottom w:type="dxa" w:w="60"/>
-              <w:right w:type="dxa" w:w="100"/>
-            </w:tcMar>
-          </w:tcPr>
-          <w:p>
-            <w:r>
-              <w:rPr>
-                <w:b w:val="false"/>
-                <w:bCs w:val="false"/>
-                <w:sz w:val="20"/>
-                <w:szCs w:val="20"/>
-              </w:rPr>
-              <w:t xml:space="preserve"/>
-            </w:r>
-          </w:p>
-        </w:tc>
-        <w:tc>
-          <w:tcPr>
-            <w:tcW w:type="dxa" w:w="1680"/>
-            <w:tcMar>
-              <w:top w:type="dxa" w:w="60"/>
-              <w:left w:type="dxa" w:w="100"/>
-              <w:bottom w:type="dxa" w:w="60"/>
-              <w:right w:type="dxa" w:w="100"/>
-            </w:tcMar>
-          </w:tcPr>
-          <w:p>
-            <w:r>
-              <w:rPr>
-                <w:b w:val="false"/>
-                <w:bCs w:val="false"/>
-                <w:sz w:val="20"/>
-                <w:szCs w:val="20"/>
-              </w:rPr>
-              <w:t xml:space="preserve"/>
-            </w:r>
-          </w:p>
-        </w:tc>
-        <w:tc>
-          <w:tcPr>
-            <w:tcW w:type="dxa" w:w="1680"/>
-            <w:tcMar>
-              <w:top w:type="dxa" w:w="60"/>
-              <w:left w:type="dxa" w:w="100"/>
-              <w:bottom w:type="dxa" w:w="60"/>
-              <w:right w:type="dxa" w:w="100"/>
-            </w:tcMar>
-          </w:tcPr>
-          <w:p>
-            <w:r>
-              <w:rPr>
-                <w:b w:val="false"/>
-                <w:bCs w:val="false"/>
-                <w:sz w:val="20"/>
-                <w:szCs w:val="20"/>
-              </w:rPr>
-              <w:t xml:space="preserve"/>
-            </w:r>
-          </w:p>
-        </w:tc>
-        <w:tc>
-          <w:tcPr>
-            <w:tcW w:type="dxa" w:w="1680"/>
-            <w:tcMar>
-              <w:top w:type="dxa" w:w="60"/>
-              <w:left w:type="dxa" w:w="100"/>
-              <w:bottom w:type="dxa" w:w="60"/>
-              <w:right w:type="dxa" w:w="100"/>
-            </w:tcMar>
-          </w:tcPr>
-          <w:p>
-            <w:r>
-              <w:rPr>
-                <w:b w:val="false"/>
-                <w:bCs w:val="false"/>
-                <w:sz w:val="20"/>
-                <w:szCs w:val="20"/>
-              </w:rPr>
-              <w:t xml:space="preserve"/>
-            </w:r>
-          </w:p>
-        </w:tc>
-        <w:tc>
-          <w:tcPr>
-            <w:tcW w:type="dxa" w:w="1680"/>
-            <w:tcMar>
-              <w:top w:type="dxa" w:w="60"/>
-              <w:left w:type="dxa" w:w="100"/>
-              <w:bottom w:type="dxa" w:w="60"/>
-              <w:right w:type="dxa" w:w="100"/>
-            </w:tcMar>
-          </w:tcPr>
-          <w:p>
-            <w:r>
-              <w:rPr>
-                <w:b w:val="false"/>
-                <w:bCs w:val="false"/>
-                <w:sz w:val="20"/>
-                <w:szCs w:val="20"/>
-              </w:rPr>
-              <w:t xml:space="preserve"/>
+            <w:tcW w:type="dxa" w:w="2160"/>
+            <w:tcMar>
+              <w:top w:type="dxa" w:w="60"/>
+              <w:left w:type="dxa" w:w="100"/>
+              <w:bottom w:type="dxa" w:w="60"/>
+              <w:right w:type="dxa" w:w="100"/>
+            </w:tcMar>
+          </w:tcPr>
+          <w:p>
+            <w:r>
+              <w:rPr>
+                <w:b w:val="false"/>
+                <w:bCs w:val="false"/>
+                <w:sz w:val="20"/>
+                <w:szCs w:val="20"/>
+              </w:rPr>
+              <w:t xml:space="preserve">IN</w:t>
+            </w:r>
+          </w:p>
+        </w:tc>
+        <w:tc>
+          <w:tcPr>
+            <w:tcW w:type="dxa" w:w="1720"/>
+            <w:tcMar>
+              <w:top w:type="dxa" w:w="60"/>
+              <w:left w:type="dxa" w:w="100"/>
+              <w:bottom w:type="dxa" w:w="60"/>
+              <w:right w:type="dxa" w:w="100"/>
+            </w:tcMar>
+          </w:tcPr>
+          <w:p>
+            <w:pPr>
+              <w:jc w:val="right"/>
+            </w:pPr>
+            <w:r>
+              <w:rPr>
+                <w:b w:val="false"/>
+                <w:bCs w:val="false"/>
+                <w:sz w:val="20"/>
+                <w:szCs w:val="20"/>
+              </w:rPr>
+              <w:t xml:space="preserve">0.866</w:t>
+            </w:r>
+          </w:p>
+        </w:tc>
+        <w:tc>
+          <w:tcPr>
+            <w:tcW w:type="dxa" w:w="1720"/>
+            <w:tcMar>
+              <w:top w:type="dxa" w:w="60"/>
+              <w:left w:type="dxa" w:w="100"/>
+              <w:bottom w:type="dxa" w:w="60"/>
+              <w:right w:type="dxa" w:w="100"/>
+            </w:tcMar>
+          </w:tcPr>
+          <w:p>
+            <w:pPr>
+              <w:jc w:val="right"/>
+            </w:pPr>
+            <w:r>
+              <w:rPr>
+                <w:b w:val="false"/>
+                <w:bCs w:val="false"/>
+                <w:sz w:val="20"/>
+                <w:szCs w:val="20"/>
+              </w:rPr>
+              <w:t xml:space="preserve">0.892</w:t>
+            </w:r>
+          </w:p>
+        </w:tc>
+        <w:tc>
+          <w:tcPr>
+            <w:tcW w:type="dxa" w:w="1720"/>
+            <w:tcMar>
+              <w:top w:type="dxa" w:w="60"/>
+              <w:left w:type="dxa" w:w="100"/>
+              <w:bottom w:type="dxa" w:w="60"/>
+              <w:right w:type="dxa" w:w="100"/>
+            </w:tcMar>
+          </w:tcPr>
+          <w:p>
+            <w:pPr>
+              <w:jc w:val="right"/>
+            </w:pPr>
+            <w:r>
+              <w:rPr>
+                <w:b w:val="false"/>
+                <w:bCs w:val="false"/>
+                <w:sz w:val="20"/>
+                <w:szCs w:val="20"/>
+              </w:rPr>
+              <w:t xml:space="preserve">0.879</w:t>
+            </w:r>
+          </w:p>
+        </w:tc>
+        <w:tc>
+          <w:tcPr>
+            <w:tcW w:type="dxa" w:w="1520"/>
+            <w:tcMar>
+              <w:top w:type="dxa" w:w="60"/>
+              <w:left w:type="dxa" w:w="100"/>
+              <w:bottom w:type="dxa" w:w="60"/>
+              <w:right w:type="dxa" w:w="100"/>
+            </w:tcMar>
+          </w:tcPr>
+          <w:p>
+            <w:pPr>
+              <w:jc w:val="right"/>
+            </w:pPr>
+            <w:r>
+              <w:rPr>
+                <w:b w:val="false"/>
+                <w:bCs w:val="false"/>
+                <w:sz w:val="20"/>
+                <w:szCs w:val="20"/>
+              </w:rPr>
+              <w:t xml:space="preserve">260</w:t>
+            </w:r>
+          </w:p>
+        </w:tc>
+      </w:tr>
+      <w:tr>
+        <w:tc>
+          <w:tcPr>
+            <w:tcW w:type="dxa" w:w="2160"/>
+            <w:tcMar>
+              <w:top w:type="dxa" w:w="60"/>
+              <w:left w:type="dxa" w:w="100"/>
+              <w:bottom w:type="dxa" w:w="60"/>
+              <w:right w:type="dxa" w:w="100"/>
+            </w:tcMar>
+          </w:tcPr>
+          <w:p>
+            <w:r>
+              <w:rPr>
+                <w:b w:val="false"/>
+                <w:bCs w:val="false"/>
+                <w:sz w:val="20"/>
+                <w:szCs w:val="20"/>
+              </w:rPr>
+              <w:t xml:space="preserve">JJ</w:t>
+            </w:r>
+          </w:p>
+        </w:tc>
+        <w:tc>
+          <w:tcPr>
+            <w:tcW w:type="dxa" w:w="1720"/>
+            <w:tcMar>
+              <w:top w:type="dxa" w:w="60"/>
+              <w:left w:type="dxa" w:w="100"/>
+              <w:bottom w:type="dxa" w:w="60"/>
+              <w:right w:type="dxa" w:w="100"/>
+            </w:tcMar>
+          </w:tcPr>
+          <w:p>
+            <w:pPr>
+              <w:jc w:val="right"/>
+            </w:pPr>
+            <w:r>
+              <w:rPr>
+                <w:b w:val="false"/>
+                <w:bCs w:val="false"/>
+                <w:sz w:val="20"/>
+                <w:szCs w:val="20"/>
+              </w:rPr>
+              <w:t xml:space="preserve">0.714</w:t>
+            </w:r>
+          </w:p>
+        </w:tc>
+        <w:tc>
+          <w:tcPr>
+            <w:tcW w:type="dxa" w:w="1720"/>
+            <w:tcMar>
+              <w:top w:type="dxa" w:w="60"/>
+              <w:left w:type="dxa" w:w="100"/>
+              <w:bottom w:type="dxa" w:w="60"/>
+              <w:right w:type="dxa" w:w="100"/>
+            </w:tcMar>
+          </w:tcPr>
+          <w:p>
+            <w:pPr>
+              <w:jc w:val="right"/>
+            </w:pPr>
+            <w:r>
+              <w:rPr>
+                <w:b w:val="false"/>
+                <w:bCs w:val="false"/>
+                <w:sz w:val="20"/>
+                <w:szCs w:val="20"/>
+              </w:rPr>
+              <w:t xml:space="preserve">0.789</w:t>
+            </w:r>
+          </w:p>
+        </w:tc>
+        <w:tc>
+          <w:tcPr>
+            <w:tcW w:type="dxa" w:w="1720"/>
+            <w:tcMar>
+              <w:top w:type="dxa" w:w="60"/>
+              <w:left w:type="dxa" w:w="100"/>
+              <w:bottom w:type="dxa" w:w="60"/>
+              <w:right w:type="dxa" w:w="100"/>
+            </w:tcMar>
+          </w:tcPr>
+          <w:p>
+            <w:pPr>
+              <w:jc w:val="right"/>
+            </w:pPr>
+            <w:r>
+              <w:rPr>
+                <w:b w:val="false"/>
+                <w:bCs w:val="false"/>
+                <w:sz w:val="20"/>
+                <w:szCs w:val="20"/>
+              </w:rPr>
+              <w:t xml:space="preserve">0.750</w:t>
+            </w:r>
+          </w:p>
+        </w:tc>
+        <w:tc>
+          <w:tcPr>
+            <w:tcW w:type="dxa" w:w="1520"/>
+            <w:tcMar>
+              <w:top w:type="dxa" w:w="60"/>
+              <w:left w:type="dxa" w:w="100"/>
+              <w:bottom w:type="dxa" w:w="60"/>
+              <w:right w:type="dxa" w:w="100"/>
+            </w:tcMar>
+          </w:tcPr>
+          <w:p>
+            <w:pPr>
+              <w:jc w:val="right"/>
+            </w:pPr>
+            <w:r>
+              <w:rPr>
+                <w:b w:val="false"/>
+                <w:bCs w:val="false"/>
+                <w:sz w:val="20"/>
+                <w:szCs w:val="20"/>
+              </w:rPr>
+              <w:t xml:space="preserve">171</w:t>
+            </w:r>
+          </w:p>
+        </w:tc>
+      </w:tr>
+      <w:tr>
+        <w:tc>
+          <w:tcPr>
+            <w:tcW w:type="dxa" w:w="2160"/>
+            <w:tcMar>
+              <w:top w:type="dxa" w:w="60"/>
+              <w:left w:type="dxa" w:w="100"/>
+              <w:bottom w:type="dxa" w:w="60"/>
+              <w:right w:type="dxa" w:w="100"/>
+            </w:tcMar>
+          </w:tcPr>
+          <w:p>
+            <w:r>
+              <w:rPr>
+                <w:b w:val="false"/>
+                <w:bCs w:val="false"/>
+                <w:sz w:val="20"/>
+                <w:szCs w:val="20"/>
+              </w:rPr>
+              <w:t xml:space="preserve">MD</w:t>
+            </w:r>
+          </w:p>
+        </w:tc>
+        <w:tc>
+          <w:tcPr>
+            <w:tcW w:type="dxa" w:w="1720"/>
+            <w:tcMar>
+              <w:top w:type="dxa" w:w="60"/>
+              <w:left w:type="dxa" w:w="100"/>
+              <w:bottom w:type="dxa" w:w="60"/>
+              <w:right w:type="dxa" w:w="100"/>
+            </w:tcMar>
+          </w:tcPr>
+          <w:p>
+            <w:pPr>
+              <w:jc w:val="right"/>
+            </w:pPr>
+            <w:r>
+              <w:rPr>
+                <w:b w:val="false"/>
+                <w:bCs w:val="false"/>
+                <w:sz w:val="20"/>
+                <w:szCs w:val="20"/>
+              </w:rPr>
+              <w:t xml:space="preserve">0.941</w:t>
+            </w:r>
+          </w:p>
+        </w:tc>
+        <w:tc>
+          <w:tcPr>
+            <w:tcW w:type="dxa" w:w="1720"/>
+            <w:tcMar>
+              <w:top w:type="dxa" w:w="60"/>
+              <w:left w:type="dxa" w:w="100"/>
+              <w:bottom w:type="dxa" w:w="60"/>
+              <w:right w:type="dxa" w:w="100"/>
+            </w:tcMar>
+          </w:tcPr>
+          <w:p>
+            <w:pPr>
+              <w:jc w:val="right"/>
+            </w:pPr>
+            <w:r>
+              <w:rPr>
+                <w:b w:val="false"/>
+                <w:bCs w:val="false"/>
+                <w:sz w:val="20"/>
+                <w:szCs w:val="20"/>
+              </w:rPr>
+              <w:t xml:space="preserve">0.914</w:t>
+            </w:r>
+          </w:p>
+        </w:tc>
+        <w:tc>
+          <w:tcPr>
+            <w:tcW w:type="dxa" w:w="1720"/>
+            <w:tcMar>
+              <w:top w:type="dxa" w:w="60"/>
+              <w:left w:type="dxa" w:w="100"/>
+              <w:bottom w:type="dxa" w:w="60"/>
+              <w:right w:type="dxa" w:w="100"/>
+            </w:tcMar>
+          </w:tcPr>
+          <w:p>
+            <w:pPr>
+              <w:jc w:val="right"/>
+            </w:pPr>
+            <w:r>
+              <w:rPr>
+                <w:b w:val="false"/>
+                <w:bCs w:val="false"/>
+                <w:sz w:val="20"/>
+                <w:szCs w:val="20"/>
+              </w:rPr>
+              <w:t xml:space="preserve">0.928</w:t>
+            </w:r>
+          </w:p>
+        </w:tc>
+        <w:tc>
+          <w:tcPr>
+            <w:tcW w:type="dxa" w:w="1520"/>
+            <w:tcMar>
+              <w:top w:type="dxa" w:w="60"/>
+              <w:left w:type="dxa" w:w="100"/>
+              <w:bottom w:type="dxa" w:w="60"/>
+              <w:right w:type="dxa" w:w="100"/>
+            </w:tcMar>
+          </w:tcPr>
+          <w:p>
+            <w:pPr>
+              <w:jc w:val="right"/>
+            </w:pPr>
+            <w:r>
+              <w:rPr>
+                <w:b w:val="false"/>
+                <w:bCs w:val="false"/>
+                <w:sz w:val="20"/>
+                <w:szCs w:val="20"/>
+              </w:rPr>
+              <w:t xml:space="preserve">35</w:t>
+            </w:r>
+          </w:p>
+        </w:tc>
+      </w:tr>
+      <w:tr>
+        <w:tc>
+          <w:tcPr>
+            <w:tcW w:type="dxa" w:w="2160"/>
+            <w:tcMar>
+              <w:top w:type="dxa" w:w="60"/>
+              <w:left w:type="dxa" w:w="100"/>
+              <w:bottom w:type="dxa" w:w="60"/>
+              <w:right w:type="dxa" w:w="100"/>
+            </w:tcMar>
+          </w:tcPr>
+          <w:p>
+            <w:r>
+              <w:rPr>
+                <w:b w:val="false"/>
+                <w:bCs w:val="false"/>
+                <w:sz w:val="20"/>
+                <w:szCs w:val="20"/>
+              </w:rPr>
+              <w:t xml:space="preserve">NN</w:t>
+            </w:r>
+          </w:p>
+        </w:tc>
+        <w:tc>
+          <w:tcPr>
+            <w:tcW w:type="dxa" w:w="1720"/>
+            <w:tcMar>
+              <w:top w:type="dxa" w:w="60"/>
+              <w:left w:type="dxa" w:w="100"/>
+              <w:bottom w:type="dxa" w:w="60"/>
+              <w:right w:type="dxa" w:w="100"/>
+            </w:tcMar>
+          </w:tcPr>
+          <w:p>
+            <w:pPr>
+              <w:jc w:val="right"/>
+            </w:pPr>
+            <w:r>
+              <w:rPr>
+                <w:b w:val="false"/>
+                <w:bCs w:val="false"/>
+                <w:sz w:val="20"/>
+                <w:szCs w:val="20"/>
+              </w:rPr>
+              <w:t xml:space="preserve">0.783</w:t>
+            </w:r>
+          </w:p>
+        </w:tc>
+        <w:tc>
+          <w:tcPr>
+            <w:tcW w:type="dxa" w:w="1720"/>
+            <w:tcMar>
+              <w:top w:type="dxa" w:w="60"/>
+              <w:left w:type="dxa" w:w="100"/>
+              <w:bottom w:type="dxa" w:w="60"/>
+              <w:right w:type="dxa" w:w="100"/>
+            </w:tcMar>
+          </w:tcPr>
+          <w:p>
+            <w:pPr>
+              <w:jc w:val="right"/>
+            </w:pPr>
+            <w:r>
+              <w:rPr>
+                <w:b w:val="false"/>
+                <w:bCs w:val="false"/>
+                <w:sz w:val="20"/>
+                <w:szCs w:val="20"/>
+              </w:rPr>
+              <w:t xml:space="preserve">0.861</w:t>
+            </w:r>
+          </w:p>
+        </w:tc>
+        <w:tc>
+          <w:tcPr>
+            <w:tcW w:type="dxa" w:w="1720"/>
+            <w:tcMar>
+              <w:top w:type="dxa" w:w="60"/>
+              <w:left w:type="dxa" w:w="100"/>
+              <w:bottom w:type="dxa" w:w="60"/>
+              <w:right w:type="dxa" w:w="100"/>
+            </w:tcMar>
+          </w:tcPr>
+          <w:p>
+            <w:pPr>
+              <w:jc w:val="right"/>
+            </w:pPr>
+            <w:r>
+              <w:rPr>
+                <w:b w:val="false"/>
+                <w:bCs w:val="false"/>
+                <w:sz w:val="20"/>
+                <w:szCs w:val="20"/>
+              </w:rPr>
+              <w:t xml:space="preserve">0.820</w:t>
+            </w:r>
+          </w:p>
+        </w:tc>
+        <w:tc>
+          <w:tcPr>
+            <w:tcW w:type="dxa" w:w="1520"/>
+            <w:tcMar>
+              <w:top w:type="dxa" w:w="60"/>
+              <w:left w:type="dxa" w:w="100"/>
+              <w:bottom w:type="dxa" w:w="60"/>
+              <w:right w:type="dxa" w:w="100"/>
+            </w:tcMar>
+          </w:tcPr>
+          <w:p>
+            <w:pPr>
+              <w:jc w:val="right"/>
+            </w:pPr>
+            <w:r>
+              <w:rPr>
+                <w:b w:val="false"/>
+                <w:bCs w:val="false"/>
+                <w:sz w:val="20"/>
+                <w:szCs w:val="20"/>
+              </w:rPr>
+              <w:t xml:space="preserve">381</w:t>
+            </w:r>
+          </w:p>
+        </w:tc>
+      </w:tr>
+      <w:tr>
+        <w:tc>
+          <w:tcPr>
+            <w:tcW w:type="dxa" w:w="2160"/>
+            <w:tcMar>
+              <w:top w:type="dxa" w:w="60"/>
+              <w:left w:type="dxa" w:w="100"/>
+              <w:bottom w:type="dxa" w:w="60"/>
+              <w:right w:type="dxa" w:w="100"/>
+            </w:tcMar>
+          </w:tcPr>
+          <w:p>
+            <w:r>
+              <w:rPr>
+                <w:b w:val="false"/>
+                <w:bCs w:val="false"/>
+                <w:sz w:val="20"/>
+                <w:szCs w:val="20"/>
+              </w:rPr>
+              <w:t xml:space="preserve">NNP</w:t>
+            </w:r>
+          </w:p>
+        </w:tc>
+        <w:tc>
+          <w:tcPr>
+            <w:tcW w:type="dxa" w:w="1720"/>
+            <w:tcMar>
+              <w:top w:type="dxa" w:w="60"/>
+              <w:left w:type="dxa" w:w="100"/>
+              <w:bottom w:type="dxa" w:w="60"/>
+              <w:right w:type="dxa" w:w="100"/>
+            </w:tcMar>
+          </w:tcPr>
+          <w:p>
+            <w:pPr>
+              <w:jc w:val="right"/>
+            </w:pPr>
+            <w:r>
+              <w:rPr>
+                <w:b w:val="false"/>
+                <w:bCs w:val="false"/>
+                <w:sz w:val="20"/>
+                <w:szCs w:val="20"/>
+              </w:rPr>
+              <w:t xml:space="preserve">0.787</w:t>
+            </w:r>
+          </w:p>
+        </w:tc>
+        <w:tc>
+          <w:tcPr>
+            <w:tcW w:type="dxa" w:w="1720"/>
+            <w:tcMar>
+              <w:top w:type="dxa" w:w="60"/>
+              <w:left w:type="dxa" w:w="100"/>
+              <w:bottom w:type="dxa" w:w="60"/>
+              <w:right w:type="dxa" w:w="100"/>
+            </w:tcMar>
+          </w:tcPr>
+          <w:p>
+            <w:pPr>
+              <w:jc w:val="right"/>
+            </w:pPr>
+            <w:r>
+              <w:rPr>
+                <w:b w:val="false"/>
+                <w:bCs w:val="false"/>
+                <w:sz w:val="20"/>
+                <w:szCs w:val="20"/>
+              </w:rPr>
+              <w:t xml:space="preserve">0.665</w:t>
+            </w:r>
+          </w:p>
+        </w:tc>
+        <w:tc>
+          <w:tcPr>
+            <w:tcW w:type="dxa" w:w="1720"/>
+            <w:tcMar>
+              <w:top w:type="dxa" w:w="60"/>
+              <w:left w:type="dxa" w:w="100"/>
+              <w:bottom w:type="dxa" w:w="60"/>
+              <w:right w:type="dxa" w:w="100"/>
+            </w:tcMar>
+          </w:tcPr>
+          <w:p>
+            <w:pPr>
+              <w:jc w:val="right"/>
+            </w:pPr>
+            <w:r>
+              <w:rPr>
+                <w:b w:val="false"/>
+                <w:bCs w:val="false"/>
+                <w:sz w:val="20"/>
+                <w:szCs w:val="20"/>
+              </w:rPr>
+              <w:t xml:space="preserve">0.721</w:t>
+            </w:r>
+          </w:p>
+        </w:tc>
+        <w:tc>
+          <w:tcPr>
+            <w:tcW w:type="dxa" w:w="1520"/>
+            <w:tcMar>
+              <w:top w:type="dxa" w:w="60"/>
+              <w:left w:type="dxa" w:w="100"/>
+              <w:bottom w:type="dxa" w:w="60"/>
+              <w:right w:type="dxa" w:w="100"/>
+            </w:tcMar>
+          </w:tcPr>
+          <w:p>
+            <w:pPr>
+              <w:jc w:val="right"/>
+            </w:pPr>
+            <w:r>
+              <w:rPr>
+                <w:b w:val="false"/>
+                <w:bCs w:val="false"/>
+                <w:sz w:val="20"/>
+                <w:szCs w:val="20"/>
+              </w:rPr>
+              <w:t xml:space="preserve">245</w:t>
+            </w:r>
+          </w:p>
+        </w:tc>
+      </w:tr>
+      <w:tr>
+        <w:tc>
+          <w:tcPr>
+            <w:tcW w:type="dxa" w:w="2160"/>
+            <w:tcMar>
+              <w:top w:type="dxa" w:w="60"/>
+              <w:left w:type="dxa" w:w="100"/>
+              <w:bottom w:type="dxa" w:w="60"/>
+              <w:right w:type="dxa" w:w="100"/>
+            </w:tcMar>
+          </w:tcPr>
+          <w:p>
+            <w:r>
+              <w:rPr>
+                <w:b w:val="false"/>
+                <w:bCs w:val="false"/>
+                <w:sz w:val="20"/>
+                <w:szCs w:val="20"/>
+              </w:rPr>
+              <w:t xml:space="preserve">NNS</w:t>
+            </w:r>
+          </w:p>
+        </w:tc>
+        <w:tc>
+          <w:tcPr>
+            <w:tcW w:type="dxa" w:w="1720"/>
+            <w:tcMar>
+              <w:top w:type="dxa" w:w="60"/>
+              <w:left w:type="dxa" w:w="100"/>
+              <w:bottom w:type="dxa" w:w="60"/>
+              <w:right w:type="dxa" w:w="100"/>
+            </w:tcMar>
+          </w:tcPr>
+          <w:p>
+            <w:pPr>
+              <w:jc w:val="right"/>
+            </w:pPr>
+            <w:r>
+              <w:rPr>
+                <w:b w:val="false"/>
+                <w:bCs w:val="false"/>
+                <w:sz w:val="20"/>
+                <w:szCs w:val="20"/>
+              </w:rPr>
+              <w:t xml:space="preserve">0.901</w:t>
+            </w:r>
+          </w:p>
+        </w:tc>
+        <w:tc>
+          <w:tcPr>
+            <w:tcW w:type="dxa" w:w="1720"/>
+            <w:tcMar>
+              <w:top w:type="dxa" w:w="60"/>
+              <w:left w:type="dxa" w:w="100"/>
+              <w:bottom w:type="dxa" w:w="60"/>
+              <w:right w:type="dxa" w:w="100"/>
+            </w:tcMar>
+          </w:tcPr>
+          <w:p>
+            <w:pPr>
+              <w:jc w:val="right"/>
+            </w:pPr>
+            <w:r>
+              <w:rPr>
+                <w:b w:val="false"/>
+                <w:bCs w:val="false"/>
+                <w:sz w:val="20"/>
+                <w:szCs w:val="20"/>
+              </w:rPr>
+              <w:t xml:space="preserve">0.834</w:t>
+            </w:r>
+          </w:p>
+        </w:tc>
+        <w:tc>
+          <w:tcPr>
+            <w:tcW w:type="dxa" w:w="1720"/>
+            <w:tcMar>
+              <w:top w:type="dxa" w:w="60"/>
+              <w:left w:type="dxa" w:w="100"/>
+              <w:bottom w:type="dxa" w:w="60"/>
+              <w:right w:type="dxa" w:w="100"/>
+            </w:tcMar>
+          </w:tcPr>
+          <w:p>
+            <w:pPr>
+              <w:jc w:val="right"/>
+            </w:pPr>
+            <w:r>
+              <w:rPr>
+                <w:b w:val="false"/>
+                <w:bCs w:val="false"/>
+                <w:sz w:val="20"/>
+                <w:szCs w:val="20"/>
+              </w:rPr>
+              <w:t xml:space="preserve">0.866</w:t>
+            </w:r>
+          </w:p>
+        </w:tc>
+        <w:tc>
+          <w:tcPr>
+            <w:tcW w:type="dxa" w:w="1520"/>
+            <w:tcMar>
+              <w:top w:type="dxa" w:w="60"/>
+              <w:left w:type="dxa" w:w="100"/>
+              <w:bottom w:type="dxa" w:w="60"/>
+              <w:right w:type="dxa" w:w="100"/>
+            </w:tcMar>
+          </w:tcPr>
+          <w:p>
+            <w:pPr>
+              <w:jc w:val="right"/>
+            </w:pPr>
+            <w:r>
+              <w:rPr>
+                <w:b w:val="false"/>
+                <w:bCs w:val="false"/>
+                <w:sz w:val="20"/>
+                <w:szCs w:val="20"/>
+              </w:rPr>
+              <w:t xml:space="preserve">163</w:t>
+            </w:r>
+          </w:p>
+        </w:tc>
+      </w:tr>
+      <w:tr>
+        <w:tc>
+          <w:tcPr>
+            <w:tcW w:type="dxa" w:w="2160"/>
+            <w:tcMar>
+              <w:top w:type="dxa" w:w="60"/>
+              <w:left w:type="dxa" w:w="100"/>
+              <w:bottom w:type="dxa" w:w="60"/>
+              <w:right w:type="dxa" w:w="100"/>
+            </w:tcMar>
+          </w:tcPr>
+          <w:p>
+            <w:r>
+              <w:rPr>
+                <w:b w:val="false"/>
+                <w:bCs w:val="false"/>
+                <w:sz w:val="20"/>
+                <w:szCs w:val="20"/>
+              </w:rPr>
+              <w:t xml:space="preserve">POS</w:t>
+            </w:r>
+          </w:p>
+        </w:tc>
+        <w:tc>
+          <w:tcPr>
+            <w:tcW w:type="dxa" w:w="1720"/>
+            <w:tcMar>
+              <w:top w:type="dxa" w:w="60"/>
+              <w:left w:type="dxa" w:w="100"/>
+              <w:bottom w:type="dxa" w:w="60"/>
+              <w:right w:type="dxa" w:w="100"/>
+            </w:tcMar>
+          </w:tcPr>
+          <w:p>
+            <w:pPr>
+              <w:jc w:val="right"/>
+            </w:pPr>
+            <w:r>
+              <w:rPr>
+                <w:b w:val="false"/>
+                <w:bCs w:val="false"/>
+                <w:sz w:val="20"/>
+                <w:szCs w:val="20"/>
+              </w:rPr>
+              <w:t xml:space="preserve">0.905</w:t>
+            </w:r>
+          </w:p>
+        </w:tc>
+        <w:tc>
+          <w:tcPr>
+            <w:tcW w:type="dxa" w:w="1720"/>
+            <w:tcMar>
+              <w:top w:type="dxa" w:w="60"/>
+              <w:left w:type="dxa" w:w="100"/>
+              <w:bottom w:type="dxa" w:w="60"/>
+              <w:right w:type="dxa" w:w="100"/>
+            </w:tcMar>
+          </w:tcPr>
+          <w:p>
+            <w:pPr>
+              <w:jc w:val="right"/>
+            </w:pPr>
+            <w:r>
+              <w:rPr>
+                <w:b w:val="false"/>
+                <w:bCs w:val="false"/>
+                <w:sz w:val="20"/>
+                <w:szCs w:val="20"/>
+              </w:rPr>
+              <w:t xml:space="preserve">1.000</w:t>
+            </w:r>
+          </w:p>
+        </w:tc>
+        <w:tc>
+          <w:tcPr>
+            <w:tcW w:type="dxa" w:w="1720"/>
+            <w:tcMar>
+              <w:top w:type="dxa" w:w="60"/>
+              <w:left w:type="dxa" w:w="100"/>
+              <w:bottom w:type="dxa" w:w="60"/>
+              <w:right w:type="dxa" w:w="100"/>
+            </w:tcMar>
+          </w:tcPr>
+          <w:p>
+            <w:pPr>
+              <w:jc w:val="right"/>
+            </w:pPr>
+            <w:r>
+              <w:rPr>
+                <w:b w:val="false"/>
+                <w:bCs w:val="false"/>
+                <w:sz w:val="20"/>
+                <w:szCs w:val="20"/>
+              </w:rPr>
+              <w:t xml:space="preserve">0.950</w:t>
+            </w:r>
+          </w:p>
+        </w:tc>
+        <w:tc>
+          <w:tcPr>
+            <w:tcW w:type="dxa" w:w="1520"/>
+            <w:tcMar>
+              <w:top w:type="dxa" w:w="60"/>
+              <w:left w:type="dxa" w:w="100"/>
+              <w:bottom w:type="dxa" w:w="60"/>
+              <w:right w:type="dxa" w:w="100"/>
+            </w:tcMar>
+          </w:tcPr>
+          <w:p>
+            <w:pPr>
+              <w:jc w:val="right"/>
+            </w:pPr>
+            <w:r>
+              <w:rPr>
+                <w:b w:val="false"/>
+                <w:bCs w:val="false"/>
+                <w:sz w:val="20"/>
+                <w:szCs w:val="20"/>
+              </w:rPr>
+              <w:t xml:space="preserve">19</w:t>
+            </w:r>
+          </w:p>
+        </w:tc>
+      </w:tr>
+      <w:tr>
+        <w:tc>
+          <w:tcPr>
+            <w:tcW w:type="dxa" w:w="2160"/>
+            <w:tcMar>
+              <w:top w:type="dxa" w:w="60"/>
+              <w:left w:type="dxa" w:w="100"/>
+              <w:bottom w:type="dxa" w:w="60"/>
+              <w:right w:type="dxa" w:w="100"/>
+            </w:tcMar>
+          </w:tcPr>
+          <w:p>
+            <w:r>
+              <w:rPr>
+                <w:b w:val="false"/>
+                <w:bCs w:val="false"/>
+                <w:sz w:val="20"/>
+                <w:szCs w:val="20"/>
+              </w:rPr>
+              <w:t xml:space="preserve">PRP</w:t>
+            </w:r>
+          </w:p>
+        </w:tc>
+        <w:tc>
+          <w:tcPr>
+            <w:tcW w:type="dxa" w:w="1720"/>
+            <w:tcMar>
+              <w:top w:type="dxa" w:w="60"/>
+              <w:left w:type="dxa" w:w="100"/>
+              <w:bottom w:type="dxa" w:w="60"/>
+              <w:right w:type="dxa" w:w="100"/>
+            </w:tcMar>
+          </w:tcPr>
+          <w:p>
+            <w:pPr>
+              <w:jc w:val="right"/>
+            </w:pPr>
+            <w:r>
+              <w:rPr>
+                <w:b w:val="false"/>
+                <w:bCs w:val="false"/>
+                <w:sz w:val="20"/>
+                <w:szCs w:val="20"/>
+              </w:rPr>
+              <w:t xml:space="preserve">0.903</w:t>
+            </w:r>
+          </w:p>
+        </w:tc>
+        <w:tc>
+          <w:tcPr>
+            <w:tcW w:type="dxa" w:w="1720"/>
+            <w:tcMar>
+              <w:top w:type="dxa" w:w="60"/>
+              <w:left w:type="dxa" w:w="100"/>
+              <w:bottom w:type="dxa" w:w="60"/>
+              <w:right w:type="dxa" w:w="100"/>
+            </w:tcMar>
+          </w:tcPr>
+          <w:p>
+            <w:pPr>
+              <w:jc w:val="right"/>
+            </w:pPr>
+            <w:r>
+              <w:rPr>
+                <w:b w:val="false"/>
+                <w:bCs w:val="false"/>
+                <w:sz w:val="20"/>
+                <w:szCs w:val="20"/>
+              </w:rPr>
+              <w:t xml:space="preserve">0.966</w:t>
+            </w:r>
+          </w:p>
+        </w:tc>
+        <w:tc>
+          <w:tcPr>
+            <w:tcW w:type="dxa" w:w="1720"/>
+            <w:tcMar>
+              <w:top w:type="dxa" w:w="60"/>
+              <w:left w:type="dxa" w:w="100"/>
+              <w:bottom w:type="dxa" w:w="60"/>
+              <w:right w:type="dxa" w:w="100"/>
+            </w:tcMar>
+          </w:tcPr>
+          <w:p>
+            <w:pPr>
+              <w:jc w:val="right"/>
+            </w:pPr>
+            <w:r>
+              <w:rPr>
+                <w:b w:val="false"/>
+                <w:bCs w:val="false"/>
+                <w:sz w:val="20"/>
+                <w:szCs w:val="20"/>
+              </w:rPr>
+              <w:t xml:space="preserve">0.933</w:t>
+            </w:r>
+          </w:p>
+        </w:tc>
+        <w:tc>
+          <w:tcPr>
+            <w:tcW w:type="dxa" w:w="1520"/>
+            <w:tcMar>
+              <w:top w:type="dxa" w:w="60"/>
+              <w:left w:type="dxa" w:w="100"/>
+              <w:bottom w:type="dxa" w:w="60"/>
+              <w:right w:type="dxa" w:w="100"/>
+            </w:tcMar>
+          </w:tcPr>
+          <w:p>
+            <w:pPr>
+              <w:jc w:val="right"/>
+            </w:pPr>
+            <w:r>
+              <w:rPr>
+                <w:b w:val="false"/>
+                <w:bCs w:val="false"/>
+                <w:sz w:val="20"/>
+                <w:szCs w:val="20"/>
+              </w:rPr>
+              <w:t xml:space="preserve">29</w:t>
+            </w:r>
+          </w:p>
+        </w:tc>
+      </w:tr>
+      <w:tr>
+        <w:tc>
+          <w:tcPr>
+            <w:tcW w:type="dxa" w:w="2160"/>
+            <w:tcMar>
+              <w:top w:type="dxa" w:w="60"/>
+              <w:left w:type="dxa" w:w="100"/>
+              <w:bottom w:type="dxa" w:w="60"/>
+              <w:right w:type="dxa" w:w="100"/>
+            </w:tcMar>
+          </w:tcPr>
+          <w:p>
+            <w:r>
+              <w:rPr>
+                <w:b w:val="false"/>
+                <w:bCs w:val="false"/>
+                <w:sz w:val="20"/>
+                <w:szCs w:val="20"/>
+              </w:rPr>
+              <w:t xml:space="preserve">PRP$</w:t>
+            </w:r>
+          </w:p>
+        </w:tc>
+        <w:tc>
+          <w:tcPr>
+            <w:tcW w:type="dxa" w:w="1720"/>
+            <w:tcMar>
+              <w:top w:type="dxa" w:w="60"/>
+              <w:left w:type="dxa" w:w="100"/>
+              <w:bottom w:type="dxa" w:w="60"/>
+              <w:right w:type="dxa" w:w="100"/>
+            </w:tcMar>
+          </w:tcPr>
+          <w:p>
+            <w:pPr>
+              <w:jc w:val="right"/>
+            </w:pPr>
+            <w:r>
+              <w:rPr>
+                <w:b w:val="false"/>
+                <w:bCs w:val="false"/>
+                <w:sz w:val="20"/>
+                <w:szCs w:val="20"/>
+              </w:rPr>
+              <w:t xml:space="preserve">1.000</w:t>
+            </w:r>
+          </w:p>
+        </w:tc>
+        <w:tc>
+          <w:tcPr>
+            <w:tcW w:type="dxa" w:w="1720"/>
+            <w:tcMar>
+              <w:top w:type="dxa" w:w="60"/>
+              <w:left w:type="dxa" w:w="100"/>
+              <w:bottom w:type="dxa" w:w="60"/>
+              <w:right w:type="dxa" w:w="100"/>
+            </w:tcMar>
+          </w:tcPr>
+          <w:p>
+            <w:pPr>
+              <w:jc w:val="right"/>
+            </w:pPr>
+            <w:r>
+              <w:rPr>
+                <w:b w:val="false"/>
+                <w:bCs w:val="false"/>
+                <w:sz w:val="20"/>
+                <w:szCs w:val="20"/>
+              </w:rPr>
+              <w:t xml:space="preserve">1.000</w:t>
+            </w:r>
+          </w:p>
+        </w:tc>
+        <w:tc>
+          <w:tcPr>
+            <w:tcW w:type="dxa" w:w="1720"/>
+            <w:tcMar>
+              <w:top w:type="dxa" w:w="60"/>
+              <w:left w:type="dxa" w:w="100"/>
+              <w:bottom w:type="dxa" w:w="60"/>
+              <w:right w:type="dxa" w:w="100"/>
+            </w:tcMar>
+          </w:tcPr>
+          <w:p>
+            <w:pPr>
+              <w:jc w:val="right"/>
+            </w:pPr>
+            <w:r>
+              <w:rPr>
+                <w:b w:val="false"/>
+                <w:bCs w:val="false"/>
+                <w:sz w:val="20"/>
+                <w:szCs w:val="20"/>
+              </w:rPr>
+              <w:t xml:space="preserve">1.000</w:t>
+            </w:r>
+          </w:p>
+        </w:tc>
+        <w:tc>
+          <w:tcPr>
+            <w:tcW w:type="dxa" w:w="1520"/>
+            <w:tcMar>
+              <w:top w:type="dxa" w:w="60"/>
+              <w:left w:type="dxa" w:w="100"/>
+              <w:bottom w:type="dxa" w:w="60"/>
+              <w:right w:type="dxa" w:w="100"/>
+            </w:tcMar>
+          </w:tcPr>
+          <w:p>
+            <w:pPr>
+              <w:jc w:val="right"/>
+            </w:pPr>
+            <w:r>
+              <w:rPr>
+                <w:b w:val="false"/>
+                <w:bCs w:val="false"/>
+                <w:sz w:val="20"/>
+                <w:szCs w:val="20"/>
+              </w:rPr>
+              <w:t xml:space="preserve">15</w:t>
+            </w:r>
+          </w:p>
+        </w:tc>
+      </w:tr>
+      <w:tr>
+        <w:tc>
+          <w:tcPr>
+            <w:tcW w:type="dxa" w:w="2160"/>
+            <w:tcMar>
+              <w:top w:type="dxa" w:w="60"/>
+              <w:left w:type="dxa" w:w="100"/>
+              <w:bottom w:type="dxa" w:w="60"/>
+              <w:right w:type="dxa" w:w="100"/>
+            </w:tcMar>
+          </w:tcPr>
+          <w:p>
+            <w:r>
+              <w:rPr>
+                <w:b w:val="false"/>
+                <w:bCs w:val="false"/>
+                <w:sz w:val="20"/>
+                <w:szCs w:val="20"/>
+              </w:rPr>
+              <w:t xml:space="preserve">RB</w:t>
+            </w:r>
+          </w:p>
+        </w:tc>
+        <w:tc>
+          <w:tcPr>
+            <w:tcW w:type="dxa" w:w="1720"/>
+            <w:tcMar>
+              <w:top w:type="dxa" w:w="60"/>
+              <w:left w:type="dxa" w:w="100"/>
+              <w:bottom w:type="dxa" w:w="60"/>
+              <w:right w:type="dxa" w:w="100"/>
+            </w:tcMar>
+          </w:tcPr>
+          <w:p>
+            <w:pPr>
+              <w:jc w:val="right"/>
+            </w:pPr>
+            <w:r>
+              <w:rPr>
+                <w:b w:val="false"/>
+                <w:bCs w:val="false"/>
+                <w:sz w:val="20"/>
+                <w:szCs w:val="20"/>
+              </w:rPr>
+              <w:t xml:space="preserve">0.964</w:t>
+            </w:r>
+          </w:p>
+        </w:tc>
+        <w:tc>
+          <w:tcPr>
+            <w:tcW w:type="dxa" w:w="1720"/>
+            <w:tcMar>
+              <w:top w:type="dxa" w:w="60"/>
+              <w:left w:type="dxa" w:w="100"/>
+              <w:bottom w:type="dxa" w:w="60"/>
+              <w:right w:type="dxa" w:w="100"/>
+            </w:tcMar>
+          </w:tcPr>
+          <w:p>
+            <w:pPr>
+              <w:jc w:val="right"/>
+            </w:pPr>
+            <w:r>
+              <w:rPr>
+                <w:b w:val="false"/>
+                <w:bCs w:val="false"/>
+                <w:sz w:val="20"/>
+                <w:szCs w:val="20"/>
+              </w:rPr>
+              <w:t xml:space="preserve">0.791</w:t>
+            </w:r>
+          </w:p>
+        </w:tc>
+        <w:tc>
+          <w:tcPr>
+            <w:tcW w:type="dxa" w:w="1720"/>
+            <w:tcMar>
+              <w:top w:type="dxa" w:w="60"/>
+              <w:left w:type="dxa" w:w="100"/>
+              <w:bottom w:type="dxa" w:w="60"/>
+              <w:right w:type="dxa" w:w="100"/>
+            </w:tcMar>
+          </w:tcPr>
+          <w:p>
+            <w:pPr>
+              <w:jc w:val="right"/>
+            </w:pPr>
+            <w:r>
+              <w:rPr>
+                <w:b w:val="false"/>
+                <w:bCs w:val="false"/>
+                <w:sz w:val="20"/>
+                <w:szCs w:val="20"/>
+              </w:rPr>
+              <w:t xml:space="preserve">0.869</w:t>
+            </w:r>
+          </w:p>
+        </w:tc>
+        <w:tc>
+          <w:tcPr>
+            <w:tcW w:type="dxa" w:w="1520"/>
+            <w:tcMar>
+              <w:top w:type="dxa" w:w="60"/>
+              <w:left w:type="dxa" w:w="100"/>
+              <w:bottom w:type="dxa" w:w="60"/>
+              <w:right w:type="dxa" w:w="100"/>
+            </w:tcMar>
+          </w:tcPr>
+          <w:p>
+            <w:pPr>
+              <w:jc w:val="right"/>
+            </w:pPr>
+            <w:r>
+              <w:rPr>
+                <w:b w:val="false"/>
+                <w:bCs w:val="false"/>
+                <w:sz w:val="20"/>
+                <w:szCs w:val="20"/>
+              </w:rPr>
+              <w:t xml:space="preserve">67</w:t>
+            </w:r>
+          </w:p>
+        </w:tc>
+      </w:tr>
+      <w:tr>
+        <w:tc>
+          <w:tcPr>
+            <w:tcW w:type="dxa" w:w="2160"/>
+            <w:tcMar>
+              <w:top w:type="dxa" w:w="60"/>
+              <w:left w:type="dxa" w:w="100"/>
+              <w:bottom w:type="dxa" w:w="60"/>
+              <w:right w:type="dxa" w:w="100"/>
+            </w:tcMar>
+          </w:tcPr>
+          <w:p>
+            <w:r>
+              <w:rPr>
+                <w:b w:val="false"/>
+                <w:bCs w:val="false"/>
+                <w:sz w:val="20"/>
+                <w:szCs w:val="20"/>
+              </w:rPr>
+              <w:t xml:space="preserve">TO</w:t>
+            </w:r>
+          </w:p>
+        </w:tc>
+        <w:tc>
+          <w:tcPr>
+            <w:tcW w:type="dxa" w:w="1720"/>
+            <w:tcMar>
+              <w:top w:type="dxa" w:w="60"/>
+              <w:left w:type="dxa" w:w="100"/>
+              <w:bottom w:type="dxa" w:w="60"/>
+              <w:right w:type="dxa" w:w="100"/>
+            </w:tcMar>
+          </w:tcPr>
+          <w:p>
+            <w:pPr>
+              <w:jc w:val="right"/>
+            </w:pPr>
+            <w:r>
+              <w:rPr>
+                <w:b w:val="false"/>
+                <w:bCs w:val="false"/>
+                <w:sz w:val="20"/>
+                <w:szCs w:val="20"/>
+              </w:rPr>
+              <w:t xml:space="preserve">0.716</w:t>
+            </w:r>
+          </w:p>
+        </w:tc>
+        <w:tc>
+          <w:tcPr>
+            <w:tcW w:type="dxa" w:w="1720"/>
+            <w:tcMar>
+              <w:top w:type="dxa" w:w="60"/>
+              <w:left w:type="dxa" w:w="100"/>
+              <w:bottom w:type="dxa" w:w="60"/>
+              <w:right w:type="dxa" w:w="100"/>
+            </w:tcMar>
+          </w:tcPr>
+          <w:p>
+            <w:pPr>
+              <w:jc w:val="right"/>
+            </w:pPr>
+            <w:r>
+              <w:rPr>
+                <w:b w:val="false"/>
+                <w:bCs w:val="false"/>
+                <w:sz w:val="20"/>
+                <w:szCs w:val="20"/>
+              </w:rPr>
+              <w:t xml:space="preserve">1.000</w:t>
+            </w:r>
+          </w:p>
+        </w:tc>
+        <w:tc>
+          <w:tcPr>
+            <w:tcW w:type="dxa" w:w="1720"/>
+            <w:tcMar>
+              <w:top w:type="dxa" w:w="60"/>
+              <w:left w:type="dxa" w:w="100"/>
+              <w:bottom w:type="dxa" w:w="60"/>
+              <w:right w:type="dxa" w:w="100"/>
+            </w:tcMar>
+          </w:tcPr>
+          <w:p>
+            <w:pPr>
+              <w:jc w:val="right"/>
+            </w:pPr>
+            <w:r>
+              <w:rPr>
+                <w:b w:val="false"/>
+                <w:bCs w:val="false"/>
+                <w:sz w:val="20"/>
+                <w:szCs w:val="20"/>
+              </w:rPr>
+              <w:t xml:space="preserve">0.835</w:t>
+            </w:r>
+          </w:p>
+        </w:tc>
+        <w:tc>
+          <w:tcPr>
+            <w:tcW w:type="dxa" w:w="1520"/>
+            <w:tcMar>
+              <w:top w:type="dxa" w:w="60"/>
+              <w:left w:type="dxa" w:w="100"/>
+              <w:bottom w:type="dxa" w:w="60"/>
+              <w:right w:type="dxa" w:w="100"/>
+            </w:tcMar>
+          </w:tcPr>
+          <w:p>
+            <w:pPr>
+              <w:jc w:val="right"/>
+            </w:pPr>
+            <w:r>
+              <w:rPr>
+                <w:b w:val="false"/>
+                <w:bCs w:val="false"/>
+                <w:sz w:val="20"/>
+                <w:szCs w:val="20"/>
+              </w:rPr>
+              <w:t xml:space="preserve">53</w:t>
+            </w:r>
+          </w:p>
+        </w:tc>
+      </w:tr>
+      <w:tr>
+        <w:tc>
+          <w:tcPr>
+            <w:tcW w:type="dxa" w:w="2160"/>
+            <w:tcMar>
+              <w:top w:type="dxa" w:w="60"/>
+              <w:left w:type="dxa" w:w="100"/>
+              <w:bottom w:type="dxa" w:w="60"/>
+              <w:right w:type="dxa" w:w="100"/>
+            </w:tcMar>
+          </w:tcPr>
+          <w:p>
+            <w:r>
+              <w:rPr>
+                <w:b w:val="false"/>
+                <w:bCs w:val="false"/>
+                <w:sz w:val="20"/>
+                <w:szCs w:val="20"/>
+              </w:rPr>
+              <w:t xml:space="preserve">VB</w:t>
+            </w:r>
+          </w:p>
+        </w:tc>
+        <w:tc>
+          <w:tcPr>
+            <w:tcW w:type="dxa" w:w="1720"/>
+            <w:tcMar>
+              <w:top w:type="dxa" w:w="60"/>
+              <w:left w:type="dxa" w:w="100"/>
+              <w:bottom w:type="dxa" w:w="60"/>
+              <w:right w:type="dxa" w:w="100"/>
+            </w:tcMar>
+          </w:tcPr>
+          <w:p>
+            <w:pPr>
+              <w:jc w:val="right"/>
+            </w:pPr>
+            <w:r>
+              <w:rPr>
+                <w:b w:val="false"/>
+                <w:bCs w:val="false"/>
+                <w:sz w:val="20"/>
+                <w:szCs w:val="20"/>
+              </w:rPr>
+              <w:t xml:space="preserve">0.915</w:t>
+            </w:r>
+          </w:p>
+        </w:tc>
+        <w:tc>
+          <w:tcPr>
+            <w:tcW w:type="dxa" w:w="1720"/>
+            <w:tcMar>
+              <w:top w:type="dxa" w:w="60"/>
+              <w:left w:type="dxa" w:w="100"/>
+              <w:bottom w:type="dxa" w:w="60"/>
+              <w:right w:type="dxa" w:w="100"/>
+            </w:tcMar>
+          </w:tcPr>
+          <w:p>
+            <w:pPr>
+              <w:jc w:val="right"/>
+            </w:pPr>
+            <w:r>
+              <w:rPr>
+                <w:b w:val="false"/>
+                <w:bCs w:val="false"/>
+                <w:sz w:val="20"/>
+                <w:szCs w:val="20"/>
+              </w:rPr>
+              <w:t xml:space="preserve">0.882</w:t>
+            </w:r>
+          </w:p>
+        </w:tc>
+        <w:tc>
+          <w:tcPr>
+            <w:tcW w:type="dxa" w:w="1720"/>
+            <w:tcMar>
+              <w:top w:type="dxa" w:w="60"/>
+              <w:left w:type="dxa" w:w="100"/>
+              <w:bottom w:type="dxa" w:w="60"/>
+              <w:right w:type="dxa" w:w="100"/>
+            </w:tcMar>
+          </w:tcPr>
+          <w:p>
+            <w:pPr>
+              <w:jc w:val="right"/>
+            </w:pPr>
+            <w:r>
+              <w:rPr>
+                <w:b w:val="false"/>
+                <w:bCs w:val="false"/>
+                <w:sz w:val="20"/>
+                <w:szCs w:val="20"/>
+              </w:rPr>
+              <w:t xml:space="preserve">0.898</w:t>
+            </w:r>
+          </w:p>
+        </w:tc>
+        <w:tc>
+          <w:tcPr>
+            <w:tcW w:type="dxa" w:w="1520"/>
+            <w:tcMar>
+              <w:top w:type="dxa" w:w="60"/>
+              <w:left w:type="dxa" w:w="100"/>
+              <w:bottom w:type="dxa" w:w="60"/>
+              <w:right w:type="dxa" w:w="100"/>
+            </w:tcMar>
+          </w:tcPr>
+          <w:p>
+            <w:pPr>
+              <w:jc w:val="right"/>
+            </w:pPr>
+            <w:r>
+              <w:rPr>
+                <w:b w:val="false"/>
+                <w:bCs w:val="false"/>
+                <w:sz w:val="20"/>
+                <w:szCs w:val="20"/>
+              </w:rPr>
+              <w:t xml:space="preserve">85</w:t>
+            </w:r>
+          </w:p>
+        </w:tc>
+      </w:tr>
+      <w:tr>
+        <w:tc>
+          <w:tcPr>
+            <w:tcW w:type="dxa" w:w="2160"/>
+            <w:tcMar>
+              <w:top w:type="dxa" w:w="60"/>
+              <w:left w:type="dxa" w:w="100"/>
+              <w:bottom w:type="dxa" w:w="60"/>
+              <w:right w:type="dxa" w:w="100"/>
+            </w:tcMar>
+          </w:tcPr>
+          <w:p>
+            <w:r>
+              <w:rPr>
+                <w:b w:val="false"/>
+                <w:bCs w:val="false"/>
+                <w:sz w:val="20"/>
+                <w:szCs w:val="20"/>
+              </w:rPr>
+              <w:t xml:space="preserve">VBD</w:t>
+            </w:r>
+          </w:p>
+        </w:tc>
+        <w:tc>
+          <w:tcPr>
+            <w:tcW w:type="dxa" w:w="1720"/>
+            <w:tcMar>
+              <w:top w:type="dxa" w:w="60"/>
+              <w:left w:type="dxa" w:w="100"/>
+              <w:bottom w:type="dxa" w:w="60"/>
+              <w:right w:type="dxa" w:w="100"/>
+            </w:tcMar>
+          </w:tcPr>
+          <w:p>
+            <w:pPr>
+              <w:jc w:val="right"/>
+            </w:pPr>
+            <w:r>
+              <w:rPr>
+                <w:b w:val="false"/>
+                <w:bCs w:val="false"/>
+                <w:sz w:val="20"/>
+                <w:szCs w:val="20"/>
+              </w:rPr>
+              <w:t xml:space="preserve">0.906</w:t>
+            </w:r>
+          </w:p>
+        </w:tc>
+        <w:tc>
+          <w:tcPr>
+            <w:tcW w:type="dxa" w:w="1720"/>
+            <w:tcMar>
+              <w:top w:type="dxa" w:w="60"/>
+              <w:left w:type="dxa" w:w="100"/>
+              <w:bottom w:type="dxa" w:w="60"/>
+              <w:right w:type="dxa" w:w="100"/>
+            </w:tcMar>
+          </w:tcPr>
+          <w:p>
+            <w:pPr>
+              <w:jc w:val="right"/>
+            </w:pPr>
+            <w:r>
+              <w:rPr>
+                <w:b w:val="false"/>
+                <w:bCs w:val="false"/>
+                <w:sz w:val="20"/>
+                <w:szCs w:val="20"/>
+              </w:rPr>
+              <w:t xml:space="preserve">0.770</w:t>
+            </w:r>
+          </w:p>
+        </w:tc>
+        <w:tc>
+          <w:tcPr>
+            <w:tcW w:type="dxa" w:w="1720"/>
+            <w:tcMar>
+              <w:top w:type="dxa" w:w="60"/>
+              <w:left w:type="dxa" w:w="100"/>
+              <w:bottom w:type="dxa" w:w="60"/>
+              <w:right w:type="dxa" w:w="100"/>
+            </w:tcMar>
+          </w:tcPr>
+          <w:p>
+            <w:pPr>
+              <w:jc w:val="right"/>
+            </w:pPr>
+            <w:r>
+              <w:rPr>
+                <w:b w:val="false"/>
+                <w:bCs w:val="false"/>
+                <w:sz w:val="20"/>
+                <w:szCs w:val="20"/>
+              </w:rPr>
+              <w:t xml:space="preserve">0.832</w:t>
+            </w:r>
+          </w:p>
+        </w:tc>
+        <w:tc>
+          <w:tcPr>
+            <w:tcW w:type="dxa" w:w="1520"/>
+            <w:tcMar>
+              <w:top w:type="dxa" w:w="60"/>
+              <w:left w:type="dxa" w:w="100"/>
+              <w:bottom w:type="dxa" w:w="60"/>
+              <w:right w:type="dxa" w:w="100"/>
+            </w:tcMar>
+          </w:tcPr>
+          <w:p>
+            <w:pPr>
+              <w:jc w:val="right"/>
+            </w:pPr>
+            <w:r>
+              <w:rPr>
+                <w:b w:val="false"/>
+                <w:bCs w:val="false"/>
+                <w:sz w:val="20"/>
+                <w:szCs w:val="20"/>
+              </w:rPr>
+              <w:t xml:space="preserve">100</w:t>
+            </w:r>
+          </w:p>
+        </w:tc>
+      </w:tr>
+      <w:tr>
+        <w:tc>
+          <w:tcPr>
+            <w:tcW w:type="dxa" w:w="2160"/>
+            <w:tcMar>
+              <w:top w:type="dxa" w:w="60"/>
+              <w:left w:type="dxa" w:w="100"/>
+              <w:bottom w:type="dxa" w:w="60"/>
+              <w:right w:type="dxa" w:w="100"/>
+            </w:tcMar>
+          </w:tcPr>
+          <w:p>
+            <w:r>
+              <w:rPr>
+                <w:b w:val="false"/>
+                <w:bCs w:val="false"/>
+                <w:sz w:val="20"/>
+                <w:szCs w:val="20"/>
+              </w:rPr>
+              <w:t xml:space="preserve">VBG</w:t>
+            </w:r>
+          </w:p>
+        </w:tc>
+        <w:tc>
+          <w:tcPr>
+            <w:tcW w:type="dxa" w:w="1720"/>
+            <w:tcMar>
+              <w:top w:type="dxa" w:w="60"/>
+              <w:left w:type="dxa" w:w="100"/>
+              <w:bottom w:type="dxa" w:w="60"/>
+              <w:right w:type="dxa" w:w="100"/>
+            </w:tcMar>
+          </w:tcPr>
+          <w:p>
+            <w:pPr>
+              <w:jc w:val="right"/>
+            </w:pPr>
+            <w:r>
+              <w:rPr>
+                <w:b w:val="false"/>
+                <w:bCs w:val="false"/>
+                <w:sz w:val="20"/>
+                <w:szCs w:val="20"/>
+              </w:rPr>
+              <w:t xml:space="preserve">0.870</w:t>
+            </w:r>
+          </w:p>
+        </w:tc>
+        <w:tc>
+          <w:tcPr>
+            <w:tcW w:type="dxa" w:w="1720"/>
+            <w:tcMar>
+              <w:top w:type="dxa" w:w="60"/>
+              <w:left w:type="dxa" w:w="100"/>
+              <w:bottom w:type="dxa" w:w="60"/>
+              <w:right w:type="dxa" w:w="100"/>
+            </w:tcMar>
+          </w:tcPr>
+          <w:p>
+            <w:pPr>
+              <w:jc w:val="right"/>
+            </w:pPr>
+            <w:r>
+              <w:rPr>
+                <w:b w:val="false"/>
+                <w:bCs w:val="false"/>
+                <w:sz w:val="20"/>
+                <w:szCs w:val="20"/>
+              </w:rPr>
+              <w:t xml:space="preserve">0.455</w:t>
+            </w:r>
+          </w:p>
+        </w:tc>
+        <w:tc>
+          <w:tcPr>
+            <w:tcW w:type="dxa" w:w="1720"/>
+            <w:tcMar>
+              <w:top w:type="dxa" w:w="60"/>
+              <w:left w:type="dxa" w:w="100"/>
+              <w:bottom w:type="dxa" w:w="60"/>
+              <w:right w:type="dxa" w:w="100"/>
+            </w:tcMar>
+          </w:tcPr>
+          <w:p>
+            <w:pPr>
+              <w:jc w:val="right"/>
+            </w:pPr>
+            <w:r>
+              <w:rPr>
+                <w:b w:val="false"/>
+                <w:bCs w:val="false"/>
+                <w:sz w:val="20"/>
+                <w:szCs w:val="20"/>
+              </w:rPr>
+              <w:t xml:space="preserve">0.597</w:t>
+            </w:r>
+          </w:p>
+        </w:tc>
+        <w:tc>
+          <w:tcPr>
+            <w:tcW w:type="dxa" w:w="1520"/>
+            <w:tcMar>
+              <w:top w:type="dxa" w:w="60"/>
+              <w:left w:type="dxa" w:w="100"/>
+              <w:bottom w:type="dxa" w:w="60"/>
+              <w:right w:type="dxa" w:w="100"/>
+            </w:tcMar>
+          </w:tcPr>
+          <w:p>
+            <w:pPr>
+              <w:jc w:val="right"/>
+            </w:pPr>
+            <w:r>
+              <w:rPr>
+                <w:b w:val="false"/>
+                <w:bCs w:val="false"/>
+                <w:sz w:val="20"/>
+                <w:szCs w:val="20"/>
+              </w:rPr>
+              <w:t xml:space="preserve">44</w:t>
+            </w:r>
+          </w:p>
+        </w:tc>
+      </w:tr>
+      <w:tr>
+        <w:tc>
+          <w:tcPr>
+            <w:tcW w:type="dxa" w:w="2160"/>
+            <w:tcMar>
+              <w:top w:type="dxa" w:w="60"/>
+              <w:left w:type="dxa" w:w="100"/>
+              <w:bottom w:type="dxa" w:w="60"/>
+              <w:right w:type="dxa" w:w="100"/>
+            </w:tcMar>
+          </w:tcPr>
+          <w:p>
+            <w:r>
+              <w:rPr>
+                <w:b w:val="false"/>
+                <w:bCs w:val="false"/>
+                <w:sz w:val="20"/>
+                <w:szCs w:val="20"/>
+              </w:rPr>
+              <w:t xml:space="preserve">VBN</w:t>
+            </w:r>
+          </w:p>
+        </w:tc>
+        <w:tc>
+          <w:tcPr>
+            <w:tcW w:type="dxa" w:w="1720"/>
+            <w:tcMar>
+              <w:top w:type="dxa" w:w="60"/>
+              <w:left w:type="dxa" w:w="100"/>
+              <w:bottom w:type="dxa" w:w="60"/>
+              <w:right w:type="dxa" w:w="100"/>
+            </w:tcMar>
+          </w:tcPr>
+          <w:p>
+            <w:pPr>
+              <w:jc w:val="right"/>
+            </w:pPr>
+            <w:r>
+              <w:rPr>
+                <w:b w:val="false"/>
+                <w:bCs w:val="false"/>
+                <w:sz w:val="20"/>
+                <w:szCs w:val="20"/>
+              </w:rPr>
+              <w:t xml:space="preserve">0.862</w:t>
+            </w:r>
+          </w:p>
+        </w:tc>
+        <w:tc>
+          <w:tcPr>
+            <w:tcW w:type="dxa" w:w="1720"/>
+            <w:tcMar>
+              <w:top w:type="dxa" w:w="60"/>
+              <w:left w:type="dxa" w:w="100"/>
+              <w:bottom w:type="dxa" w:w="60"/>
+              <w:right w:type="dxa" w:w="100"/>
+            </w:tcMar>
+          </w:tcPr>
+          <w:p>
+            <w:pPr>
+              <w:jc w:val="right"/>
+            </w:pPr>
+            <w:r>
+              <w:rPr>
+                <w:b w:val="false"/>
+                <w:bCs w:val="false"/>
+                <w:sz w:val="20"/>
+                <w:szCs w:val="20"/>
+              </w:rPr>
+              <w:t xml:space="preserve">0.588</w:t>
+            </w:r>
+          </w:p>
+        </w:tc>
+        <w:tc>
+          <w:tcPr>
+            <w:tcW w:type="dxa" w:w="1720"/>
+            <w:tcMar>
+              <w:top w:type="dxa" w:w="60"/>
+              <w:left w:type="dxa" w:w="100"/>
+              <w:bottom w:type="dxa" w:w="60"/>
+              <w:right w:type="dxa" w:w="100"/>
+            </w:tcMar>
+          </w:tcPr>
+          <w:p>
+            <w:pPr>
+              <w:jc w:val="right"/>
+            </w:pPr>
+            <w:r>
+              <w:rPr>
+                <w:b w:val="false"/>
+                <w:bCs w:val="false"/>
+                <w:sz w:val="20"/>
+                <w:szCs w:val="20"/>
+              </w:rPr>
+              <w:t xml:space="preserve">0.699</w:t>
+            </w:r>
+          </w:p>
+        </w:tc>
+        <w:tc>
+          <w:tcPr>
+            <w:tcW w:type="dxa" w:w="1520"/>
+            <w:tcMar>
+              <w:top w:type="dxa" w:w="60"/>
+              <w:left w:type="dxa" w:w="100"/>
+              <w:bottom w:type="dxa" w:w="60"/>
+              <w:right w:type="dxa" w:w="100"/>
+            </w:tcMar>
+          </w:tcPr>
+          <w:p>
+            <w:pPr>
+              <w:jc w:val="right"/>
+            </w:pPr>
+            <w:r>
+              <w:rPr>
+                <w:b w:val="false"/>
+                <w:bCs w:val="false"/>
+                <w:sz w:val="20"/>
+                <w:szCs w:val="20"/>
+              </w:rPr>
+              <w:t xml:space="preserve">85</w:t>
+            </w:r>
+          </w:p>
+        </w:tc>
+      </w:tr>
+      <w:tr>
+        <w:tc>
+          <w:tcPr>
+            <w:tcW w:type="dxa" w:w="2160"/>
+            <w:tcMar>
+              <w:top w:type="dxa" w:w="60"/>
+              <w:left w:type="dxa" w:w="100"/>
+              <w:bottom w:type="dxa" w:w="60"/>
+              <w:right w:type="dxa" w:w="100"/>
+            </w:tcMar>
+          </w:tcPr>
+          <w:p>
+            <w:r>
+              <w:rPr>
+                <w:b w:val="false"/>
+                <w:bCs w:val="false"/>
+                <w:sz w:val="20"/>
+                <w:szCs w:val="20"/>
+              </w:rPr>
+              <w:t xml:space="preserve">VBP</w:t>
+            </w:r>
+          </w:p>
+        </w:tc>
+        <w:tc>
+          <w:tcPr>
+            <w:tcW w:type="dxa" w:w="1720"/>
+            <w:tcMar>
+              <w:top w:type="dxa" w:w="60"/>
+              <w:left w:type="dxa" w:w="100"/>
+              <w:bottom w:type="dxa" w:w="60"/>
+              <w:right w:type="dxa" w:w="100"/>
+            </w:tcMar>
+          </w:tcPr>
+          <w:p>
+            <w:pPr>
+              <w:jc w:val="right"/>
+            </w:pPr>
+            <w:r>
+              <w:rPr>
+                <w:b w:val="false"/>
+                <w:bCs w:val="false"/>
+                <w:sz w:val="20"/>
+                <w:szCs w:val="20"/>
+              </w:rPr>
+              <w:t xml:space="preserve">0.842</w:t>
+            </w:r>
+          </w:p>
+        </w:tc>
+        <w:tc>
+          <w:tcPr>
+            <w:tcW w:type="dxa" w:w="1720"/>
+            <w:tcMar>
+              <w:top w:type="dxa" w:w="60"/>
+              <w:left w:type="dxa" w:w="100"/>
+              <w:bottom w:type="dxa" w:w="60"/>
+              <w:right w:type="dxa" w:w="100"/>
+            </w:tcMar>
+          </w:tcPr>
+          <w:p>
+            <w:pPr>
+              <w:jc w:val="right"/>
+            </w:pPr>
+            <w:r>
+              <w:rPr>
+                <w:b w:val="false"/>
+                <w:bCs w:val="false"/>
+                <w:sz w:val="20"/>
+                <w:szCs w:val="20"/>
+              </w:rPr>
+              <w:t xml:space="preserve">0.696</w:t>
+            </w:r>
+          </w:p>
+        </w:tc>
+        <w:tc>
+          <w:tcPr>
+            <w:tcW w:type="dxa" w:w="1720"/>
+            <w:tcMar>
+              <w:top w:type="dxa" w:w="60"/>
+              <w:left w:type="dxa" w:w="100"/>
+              <w:bottom w:type="dxa" w:w="60"/>
+              <w:right w:type="dxa" w:w="100"/>
+            </w:tcMar>
+          </w:tcPr>
+          <w:p>
+            <w:pPr>
+              <w:jc w:val="right"/>
+            </w:pPr>
+            <w:r>
+              <w:rPr>
+                <w:b w:val="false"/>
+                <w:bCs w:val="false"/>
+                <w:sz w:val="20"/>
+                <w:szCs w:val="20"/>
+              </w:rPr>
+              <w:t xml:space="preserve">0.762</w:t>
+            </w:r>
+          </w:p>
+        </w:tc>
+        <w:tc>
+          <w:tcPr>
+            <w:tcW w:type="dxa" w:w="1520"/>
+            <w:tcMar>
+              <w:top w:type="dxa" w:w="60"/>
+              <w:left w:type="dxa" w:w="100"/>
+              <w:bottom w:type="dxa" w:w="60"/>
+              <w:right w:type="dxa" w:w="100"/>
+            </w:tcMar>
+          </w:tcPr>
+          <w:p>
+            <w:pPr>
+              <w:jc w:val="right"/>
+            </w:pPr>
+            <w:r>
+              <w:rPr>
+                <w:b w:val="false"/>
+                <w:bCs w:val="false"/>
+                <w:sz w:val="20"/>
+                <w:szCs w:val="20"/>
+              </w:rPr>
+              <w:t xml:space="preserve">23</w:t>
+            </w:r>
+          </w:p>
+        </w:tc>
+      </w:tr>
+      <w:tr>
+        <w:tc>
+          <w:tcPr>
+            <w:tcW w:type="dxa" w:w="2160"/>
+            <w:tcMar>
+              <w:top w:type="dxa" w:w="60"/>
+              <w:left w:type="dxa" w:w="100"/>
+              <w:bottom w:type="dxa" w:w="60"/>
+              <w:right w:type="dxa" w:w="100"/>
+            </w:tcMar>
+          </w:tcPr>
+          <w:p>
+            <w:r>
+              <w:rPr>
+                <w:b w:val="false"/>
+                <w:bCs w:val="false"/>
+                <w:sz w:val="20"/>
+                <w:szCs w:val="20"/>
+              </w:rPr>
+              <w:t xml:space="preserve">VBZ</w:t>
+            </w:r>
+          </w:p>
+        </w:tc>
+        <w:tc>
+          <w:tcPr>
+            <w:tcW w:type="dxa" w:w="1720"/>
+            <w:tcMar>
+              <w:top w:type="dxa" w:w="60"/>
+              <w:left w:type="dxa" w:w="100"/>
+              <w:bottom w:type="dxa" w:w="60"/>
+              <w:right w:type="dxa" w:w="100"/>
+            </w:tcMar>
+          </w:tcPr>
+          <w:p>
+            <w:pPr>
+              <w:jc w:val="right"/>
+            </w:pPr>
+            <w:r>
+              <w:rPr>
+                <w:b w:val="false"/>
+                <w:bCs w:val="false"/>
+                <w:sz w:val="20"/>
+                <w:szCs w:val="20"/>
+              </w:rPr>
+              <w:t xml:space="preserve">0.974</w:t>
+            </w:r>
+          </w:p>
+        </w:tc>
+        <w:tc>
+          <w:tcPr>
+            <w:tcW w:type="dxa" w:w="1720"/>
+            <w:tcMar>
+              <w:top w:type="dxa" w:w="60"/>
+              <w:left w:type="dxa" w:w="100"/>
+              <w:bottom w:type="dxa" w:w="60"/>
+              <w:right w:type="dxa" w:w="100"/>
+            </w:tcMar>
+          </w:tcPr>
+          <w:p>
+            <w:pPr>
+              <w:jc w:val="right"/>
+            </w:pPr>
+            <w:r>
+              <w:rPr>
+                <w:b w:val="false"/>
+                <w:bCs w:val="false"/>
+                <w:sz w:val="20"/>
+                <w:szCs w:val="20"/>
+              </w:rPr>
+              <w:t xml:space="preserve">0.655</w:t>
+            </w:r>
+          </w:p>
+        </w:tc>
+        <w:tc>
+          <w:tcPr>
+            <w:tcW w:type="dxa" w:w="1720"/>
+            <w:tcMar>
+              <w:top w:type="dxa" w:w="60"/>
+              <w:left w:type="dxa" w:w="100"/>
+              <w:bottom w:type="dxa" w:w="60"/>
+              <w:right w:type="dxa" w:w="100"/>
+            </w:tcMar>
+          </w:tcPr>
+          <w:p>
+            <w:pPr>
+              <w:jc w:val="right"/>
+            </w:pPr>
+            <w:r>
+              <w:rPr>
+                <w:b w:val="false"/>
+                <w:bCs w:val="false"/>
+                <w:sz w:val="20"/>
+                <w:szCs w:val="20"/>
+              </w:rPr>
+              <w:t xml:space="preserve">0.784</w:t>
+            </w:r>
+          </w:p>
+        </w:tc>
+        <w:tc>
+          <w:tcPr>
+            <w:tcW w:type="dxa" w:w="1520"/>
+            <w:tcMar>
+              <w:top w:type="dxa" w:w="60"/>
+              <w:left w:type="dxa" w:w="100"/>
+              <w:bottom w:type="dxa" w:w="60"/>
+              <w:right w:type="dxa" w:w="100"/>
+            </w:tcMar>
+          </w:tcPr>
+          <w:p>
+            <w:pPr>
+              <w:jc w:val="right"/>
+            </w:pPr>
+            <w:r>
+              <w:rPr>
+                <w:b w:val="false"/>
+                <w:bCs w:val="false"/>
+                <w:sz w:val="20"/>
+                <w:szCs w:val="20"/>
+              </w:rPr>
+              <w:t xml:space="preserve">58</w:t>
+            </w:r>
+          </w:p>
+        </w:tc>
+      </w:tr>
+      <w:tr>
+        <w:tc>
+          <w:tcPr>
+            <w:tcW w:type="dxa" w:w="2160"/>
+            <w:tcMar>
+              <w:top w:type="dxa" w:w="60"/>
+              <w:left w:type="dxa" w:w="100"/>
+              <w:bottom w:type="dxa" w:w="60"/>
+              <w:right w:type="dxa" w:w="100"/>
+            </w:tcMar>
+          </w:tcPr>
+          <w:p>
+            <w:r>
+              <w:rPr>
+                <w:b w:val="false"/>
+                <w:bCs w:val="false"/>
+                <w:sz w:val="20"/>
+                <w:szCs w:val="20"/>
+              </w:rPr>
+              <w:t xml:space="preserve">.</w:t>
+            </w:r>
+          </w:p>
+        </w:tc>
+        <w:tc>
+          <w:tcPr>
+            <w:tcW w:type="dxa" w:w="1720"/>
+            <w:tcMar>
+              <w:top w:type="dxa" w:w="60"/>
+              <w:left w:type="dxa" w:w="100"/>
+              <w:bottom w:type="dxa" w:w="60"/>
+              <w:right w:type="dxa" w:w="100"/>
+            </w:tcMar>
+          </w:tcPr>
+          <w:p>
+            <w:pPr>
+              <w:jc w:val="right"/>
+            </w:pPr>
+            <w:r>
+              <w:rPr>
+                <w:b w:val="false"/>
+                <w:bCs w:val="false"/>
+                <w:sz w:val="20"/>
+                <w:szCs w:val="20"/>
+              </w:rPr>
+              <w:t xml:space="preserve">0.968</w:t>
+            </w:r>
+          </w:p>
+        </w:tc>
+        <w:tc>
+          <w:tcPr>
+            <w:tcW w:type="dxa" w:w="1720"/>
+            <w:tcMar>
+              <w:top w:type="dxa" w:w="60"/>
+              <w:left w:type="dxa" w:w="100"/>
+              <w:bottom w:type="dxa" w:w="60"/>
+              <w:right w:type="dxa" w:w="100"/>
+            </w:tcMar>
+          </w:tcPr>
+          <w:p>
+            <w:pPr>
+              <w:jc w:val="right"/>
+            </w:pPr>
+            <w:r>
+              <w:rPr>
+                <w:b w:val="false"/>
+                <w:bCs w:val="false"/>
+                <w:sz w:val="20"/>
+                <w:szCs w:val="20"/>
+              </w:rPr>
+              <w:t xml:space="preserve">1.000</w:t>
+            </w:r>
+          </w:p>
+        </w:tc>
+        <w:tc>
+          <w:tcPr>
+            <w:tcW w:type="dxa" w:w="1720"/>
+            <w:tcMar>
+              <w:top w:type="dxa" w:w="60"/>
+              <w:left w:type="dxa" w:w="100"/>
+              <w:bottom w:type="dxa" w:w="60"/>
+              <w:right w:type="dxa" w:w="100"/>
+            </w:tcMar>
+          </w:tcPr>
+          <w:p>
+            <w:pPr>
+              <w:jc w:val="right"/>
+            </w:pPr>
+            <w:r>
+              <w:rPr>
+                <w:b w:val="false"/>
+                <w:bCs w:val="false"/>
+                <w:sz w:val="20"/>
+                <w:szCs w:val="20"/>
+              </w:rPr>
+              <w:t xml:space="preserve">0.984</w:t>
+            </w:r>
+          </w:p>
+        </w:tc>
+        <w:tc>
+          <w:tcPr>
+            <w:tcW w:type="dxa" w:w="1520"/>
+            <w:tcMar>
+              <w:top w:type="dxa" w:w="60"/>
+              <w:left w:type="dxa" w:w="100"/>
+              <w:bottom w:type="dxa" w:w="60"/>
+              <w:right w:type="dxa" w:w="100"/>
+            </w:tcMar>
+          </w:tcPr>
+          <w:p>
+            <w:pPr>
+              <w:jc w:val="right"/>
+            </w:pPr>
+            <w:r>
+              <w:rPr>
+                <w:b w:val="false"/>
+                <w:bCs w:val="false"/>
+                <w:sz w:val="20"/>
+                <w:szCs w:val="20"/>
+              </w:rPr>
+              <w:t xml:space="preserve">150</w:t>
+            </w:r>
+          </w:p>
+        </w:tc>
+      </w:tr>
+      <w:tr>
+        <w:tc>
+          <w:tcPr>
+            <w:tcW w:type="dxa" w:w="2160"/>
+            <w:tcMar>
+              <w:top w:type="dxa" w:w="60"/>
+              <w:left w:type="dxa" w:w="100"/>
+              <w:bottom w:type="dxa" w:w="60"/>
+              <w:right w:type="dxa" w:w="100"/>
+            </w:tcMar>
+          </w:tcPr>
+          <w:p>
+            <w:r>
+              <w:rPr>
+                <w:b w:val="false"/>
+                <w:bCs w:val="false"/>
+                <w:sz w:val="20"/>
+                <w:szCs w:val="20"/>
+              </w:rPr>
+              <w:t xml:space="preserve">,</w:t>
+            </w:r>
+          </w:p>
+        </w:tc>
+        <w:tc>
+          <w:tcPr>
+            <w:tcW w:type="dxa" w:w="1720"/>
+            <w:tcMar>
+              <w:top w:type="dxa" w:w="60"/>
+              <w:left w:type="dxa" w:w="100"/>
+              <w:bottom w:type="dxa" w:w="60"/>
+              <w:right w:type="dxa" w:w="100"/>
+            </w:tcMar>
+          </w:tcPr>
+          <w:p>
+            <w:pPr>
+              <w:jc w:val="right"/>
+            </w:pPr>
+            <w:r>
+              <w:rPr>
+                <w:b w:val="false"/>
+                <w:bCs w:val="false"/>
+                <w:sz w:val="20"/>
+                <w:szCs w:val="20"/>
+              </w:rPr>
+              <w:t xml:space="preserve">0.808</w:t>
+            </w:r>
+          </w:p>
+        </w:tc>
+        <w:tc>
+          <w:tcPr>
+            <w:tcW w:type="dxa" w:w="1720"/>
+            <w:tcMar>
+              <w:top w:type="dxa" w:w="60"/>
+              <w:left w:type="dxa" w:w="100"/>
+              <w:bottom w:type="dxa" w:w="60"/>
+              <w:right w:type="dxa" w:w="100"/>
+            </w:tcMar>
+          </w:tcPr>
+          <w:p>
+            <w:pPr>
+              <w:jc w:val="right"/>
+            </w:pPr>
+            <w:r>
+              <w:rPr>
+                <w:b w:val="false"/>
+                <w:bCs w:val="false"/>
+                <w:sz w:val="20"/>
+                <w:szCs w:val="20"/>
+              </w:rPr>
+              <w:t xml:space="preserve">1.000</w:t>
+            </w:r>
+          </w:p>
+        </w:tc>
+        <w:tc>
+          <w:tcPr>
+            <w:tcW w:type="dxa" w:w="1720"/>
+            <w:tcMar>
+              <w:top w:type="dxa" w:w="60"/>
+              <w:left w:type="dxa" w:w="100"/>
+              <w:bottom w:type="dxa" w:w="60"/>
+              <w:right w:type="dxa" w:w="100"/>
+            </w:tcMar>
+          </w:tcPr>
+          <w:p>
+            <w:pPr>
+              <w:jc w:val="right"/>
+            </w:pPr>
+            <w:r>
+              <w:rPr>
+                <w:b w:val="false"/>
+                <w:bCs w:val="false"/>
+                <w:sz w:val="20"/>
+                <w:szCs w:val="20"/>
+              </w:rPr>
+              <w:t xml:space="preserve">0.894</w:t>
+            </w:r>
+          </w:p>
+        </w:tc>
+        <w:tc>
+          <w:tcPr>
+            <w:tcW w:type="dxa" w:w="1520"/>
+            <w:tcMar>
+              <w:top w:type="dxa" w:w="60"/>
+              <w:left w:type="dxa" w:w="100"/>
+              <w:bottom w:type="dxa" w:w="60"/>
+              <w:right w:type="dxa" w:w="100"/>
+            </w:tcMar>
+          </w:tcPr>
+          <w:p>
+            <w:pPr>
+              <w:jc w:val="right"/>
+            </w:pPr>
+            <w:r>
+              <w:rPr>
+                <w:b w:val="false"/>
+                <w:bCs w:val="false"/>
+                <w:sz w:val="20"/>
+                <w:szCs w:val="20"/>
+              </w:rPr>
+              <w:t xml:space="preserve">42</w:t>
+            </w:r>
+          </w:p>
+        </w:tc>
+      </w:tr>
+      <w:tr>
+        <w:tc>
+          <w:tcPr>
+            <w:tcW w:type="dxa" w:w="2160"/>
+            <w:tcMar>
+              <w:top w:type="dxa" w:w="60"/>
+              <w:left w:type="dxa" w:w="100"/>
+              <w:bottom w:type="dxa" w:w="60"/>
+              <w:right w:type="dxa" w:w="100"/>
+            </w:tcMar>
+          </w:tcPr>
+          <w:p>
+            <w:r>
+              <w:rPr>
+                <w:b w:val="false"/>
+                <w:bCs w:val="false"/>
+                <w:sz w:val="20"/>
+                <w:szCs w:val="20"/>
+              </w:rPr>
+              <w:t xml:space="preserve">Macro avg</w:t>
+            </w:r>
+          </w:p>
+        </w:tc>
+        <w:tc>
+          <w:tcPr>
+            <w:tcW w:type="dxa" w:w="1720"/>
+            <w:tcMar>
+              <w:top w:type="dxa" w:w="60"/>
+              <w:left w:type="dxa" w:w="100"/>
+              <w:bottom w:type="dxa" w:w="60"/>
+              <w:right w:type="dxa" w:w="100"/>
+            </w:tcMar>
+          </w:tcPr>
+          <w:p>
+            <w:pPr>
+              <w:jc w:val="right"/>
+            </w:pPr>
+            <w:r>
+              <w:rPr>
+                <w:b w:val="false"/>
+                <w:bCs w:val="false"/>
+                <w:sz w:val="20"/>
+                <w:szCs w:val="20"/>
+              </w:rPr>
+              <w:t xml:space="preserve">0.623</w:t>
+            </w:r>
+          </w:p>
+        </w:tc>
+        <w:tc>
+          <w:tcPr>
+            <w:tcW w:type="dxa" w:w="1720"/>
+            <w:tcMar>
+              <w:top w:type="dxa" w:w="60"/>
+              <w:left w:type="dxa" w:w="100"/>
+              <w:bottom w:type="dxa" w:w="60"/>
+              <w:right w:type="dxa" w:w="100"/>
+            </w:tcMar>
+          </w:tcPr>
+          <w:p>
+            <w:pPr>
+              <w:jc w:val="right"/>
+            </w:pPr>
+            <w:r>
+              <w:rPr>
+                <w:b w:val="false"/>
+                <w:bCs w:val="false"/>
+                <w:sz w:val="20"/>
+                <w:szCs w:val="20"/>
+              </w:rPr>
+              <w:t xml:space="preserve">0.529</w:t>
+            </w:r>
+          </w:p>
+        </w:tc>
+        <w:tc>
+          <w:tcPr>
+            <w:tcW w:type="dxa" w:w="1720"/>
+            <w:tcMar>
+              <w:top w:type="dxa" w:w="60"/>
+              <w:left w:type="dxa" w:w="100"/>
+              <w:bottom w:type="dxa" w:w="60"/>
+              <w:right w:type="dxa" w:w="100"/>
+            </w:tcMar>
+          </w:tcPr>
+          <w:p>
+            <w:pPr>
+              <w:jc w:val="right"/>
+            </w:pPr>
+            <w:r>
+              <w:rPr>
+                <w:b w:val="false"/>
+                <w:bCs w:val="false"/>
+                <w:sz w:val="20"/>
+                <w:szCs w:val="20"/>
+              </w:rPr>
+              <w:t xml:space="preserve">0.550</w:t>
+            </w:r>
+          </w:p>
+        </w:tc>
+        <w:tc>
+          <w:tcPr>
+            <w:tcW w:type="dxa" w:w="1520"/>
+            <w:tcMar>
+              <w:top w:type="dxa" w:w="60"/>
+              <w:left w:type="dxa" w:w="100"/>
+              <w:bottom w:type="dxa" w:w="60"/>
+              <w:right w:type="dxa" w:w="100"/>
+            </w:tcMar>
+          </w:tcPr>
+          <w:p>
+            <w:pPr>
+              <w:jc w:val="right"/>
+            </w:pPr>
+            <w:r>
+              <w:rPr>
+                <w:b w:val="false"/>
+                <w:bCs w:val="false"/>
+                <w:sz w:val="20"/>
+                <w:szCs w:val="20"/>
+              </w:rPr>
+              <w:t xml:space="preserve">2451</w:t>
+            </w:r>
+          </w:p>
+        </w:tc>
+      </w:tr>
+      <w:tr>
+        <w:tc>
+          <w:tcPr>
+            <w:tcW w:type="dxa" w:w="2160"/>
+            <w:tcMar>
+              <w:top w:type="dxa" w:w="60"/>
+              <w:left w:type="dxa" w:w="100"/>
+              <w:bottom w:type="dxa" w:w="60"/>
+              <w:right w:type="dxa" w:w="100"/>
+            </w:tcMar>
+          </w:tcPr>
+          <w:p>
+            <w:r>
+              <w:rPr>
+                <w:b w:val="false"/>
+                <w:bCs w:val="false"/>
+                <w:sz w:val="20"/>
+                <w:szCs w:val="20"/>
+              </w:rPr>
+              <w:t xml:space="preserve">Weighted avg</w:t>
+            </w:r>
+          </w:p>
+        </w:tc>
+        <w:tc>
+          <w:tcPr>
+            <w:tcW w:type="dxa" w:w="1720"/>
+            <w:tcMar>
+              <w:top w:type="dxa" w:w="60"/>
+              <w:left w:type="dxa" w:w="100"/>
+              <w:bottom w:type="dxa" w:w="60"/>
+              <w:right w:type="dxa" w:w="100"/>
+            </w:tcMar>
+          </w:tcPr>
+          <w:p>
+            <w:pPr>
+              <w:jc w:val="right"/>
+            </w:pPr>
+            <w:r>
+              <w:rPr>
+                <w:b w:val="false"/>
+                <w:bCs w:val="false"/>
+                <w:sz w:val="20"/>
+                <w:szCs w:val="20"/>
+              </w:rPr>
+              <w:t xml:space="preserve">0.852</w:t>
+            </w:r>
+          </w:p>
+        </w:tc>
+        <w:tc>
+          <w:tcPr>
+            <w:tcW w:type="dxa" w:w="1720"/>
+            <w:tcMar>
+              <w:top w:type="dxa" w:w="60"/>
+              <w:left w:type="dxa" w:w="100"/>
+              <w:bottom w:type="dxa" w:w="60"/>
+              <w:right w:type="dxa" w:w="100"/>
+            </w:tcMar>
+          </w:tcPr>
+          <w:p>
+            <w:pPr>
+              <w:jc w:val="right"/>
+            </w:pPr>
+            <w:r>
+              <w:rPr>
+                <w:b w:val="false"/>
+                <w:bCs w:val="false"/>
+                <w:sz w:val="20"/>
+                <w:szCs w:val="20"/>
+              </w:rPr>
+              <w:t xml:space="preserve">0.835</w:t>
+            </w:r>
+          </w:p>
+        </w:tc>
+        <w:tc>
+          <w:tcPr>
+            <w:tcW w:type="dxa" w:w="1720"/>
+            <w:tcMar>
+              <w:top w:type="dxa" w:w="60"/>
+              <w:left w:type="dxa" w:w="100"/>
+              <w:bottom w:type="dxa" w:w="60"/>
+              <w:right w:type="dxa" w:w="100"/>
+            </w:tcMar>
+          </w:tcPr>
+          <w:p>
+            <w:pPr>
+              <w:jc w:val="right"/>
+            </w:pPr>
+            <w:r>
+              <w:rPr>
+                <w:b w:val="false"/>
+                <w:bCs w:val="false"/>
+                <w:sz w:val="20"/>
+                <w:szCs w:val="20"/>
+              </w:rPr>
+              <w:t xml:space="preserve">0.836</w:t>
+            </w:r>
+          </w:p>
+        </w:tc>
+        <w:tc>
+          <w:tcPr>
+            <w:tcW w:type="dxa" w:w="1520"/>
+            <w:tcMar>
+              <w:top w:type="dxa" w:w="60"/>
+              <w:left w:type="dxa" w:w="100"/>
+              <w:bottom w:type="dxa" w:w="60"/>
+              <w:right w:type="dxa" w:w="100"/>
+            </w:tcMar>
+          </w:tcPr>
+          <w:p>
+            <w:pPr>
+              <w:jc w:val="right"/>
+            </w:pPr>
+            <w:r>
+              <w:rPr>
+                <w:b w:val="false"/>
+                <w:bCs w:val="false"/>
+                <w:sz w:val="20"/>
+                <w:szCs w:val="20"/>
+              </w:rPr>
+              <w:t xml:space="preserve">2451</w:t>
             </w:r>
           </w:p>
         </w:tc>
@@ -2791,7 +5763,7 @@
         <w:spacing w:after="100" w:before="200"/>
       </w:pPr>
       <w:r>
-        <w:t xml:space="preserve">6.4 Confusion Matrix</w:t>
+        <w:t xml:space="preserve">6.6 Confusion Matrix</w:t>
       </w:r>
     </w:p>
     <w:p>
@@ -2813,7 +5785,7 @@
           <w:sz w:val="20"/>
           <w:szCs w:val="20"/>
         </w:rPr>
-        <w:t xml:space="preserve">[ Insert confusion_matrix.png here ]</w:t>
+        <w:t xml:space="preserve">[ Insert results/confusion_matrix.png here ]</w:t>
       </w:r>
     </w:p>
     <w:p>
@@ -2828,7 +5800,7 @@
           <w:sz w:val="20"/>
           <w:szCs w:val="20"/>
         </w:rPr>
-        <w:t xml:space="preserve">[ Add one or two sentences pointing out the main confusions ]</w:t>
+        <w:t xml:space="preserve">[ The largest confusion was 51 proper nouns (NNP) tagged as common nouns (NN); verb forms (VBD/VBN/VBG) were also confused with one another and with JJ/NN. Add one or two sentences discussing these ]</w:t>
       </w:r>
     </w:p>
     <w:p>
@@ -2849,7 +5821,7 @@
         <w:spacing w:after="100" w:before="200"/>
       </w:pPr>
       <w:r>
-        <w:t xml:space="preserve">6.5 Out-of-Vocabulary Analysis</w:t>
+        <w:t xml:space="preserve">6.7 Out-of-Vocabulary Analysis</w:t>
       </w:r>
     </w:p>
     <w:tbl>
@@ -2905,6 +5877,9 @@
             </w:tcMar>
           </w:tcPr>
           <w:p>
+            <w:pPr>
+              <w:jc w:val="right"/>
+            </w:pPr>
             <w:r>
               <w:rPr>
                 <w:b/>
@@ -2928,6 +5903,9 @@
             </w:tcMar>
           </w:tcPr>
           <w:p>
+            <w:pPr>
+              <w:jc w:val="right"/>
+            </w:pPr>
             <w:r>
               <w:rPr>
                 <w:b/>
@@ -2959,7 +5937,7 @@
                 <w:sz w:val="20"/>
                 <w:szCs w:val="20"/>
               </w:rPr>
-              <w:t xml:space="preserve"/>
+              <w:t xml:space="preserve">Total tokens evaluated</w:t>
             </w:r>
           </w:p>
         </w:tc>
@@ -2974,14 +5952,17 @@
             </w:tcMar>
           </w:tcPr>
           <w:p>
-            <w:r>
-              <w:rPr>
-                <w:b w:val="false"/>
-                <w:bCs w:val="false"/>
-                <w:sz w:val="20"/>
-                <w:szCs w:val="20"/>
-              </w:rPr>
-              <w:t xml:space="preserve"/>
+            <w:pPr>
+              <w:jc w:val="right"/>
+            </w:pPr>
+            <w:r>
+              <w:rPr>
+                <w:b w:val="false"/>
+                <w:bCs w:val="false"/>
+                <w:sz w:val="20"/>
+                <w:szCs w:val="20"/>
+              </w:rPr>
+              <w:t xml:space="preserve">2,451</w:t>
             </w:r>
           </w:p>
         </w:tc>
@@ -2996,14 +5977,17 @@
             </w:tcMar>
           </w:tcPr>
           <w:p>
-            <w:r>
-              <w:rPr>
-                <w:b w:val="false"/>
-                <w:bCs w:val="false"/>
-                <w:sz w:val="20"/>
-                <w:szCs w:val="20"/>
-              </w:rPr>
-              <w:t xml:space="preserve"/>
+            <w:pPr>
+              <w:jc w:val="right"/>
+            </w:pPr>
+            <w:r>
+              <w:rPr>
+                <w:b w:val="false"/>
+                <w:bCs w:val="false"/>
+                <w:sz w:val="20"/>
+                <w:szCs w:val="20"/>
+              </w:rPr>
+              <w:t xml:space="preserve">100.00%</w:t>
             </w:r>
           </w:p>
         </w:tc>
@@ -3027,7 +6011,7 @@
                 <w:sz w:val="20"/>
                 <w:szCs w:val="20"/>
               </w:rPr>
-              <w:t xml:space="preserve"/>
+              <w:t xml:space="preserve">In-vocabulary (seen) words</w:t>
             </w:r>
           </w:p>
         </w:tc>
@@ -3042,14 +6026,17 @@
             </w:tcMar>
           </w:tcPr>
           <w:p>
-            <w:r>
-              <w:rPr>
-                <w:b w:val="false"/>
-                <w:bCs w:val="false"/>
-                <w:sz w:val="20"/>
-                <w:szCs w:val="20"/>
-              </w:rPr>
-              <w:t xml:space="preserve"/>
+            <w:pPr>
+              <w:jc w:val="right"/>
+            </w:pPr>
+            <w:r>
+              <w:rPr>
+                <w:b w:val="false"/>
+                <w:bCs w:val="false"/>
+                <w:sz w:val="20"/>
+                <w:szCs w:val="20"/>
+              </w:rPr>
+              <w:t xml:space="preserve">2,115</w:t>
             </w:r>
           </w:p>
         </w:tc>
@@ -3064,14 +6051,17 @@
             </w:tcMar>
           </w:tcPr>
           <w:p>
-            <w:r>
-              <w:rPr>
-                <w:b w:val="false"/>
-                <w:bCs w:val="false"/>
-                <w:sz w:val="20"/>
-                <w:szCs w:val="20"/>
-              </w:rPr>
-              <w:t xml:space="preserve"/>
+            <w:pPr>
+              <w:jc w:val="right"/>
+            </w:pPr>
+            <w:r>
+              <w:rPr>
+                <w:b w:val="false"/>
+                <w:bCs w:val="false"/>
+                <w:sz w:val="20"/>
+                <w:szCs w:val="20"/>
+              </w:rPr>
+              <w:t xml:space="preserve">86.29%</w:t>
             </w:r>
           </w:p>
         </w:tc>
@@ -3095,7 +6085,7 @@
                 <w:sz w:val="20"/>
                 <w:szCs w:val="20"/>
               </w:rPr>
-              <w:t xml:space="preserve"/>
+              <w:t xml:space="preserve">Out-of-vocabulary (OOV) words</w:t>
             </w:r>
           </w:p>
         </w:tc>
@@ -3110,14 +6100,17 @@
             </w:tcMar>
           </w:tcPr>
           <w:p>
-            <w:r>
-              <w:rPr>
-                <w:b w:val="false"/>
-                <w:bCs w:val="false"/>
-                <w:sz w:val="20"/>
-                <w:szCs w:val="20"/>
-              </w:rPr>
-              <w:t xml:space="preserve"/>
+            <w:pPr>
+              <w:jc w:val="right"/>
+            </w:pPr>
+            <w:r>
+              <w:rPr>
+                <w:b w:val="false"/>
+                <w:bCs w:val="false"/>
+                <w:sz w:val="20"/>
+                <w:szCs w:val="20"/>
+              </w:rPr>
+              <w:t xml:space="preserve">336</w:t>
             </w:r>
           </w:p>
         </w:tc>
@@ -3132,14 +6125,17 @@
             </w:tcMar>
           </w:tcPr>
           <w:p>
-            <w:r>
-              <w:rPr>
-                <w:b w:val="false"/>
-                <w:bCs w:val="false"/>
-                <w:sz w:val="20"/>
-                <w:szCs w:val="20"/>
-              </w:rPr>
-              <w:t xml:space="preserve"/>
+            <w:pPr>
+              <w:jc w:val="right"/>
+            </w:pPr>
+            <w:r>
+              <w:rPr>
+                <w:b w:val="false"/>
+                <w:bCs w:val="false"/>
+                <w:sz w:val="20"/>
+                <w:szCs w:val="20"/>
+              </w:rPr>
+              <w:t xml:space="preserve">13.71%</w:t>
             </w:r>
           </w:p>
         </w:tc>
@@ -3163,7 +6159,7 @@
                 <w:sz w:val="20"/>
                 <w:szCs w:val="20"/>
               </w:rPr>
-              <w:t xml:space="preserve"/>
+              <w:t xml:space="preserve">Accuracy on seen words</w:t>
             </w:r>
           </w:p>
         </w:tc>
@@ -3178,14 +6174,17 @@
             </w:tcMar>
           </w:tcPr>
           <w:p>
-            <w:r>
-              <w:rPr>
-                <w:b w:val="false"/>
-                <w:bCs w:val="false"/>
-                <w:sz w:val="20"/>
-                <w:szCs w:val="20"/>
-              </w:rPr>
-              <w:t xml:space="preserve"/>
+            <w:pPr>
+              <w:jc w:val="right"/>
+            </w:pPr>
+            <w:r>
+              <w:rPr>
+                <w:b w:val="false"/>
+                <w:bCs w:val="false"/>
+                <w:sz w:val="20"/>
+                <w:szCs w:val="20"/>
+              </w:rPr>
+              <w:t xml:space="preserve">1785 / 2115</w:t>
             </w:r>
           </w:p>
         </w:tc>
@@ -3200,49 +6199,96 @@
             </w:tcMar>
           </w:tcPr>
           <w:p>
-            <w:r>
-              <w:rPr>
-                <w:b w:val="false"/>
-                <w:bCs w:val="false"/>
-                <w:sz w:val="20"/>
-                <w:szCs w:val="20"/>
-              </w:rPr>
-              <w:t xml:space="preserve"/>
+            <w:pPr>
+              <w:jc w:val="right"/>
+            </w:pPr>
+            <w:r>
+              <w:rPr>
+                <w:b w:val="false"/>
+                <w:bCs w:val="false"/>
+                <w:sz w:val="20"/>
+                <w:szCs w:val="20"/>
+              </w:rPr>
+              <w:t xml:space="preserve">84.40%</w:t>
+            </w:r>
+          </w:p>
+        </w:tc>
+      </w:tr>
+      <w:tr>
+        <w:tc>
+          <w:tcPr>
+            <w:tcW w:type="dxa" w:w="4000"/>
+            <w:tcMar>
+              <w:top w:type="dxa" w:w="60"/>
+              <w:left w:type="dxa" w:w="100"/>
+              <w:bottom w:type="dxa" w:w="60"/>
+              <w:right w:type="dxa" w:w="100"/>
+            </w:tcMar>
+          </w:tcPr>
+          <w:p>
+            <w:r>
+              <w:rPr>
+                <w:b w:val="false"/>
+                <w:bCs w:val="false"/>
+                <w:sz w:val="20"/>
+                <w:szCs w:val="20"/>
+              </w:rPr>
+              <w:t xml:space="preserve">Accuracy on OOV words</w:t>
+            </w:r>
+          </w:p>
+        </w:tc>
+        <w:tc>
+          <w:tcPr>
+            <w:tcW w:type="dxa" w:w="2200"/>
+            <w:tcMar>
+              <w:top w:type="dxa" w:w="60"/>
+              <w:left w:type="dxa" w:w="100"/>
+              <w:bottom w:type="dxa" w:w="60"/>
+              <w:right w:type="dxa" w:w="100"/>
+            </w:tcMar>
+          </w:tcPr>
+          <w:p>
+            <w:pPr>
+              <w:jc w:val="right"/>
+            </w:pPr>
+            <w:r>
+              <w:rPr>
+                <w:b w:val="false"/>
+                <w:bCs w:val="false"/>
+                <w:sz w:val="20"/>
+                <w:szCs w:val="20"/>
+              </w:rPr>
+              <w:t xml:space="preserve">262 / 336</w:t>
+            </w:r>
+          </w:p>
+        </w:tc>
+        <w:tc>
+          <w:tcPr>
+            <w:tcW w:type="dxa" w:w="2200"/>
+            <w:tcMar>
+              <w:top w:type="dxa" w:w="60"/>
+              <w:left w:type="dxa" w:w="100"/>
+              <w:bottom w:type="dxa" w:w="60"/>
+              <w:right w:type="dxa" w:w="100"/>
+            </w:tcMar>
+          </w:tcPr>
+          <w:p>
+            <w:pPr>
+              <w:jc w:val="right"/>
+            </w:pPr>
+            <w:r>
+              <w:rPr>
+                <w:b w:val="false"/>
+                <w:bCs w:val="false"/>
+                <w:sz w:val="20"/>
+                <w:szCs w:val="20"/>
+              </w:rPr>
+              <w:t xml:space="preserve">77.98%</w:t>
             </w:r>
           </w:p>
         </w:tc>
       </w:tr>
     </w:tbl>
-    <w:p>
-      <w:pPr>
-        <w:spacing w:after="120"/>
-      </w:pPr>
-      <w:r>
-        <w:rPr>
-          <w:sz w:val="22"/>
-          <w:szCs w:val="22"/>
-        </w:rPr>
-        <w:t xml:space="preserve"/>
-      </w:r>
-    </w:p>
-    <w:p>
-      <w:pPr>
-        <w:pStyle w:val="Heading1"/>
-        <w:spacing w:after="140" w:before="280"/>
-      </w:pPr>
-      <w:r>
-        <w:t xml:space="preserve">7. Error Analysis and Discussion</w:t>
-      </w:r>
-    </w:p>
-    <w:p>
-      <w:pPr>
-        <w:pStyle w:val="Heading2"/>
-        <w:spacing w:after="100" w:before="200"/>
-      </w:pPr>
-      <w:r>
-        <w:t xml:space="preserve">7.1 Domain Mismatch</w:t>
-      </w:r>
-    </w:p>
     <w:p>
       <w:pPr>
         <w:spacing w:after="160"/>
@@ -3255,7 +6301,7 @@
           <w:sz w:val="20"/>
           <w:szCs w:val="20"/>
         </w:rPr>
-        <w:t xml:space="preserve">[ Discuss training on 1989 WSJ vs modern Sri Lankan news ]</w:t>
+        <w:t xml:space="preserve">[ Note that OOV accuracy (77.98%) is only 6.42 points below seen-word accuracy, showing the unknown-word clues recovered most unseen words. Example OOV errors include Google and Programme (NNP tagged NN), and the British/Sri Lankan words 'whilst' and 'towards' ]</w:t>
       </w:r>
     </w:p>
     <w:p>
@@ -3272,11 +6318,20 @@
     </w:p>
     <w:p>
       <w:pPr>
+        <w:pStyle w:val="Heading1"/>
+        <w:spacing w:after="140" w:before="280"/>
+      </w:pPr>
+      <w:r>
+        <w:t xml:space="preserve">7. Error Analysis and Discussion</w:t>
+      </w:r>
+    </w:p>
+    <w:p>
+      <w:pPr>
         <w:pStyle w:val="Heading2"/>
         <w:spacing w:after="100" w:before="200"/>
       </w:pPr>
       <w:r>
-        <w:t xml:space="preserve">7.2 Unknown Words and Named Entities</w:t>
+        <w:t xml:space="preserve">7.1 Domain Mismatch</w:t>
       </w:r>
     </w:p>
     <w:p>
@@ -3291,7 +6346,7 @@
           <w:sz w:val="20"/>
           <w:szCs w:val="20"/>
         </w:rPr>
-        <w:t xml:space="preserve">[ Discuss how unseen words and names affected accuracy ]</w:t>
+        <w:t xml:space="preserve">[ Discuss training on 1989 US financial news (WSJ) versus modern Sri Lankan news, and how this links to the lowest accuracy on the local section ]</w:t>
       </w:r>
     </w:p>
     <w:p>
@@ -3312,7 +6367,7 @@
         <w:spacing w:after="100" w:before="200"/>
       </w:pPr>
       <w:r>
-        <w:t xml:space="preserve">7.3 Tokenization Effects</w:t>
+        <w:t xml:space="preserve">7.2 Unknown Words and Named Entities</w:t>
       </w:r>
     </w:p>
     <w:p>
@@ -3327,7 +6382,7 @@
           <w:sz w:val="20"/>
           <w:szCs w:val="20"/>
         </w:rPr>
-        <w:t xml:space="preserve">[ Discuss any tokenization-related errors ]</w:t>
+        <w:t xml:space="preserve">[ Discuss how unseen words and names affected accuracy: NNP recall of 0.665, 51 NNP-to-NN errors, examples such as Colombo, Google and Programme, and how the suffix/orthographic clues mitigated this (OOV accuracy 77.98%) ]</w:t>
       </w:r>
     </w:p>
     <w:p>
@@ -3348,7 +6403,7 @@
         <w:spacing w:after="100" w:before="200"/>
       </w:pPr>
       <w:r>
-        <w:t xml:space="preserve">7.4 Common Tag Confusions</w:t>
+        <w:t xml:space="preserve">7.3 Tokenization Effects</w:t>
       </w:r>
     </w:p>
     <w:p>
@@ -3363,7 +6418,7 @@
           <w:sz w:val="20"/>
           <w:szCs w:val="20"/>
         </w:rPr>
-        <w:t xml:space="preserve">[ Discuss the frequent confusions (e.g. NN/NNP, VBD/VBN) ]</w:t>
+        <w:t xml:space="preserve">[ Discuss tokenization-related errors, e.g. hyphenated words (rip-and-replace tagged NN instead of JJ) and possessives ]</w:t>
       </w:r>
     </w:p>
     <w:p>
@@ -3380,11 +6435,11 @@
     </w:p>
     <w:p>
       <w:pPr>
-        <w:pStyle w:val="Heading1"/>
-        <w:spacing w:after="140" w:before="280"/>
-      </w:pPr>
-      <w:r>
-        <w:t xml:space="preserve">8. Limitations</w:t>
+        <w:pStyle w:val="Heading2"/>
+        <w:spacing w:after="100" w:before="200"/>
+      </w:pPr>
+      <w:r>
+        <w:t xml:space="preserve">7.4 Common Tag Confusions</w:t>
       </w:r>
     </w:p>
     <w:p>
@@ -3399,7 +6454,7 @@
           <w:sz w:val="20"/>
           <w:szCs w:val="20"/>
         </w:rPr>
-        <w:t xml:space="preserve">[ Note limitations such as the small NLTK sample size and sparse statistics ]</w:t>
+        <w:t xml:space="preserve">[ Discuss the frequent confusions: NNP vs NN, and the verb-inflection confusions among VBD, VBN and VBG (VBG recall only 0.455), often mistaken for JJ or NN ]</w:t>
       </w:r>
     </w:p>
     <w:p>
@@ -3416,11 +6471,11 @@
     </w:p>
     <w:p>
       <w:pPr>
-        <w:pStyle w:val="Heading1"/>
-        <w:spacing w:after="140" w:before="280"/>
-      </w:pPr>
-      <w:r>
-        <w:t xml:space="preserve">9. Conclusion</w:t>
+        <w:pStyle w:val="Heading2"/>
+        <w:spacing w:after="100" w:before="200"/>
+      </w:pPr>
+      <w:r>
+        <w:t xml:space="preserve">7.5 Closed-Class vs Open-Class Performance</w:t>
       </w:r>
     </w:p>
     <w:p>
@@ -3435,7 +6490,79 @@
           <w:sz w:val="20"/>
           <w:szCs w:val="20"/>
         </w:rPr>
-        <w:t xml:space="preserve">[ Summarise what was built, the main results and key takeaways ]</w:t>
+        <w:t xml:space="preserve">[ Discuss why closed-class tags (CC, DT, PRP, MD) scored near-perfect while open-class tags (NNP, JJ, verbs) were weaker, in terms of vocabulary size and coverage ]</w:t>
+      </w:r>
+    </w:p>
+    <w:p>
+      <w:pPr>
+        <w:spacing w:after="120"/>
+      </w:pPr>
+      <w:r>
+        <w:rPr>
+          <w:sz w:val="22"/>
+          <w:szCs w:val="22"/>
+        </w:rPr>
+        <w:t xml:space="preserve"/>
+      </w:r>
+    </w:p>
+    <w:p>
+      <w:pPr>
+        <w:pStyle w:val="Heading1"/>
+        <w:spacing w:after="140" w:before="280"/>
+      </w:pPr>
+      <w:r>
+        <w:t xml:space="preserve">8. Limitations</w:t>
+      </w:r>
+    </w:p>
+    <w:p>
+      <w:pPr>
+        <w:spacing w:after="160"/>
+      </w:pPr>
+      <w:r>
+        <w:rPr>
+          <w:i/>
+          <w:iCs/>
+          <w:color w:val="7F7F7F"/>
+          <w:sz w:val="20"/>
+          <w:szCs w:val="20"/>
+        </w:rPr>
+        <w:t xml:space="preserve">[ Note limitations: the small NLTK Penn Treebank sample (~3,900 sentences) gives sparse statistics and a high OOV rate; the training domain differs from the test domain; evaluation is tagging accuracy only (no PARSEVAL); and the HMM is a relatively simple model ]</w:t>
+      </w:r>
+    </w:p>
+    <w:p>
+      <w:pPr>
+        <w:spacing w:after="120"/>
+      </w:pPr>
+      <w:r>
+        <w:rPr>
+          <w:sz w:val="22"/>
+          <w:szCs w:val="22"/>
+        </w:rPr>
+        <w:t xml:space="preserve"/>
+      </w:r>
+    </w:p>
+    <w:p>
+      <w:pPr>
+        <w:pStyle w:val="Heading1"/>
+        <w:spacing w:after="140" w:before="280"/>
+      </w:pPr>
+      <w:r>
+        <w:t xml:space="preserve">9. Conclusion</w:t>
+      </w:r>
+    </w:p>
+    <w:p>
+      <w:pPr>
+        <w:spacing w:after="160"/>
+      </w:pPr>
+      <w:r>
+        <w:rPr>
+          <w:i/>
+          <w:iCs/>
+          <w:color w:val="7F7F7F"/>
+          <w:sz w:val="20"/>
+          <w:szCs w:val="20"/>
+        </w:rPr>
+        <w:t xml:space="preserve">[ Summarise what was built (HMM tagger + PCFG parser), the main results (83.52% per-token accuracy, +3.63% over baseline), and the key takeaway that robust unknown-word handling was the dominant factor on out-of-domain text ]</w:t>
       </w:r>
     </w:p>
     <w:p>
